--- a/book/docx-por-capitulo/capitulo-03-configuracion-base.docx
+++ b/book/docx-por-capitulo/capitulo-03-configuracion-base.docx
@@ -7,6 +7,7 @@
         <w:pStyle w:val="Endure-ChapterTitle"/>
         <w:keepNext/>
         <w:spacing w:before="480" w:after="240"/>
+        <w:outlineLvl w:val="0"/>
       </w:pPr>
       <w:r>
         <w:rPr>
@@ -26,26 +27,37 @@
         <w:pStyle w:val="Endure-Subhead"/>
         <w:keepNext/>
         <w:spacing w:before="240" w:after="60"/>
+        <w:outlineLvl w:val="1"/>
       </w:pPr>
       <w:r>
+        <w:rPr>
+          <w:sz w:val="24"/>
+        </w:rPr>
         <w:t>Introducción</w:t>
       </w:r>
     </w:p>
     <w:p>
       <w:pPr>
         <w:pStyle w:val="Endure-FirstParagraphBodyText"/>
+        <w:spacing w:before="100" w:after="100"/>
       </w:pPr>
       <w:r>
+        <w:rPr>
+          <w:sz w:val="20"/>
+        </w:rPr>
         <w:t xml:space="preserve">Este capítulo configura el Jetson para trabajo completamente remoto y sin monitor: modo headless, acceso gráfico de alta calidad vía NoMachine y autenticación SSH para GitHub. Al final, el Jetson nunca más necesitará un monitor físico — todo se administra desde Windows vía </w:t>
       </w:r>
       <w:r>
         <w:rPr>
           <w:rFonts w:ascii="Courier New" w:hAnsi="Courier New"/>
-          <w:sz w:val="17"/>
+          <w:sz w:val="16"/>
         </w:rPr>
         <w:t>ssh jetson</w:t>
       </w:r>
       <w:r>
+        <w:rPr>
+          <w:sz w:val="20"/>
+        </w:rPr>
         <w:t xml:space="preserve"> o NoMachine.</w:t>
       </w:r>
     </w:p>
@@ -95,7 +107,7 @@
             <w:r>
               <w:rPr>
                 <w:rFonts w:ascii="Courier New" w:hAnsi="Courier New"/>
-                <w:sz w:val="17"/>
+                <w:sz w:val="16"/>
               </w:rPr>
               <w:t>mstsc</w:t>
             </w:r>
@@ -114,38 +126,50 @@
     <w:p>
       <w:pPr>
         <w:pStyle w:val="Endure-ChapterBodyText"/>
+        <w:spacing w:before="100" w:after="100"/>
       </w:pPr>
       <w:r>
         <w:rPr>
           <w:b/>
+          <w:sz w:val="20"/>
         </w:rPr>
         <w:t>Prerequisito:</w:t>
       </w:r>
       <w:r>
+        <w:rPr>
+          <w:sz w:val="20"/>
+        </w:rPr>
         <w:t xml:space="preserve"> Capítulo 1 completado — Ubuntu 24.04 instalado, SSH funcionando.</w:t>
       </w:r>
     </w:p>
     <w:p>
       <w:pPr>
         <w:pStyle w:val="Endure-ChapterBodyText"/>
+        <w:spacing w:before="100" w:after="100"/>
       </w:pPr>
       <w:r>
         <w:rPr>
           <w:b/>
+          <w:sz w:val="20"/>
         </w:rPr>
         <w:t>Tiempo estimado:</w:t>
       </w:r>
       <w:r>
+        <w:rPr>
+          <w:sz w:val="20"/>
+        </w:rPr>
         <w:t xml:space="preserve"> 25–35 minutos.</w:t>
       </w:r>
     </w:p>
     <w:p>
       <w:pPr>
         <w:pStyle w:val="Endure-ChapterBodyText"/>
+        <w:spacing w:before="100" w:after="100"/>
       </w:pPr>
       <w:r>
         <w:rPr>
           <w:b/>
+          <w:sz w:val="20"/>
         </w:rPr>
         <w:t>Al final de este capítulo tendrá:</w:t>
       </w:r>
@@ -153,110 +177,134 @@
     <w:p>
       <w:pPr>
         <w:pStyle w:val="Endure-ChapterBodyText"/>
-        <w:spacing w:before="20" w:after="20"/>
+        <w:spacing w:before="40" w:after="40"/>
         <w:ind w:left="360" w:hanging="216"/>
       </w:pPr>
       <w:r>
         <w:rPr>
-          <w:sz w:val="18"/>
+          <w:sz w:val="20"/>
         </w:rPr>
         <w:t xml:space="preserve">• </w:t>
       </w:r>
       <w:r>
+        <w:rPr>
+          <w:sz w:val="20"/>
+        </w:rPr>
         <w:t>Modo headless activo (arranque sin GUI local, ~1.5 GB RAM libre)</w:t>
       </w:r>
     </w:p>
     <w:p>
       <w:pPr>
         <w:pStyle w:val="Endure-ChapterBodyText"/>
-        <w:spacing w:before="20" w:after="20"/>
+        <w:spacing w:before="40" w:after="40"/>
         <w:ind w:left="360" w:hanging="216"/>
       </w:pPr>
       <w:r>
         <w:rPr>
-          <w:sz w:val="18"/>
+          <w:sz w:val="20"/>
         </w:rPr>
         <w:t xml:space="preserve">• </w:t>
       </w:r>
       <w:r>
+        <w:rPr>
+          <w:sz w:val="20"/>
+        </w:rPr>
         <w:t>Display virtual 1920×1080 para sesiones gráficas remotas</w:t>
       </w:r>
     </w:p>
     <w:p>
       <w:pPr>
         <w:pStyle w:val="Endure-ChapterBodyText"/>
-        <w:spacing w:before="20" w:after="20"/>
+        <w:spacing w:before="40" w:after="40"/>
         <w:ind w:left="360" w:hanging="216"/>
       </w:pPr>
       <w:r>
         <w:rPr>
-          <w:sz w:val="18"/>
+          <w:sz w:val="20"/>
         </w:rPr>
         <w:t xml:space="preserve">• </w:t>
       </w:r>
       <w:r>
+        <w:rPr>
+          <w:sz w:val="20"/>
+        </w:rPr>
         <w:t>Acceso gráfico completo vía NoMachine (puerto 4000, escritorio XFCE4)</w:t>
       </w:r>
     </w:p>
     <w:p>
       <w:pPr>
         <w:pStyle w:val="Endure-ChapterBodyText"/>
-        <w:spacing w:before="20" w:after="20"/>
+        <w:spacing w:before="40" w:after="40"/>
         <w:ind w:left="360" w:hanging="216"/>
       </w:pPr>
       <w:r>
         <w:rPr>
-          <w:sz w:val="18"/>
+          <w:sz w:val="20"/>
         </w:rPr>
         <w:t xml:space="preserve">• </w:t>
       </w:r>
       <w:r>
+        <w:rPr>
+          <w:sz w:val="20"/>
+        </w:rPr>
         <w:t>Clave SSH de GitHub configurada en el Jetson</w:t>
       </w:r>
     </w:p>
     <w:p>
       <w:pPr>
         <w:pStyle w:val="Endure-ChapterBodyText"/>
-        <w:spacing w:before="20" w:after="20"/>
+        <w:spacing w:before="40" w:after="40"/>
         <w:ind w:left="360" w:hanging="216"/>
       </w:pPr>
       <w:r>
         <w:rPr>
-          <w:sz w:val="18"/>
+          <w:sz w:val="20"/>
         </w:rPr>
         <w:t xml:space="preserve">• </w:t>
       </w:r>
       <w:r>
+        <w:rPr>
+          <w:sz w:val="20"/>
+        </w:rPr>
         <w:t>Variables de entorno críticas (</w:t>
       </w:r>
       <w:r>
         <w:rPr>
           <w:rFonts w:ascii="Courier New" w:hAnsi="Courier New"/>
-          <w:sz w:val="17"/>
+          <w:sz w:val="16"/>
         </w:rPr>
         <w:t>HF_TOKEN</w:t>
       </w:r>
       <w:r>
+        <w:rPr>
+          <w:sz w:val="20"/>
+        </w:rPr>
         <w:t xml:space="preserve">, </w:t>
       </w:r>
       <w:r>
         <w:rPr>
           <w:rFonts w:ascii="Courier New" w:hAnsi="Courier New"/>
-          <w:sz w:val="17"/>
+          <w:sz w:val="16"/>
         </w:rPr>
         <w:t>CUDA_HOME</w:t>
       </w:r>
       <w:r>
+        <w:rPr>
+          <w:sz w:val="20"/>
+        </w:rPr>
         <w:t xml:space="preserve">, </w:t>
       </w:r>
       <w:r>
         <w:rPr>
           <w:rFonts w:ascii="Courier New" w:hAnsi="Courier New"/>
-          <w:sz w:val="17"/>
+          <w:sz w:val="16"/>
         </w:rPr>
         <w:t>TORCH_CUDA_ARCH_LIST</w:t>
       </w:r>
       <w:r>
+        <w:rPr>
+          <w:sz w:val="20"/>
+        </w:rPr>
         <w:t>) disponibles para Docker y systemd</w:t>
       </w:r>
     </w:p>
@@ -270,36 +318,50 @@
         <w:pStyle w:val="Endure-Subhead"/>
         <w:keepNext/>
         <w:spacing w:before="240" w:after="60"/>
+        <w:outlineLvl w:val="1"/>
       </w:pPr>
       <w:r>
+        <w:rPr>
+          <w:sz w:val="24"/>
+        </w:rPr>
         <w:t>2.1 Modo Headless — Arranque sin Entorno Gráfico Local</w:t>
       </w:r>
     </w:p>
     <w:p>
       <w:pPr>
         <w:pStyle w:val="Endure-FirstParagraphBodyText"/>
+        <w:spacing w:before="100" w:after="100"/>
       </w:pPr>
       <w:r>
+        <w:rPr>
+          <w:sz w:val="20"/>
+        </w:rPr>
         <w:t xml:space="preserve">Por defecto, Ubuntu 24.04 arranca en </w:t>
       </w:r>
       <w:r>
         <w:rPr>
           <w:rFonts w:ascii="Courier New" w:hAnsi="Courier New"/>
-          <w:sz w:val="17"/>
+          <w:sz w:val="16"/>
         </w:rPr>
         <w:t>graphical.target</w:t>
       </w:r>
       <w:r>
+        <w:rPr>
+          <w:sz w:val="20"/>
+        </w:rPr>
         <w:t xml:space="preserve">, lo que inicia el servidor gráfico GDM3, el entorno de escritorio GNOME y Wayland. Esto consume aproximadamente 1.5–2 GB de RAM innecesariamente cuando el Jetson opera sin monitor físico. El modo headless elimina esa carga y arranca en </w:t>
       </w:r>
       <w:r>
         <w:rPr>
           <w:rFonts w:ascii="Courier New" w:hAnsi="Courier New"/>
-          <w:sz w:val="17"/>
+          <w:sz w:val="16"/>
         </w:rPr>
         <w:t>multi-user.target</w:t>
       </w:r>
       <w:r>
+        <w:rPr>
+          <w:sz w:val="20"/>
+        </w:rPr>
         <w:t xml:space="preserve"> (solo servicios de red y consola).</w:t>
       </w:r>
     </w:p>
@@ -349,7 +411,7 @@
             <w:r>
               <w:rPr>
                 <w:rFonts w:ascii="Courier New" w:hAnsi="Courier New"/>
-                <w:sz w:val="17"/>
+                <w:sz w:val="16"/>
               </w:rPr>
               <w:t>multi-user.target</w:t>
             </w:r>
@@ -370,10 +432,11 @@
         <w:pStyle w:val="Endure-Subhead"/>
         <w:keepNext/>
         <w:spacing w:before="160" w:after="60"/>
+        <w:outlineLvl w:val="2"/>
       </w:pPr>
       <w:r>
         <w:rPr>
-          <w:sz w:val="18"/>
+          <w:sz w:val="22"/>
         </w:rPr>
         <w:t>2.1.1 Deshabilitar Wayland y configurar GDM3</w:t>
       </w:r>
@@ -381,18 +444,25 @@
     <w:p>
       <w:pPr>
         <w:pStyle w:val="Endure-FirstParagraphBodyText"/>
+        <w:spacing w:before="100" w:after="100"/>
       </w:pPr>
       <w:r>
+        <w:rPr>
+          <w:sz w:val="20"/>
+        </w:rPr>
         <w:t xml:space="preserve">Ubuntu 24.04 usa Wayland por defecto, pero NoMachine necesita X11 para las sesiones gráficas remotas. Antes de pasar a </w:t>
       </w:r>
       <w:r>
         <w:rPr>
           <w:rFonts w:ascii="Courier New" w:hAnsi="Courier New"/>
-          <w:sz w:val="17"/>
+          <w:sz w:val="16"/>
         </w:rPr>
         <w:t>multi-user.target</w:t>
       </w:r>
       <w:r>
+        <w:rPr>
+          <w:sz w:val="20"/>
+        </w:rPr>
         <w:t xml:space="preserve"> completamente, configure GDM3 para que cuando lo inicie manualmente use X11:</w:t>
       </w:r>
     </w:p>
@@ -409,7 +479,7 @@
         <w:tc>
           <w:tcPr>
             <w:tcW w:type="dxa" w:w="8152"/>
-            <w:shd w:val="clear" w:color="auto" w:fill="F2F2F2"/>
+            <w:shd w:val="clear" w:color="auto" w:fill="EAEAEA"/>
             <w:tcBorders>
               <w:left w:val="thick" w:sz="24" w:color="1A5A6A"/>
             </w:tcBorders>
@@ -463,6 +533,7 @@
             <w:r>
               <w:rPr>
                 <w:rFonts w:ascii="Courier New" w:hAnsi="Courier New"/>
+                <w:i/>
                 <w:color w:val="555555"/>
                 <w:sz w:val="16"/>
               </w:rPr>
@@ -479,6 +550,7 @@
             <w:r>
               <w:rPr>
                 <w:rFonts w:ascii="Courier New" w:hAnsi="Courier New"/>
+                <w:i/>
                 <w:color w:val="555555"/>
                 <w:sz w:val="16"/>
               </w:rPr>
@@ -495,6 +567,7 @@
             <w:r>
               <w:rPr>
                 <w:rFonts w:ascii="Courier New" w:hAnsi="Courier New"/>
+                <w:i/>
                 <w:color w:val="555555"/>
                 <w:sz w:val="16"/>
               </w:rPr>
@@ -511,6 +584,7 @@
             <w:r>
               <w:rPr>
                 <w:rFonts w:ascii="Courier New" w:hAnsi="Courier New"/>
+                <w:i/>
                 <w:color w:val="555555"/>
                 <w:sz w:val="16"/>
               </w:rPr>
@@ -542,6 +616,7 @@
             <w:r>
               <w:rPr>
                 <w:rFonts w:ascii="Courier New" w:hAnsi="Courier New"/>
+                <w:i/>
                 <w:color w:val="555555"/>
                 <w:sz w:val="16"/>
               </w:rPr>
@@ -573,6 +648,7 @@
             <w:r>
               <w:rPr>
                 <w:rFonts w:ascii="Courier New" w:hAnsi="Courier New"/>
+                <w:i/>
                 <w:color w:val="555555"/>
                 <w:sz w:val="16"/>
               </w:rPr>
@@ -604,6 +680,7 @@
             <w:r>
               <w:rPr>
                 <w:rFonts w:ascii="Courier New" w:hAnsi="Courier New"/>
+                <w:i/>
                 <w:color w:val="555555"/>
                 <w:sz w:val="16"/>
               </w:rPr>
@@ -635,6 +712,7 @@
             <w:r>
               <w:rPr>
                 <w:rFonts w:ascii="Courier New" w:hAnsi="Courier New"/>
+                <w:i/>
                 <w:color w:val="555555"/>
                 <w:sz w:val="16"/>
               </w:rPr>
@@ -651,6 +729,7 @@
             <w:r>
               <w:rPr>
                 <w:rFonts w:ascii="Courier New" w:hAnsi="Courier New"/>
+                <w:i/>
                 <w:color w:val="555555"/>
                 <w:sz w:val="16"/>
               </w:rPr>
@@ -678,7 +757,7 @@
         <w:tc>
           <w:tcPr>
             <w:tcW w:type="dxa" w:w="8152"/>
-            <w:shd w:val="clear" w:color="auto" w:fill="F2F2F2"/>
+            <w:shd w:val="clear" w:color="auto" w:fill="EAEAEA"/>
             <w:tcBorders>
               <w:left w:val="thick" w:sz="24" w:color="1A5A6A"/>
             </w:tcBorders>
@@ -749,7 +828,7 @@
             <w:r>
               <w:rPr>
                 <w:rFonts w:ascii="Courier New" w:hAnsi="Courier New"/>
-                <w:color w:val="555555"/>
+                <w:color w:val="1A1A1A"/>
                 <w:sz w:val="16"/>
               </w:rPr>
               <w:t>QT_QPA_PLATFORM=xcb</w:t>
@@ -765,7 +844,7 @@
             <w:r>
               <w:rPr>
                 <w:rFonts w:ascii="Courier New" w:hAnsi="Courier New"/>
-                <w:color w:val="555555"/>
+                <w:color w:val="1A1A1A"/>
                 <w:sz w:val="16"/>
               </w:rPr>
               <w:t>GDK_BACKEND=x11</w:t>
@@ -781,7 +860,7 @@
             <w:r>
               <w:rPr>
                 <w:rFonts w:ascii="Courier New" w:hAnsi="Courier New"/>
-                <w:color w:val="555555"/>
+                <w:color w:val="1A1A1A"/>
                 <w:sz w:val="16"/>
               </w:rPr>
               <w:t>XDG_SESSION_TYPE=x11</w:t>
@@ -797,6 +876,7 @@
             <w:r>
               <w:rPr>
                 <w:rFonts w:ascii="Courier New" w:hAnsi="Courier New"/>
+                <w:i/>
                 <w:color w:val="555555"/>
                 <w:sz w:val="16"/>
               </w:rPr>
@@ -816,10 +896,11 @@
         <w:pStyle w:val="Endure-Subhead"/>
         <w:keepNext/>
         <w:spacing w:before="160" w:after="60"/>
+        <w:outlineLvl w:val="2"/>
       </w:pPr>
       <w:r>
         <w:rPr>
-          <w:sz w:val="18"/>
+          <w:sz w:val="22"/>
         </w:rPr>
         <w:t>2.1.2 Display virtual 1920×1080 (Xorg Dummy)</w:t>
       </w:r>
@@ -827,18 +908,25 @@
     <w:p>
       <w:pPr>
         <w:pStyle w:val="Endure-FirstParagraphBodyText"/>
+        <w:spacing w:before="100" w:after="100"/>
       </w:pPr>
       <w:r>
+        <w:rPr>
+          <w:sz w:val="20"/>
+        </w:rPr>
         <w:t xml:space="preserve">Sin monitor físico conectado, el framebuffer del Jetson se limita a 640×480. El driver </w:t>
       </w:r>
       <w:r>
         <w:rPr>
           <w:rFonts w:ascii="Courier New" w:hAnsi="Courier New"/>
-          <w:sz w:val="17"/>
+          <w:sz w:val="16"/>
         </w:rPr>
         <w:t>dummy</w:t>
       </w:r>
       <w:r>
+        <w:rPr>
+          <w:sz w:val="20"/>
+        </w:rPr>
         <w:t xml:space="preserve"> crea un display virtual de 1920×1080 en RAM que NoMachine puede usar para renderizar la sesión gráfica remota:</w:t>
       </w:r>
     </w:p>
@@ -855,7 +943,7 @@
         <w:tc>
           <w:tcPr>
             <w:tcW w:type="dxa" w:w="8152"/>
-            <w:shd w:val="clear" w:color="auto" w:fill="F2F2F2"/>
+            <w:shd w:val="clear" w:color="auto" w:fill="EAEAEA"/>
             <w:tcBorders>
               <w:left w:val="thick" w:sz="24" w:color="1A5A6A"/>
             </w:tcBorders>
@@ -973,6 +1061,7 @@
             <w:r>
               <w:rPr>
                 <w:rFonts w:ascii="Courier New" w:hAnsi="Courier New"/>
+                <w:i/>
                 <w:color w:val="555555"/>
                 <w:sz w:val="16"/>
               </w:rPr>
@@ -989,6 +1078,7 @@
             <w:r>
               <w:rPr>
                 <w:rFonts w:ascii="Courier New" w:hAnsi="Courier New"/>
+                <w:i/>
                 <w:color w:val="555555"/>
                 <w:sz w:val="16"/>
               </w:rPr>
@@ -1005,6 +1095,7 @@
             <w:r>
               <w:rPr>
                 <w:rFonts w:ascii="Courier New" w:hAnsi="Courier New"/>
+                <w:i/>
                 <w:color w:val="555555"/>
                 <w:sz w:val="16"/>
               </w:rPr>
@@ -1021,6 +1112,7 @@
             <w:r>
               <w:rPr>
                 <w:rFonts w:ascii="Courier New" w:hAnsi="Courier New"/>
+                <w:i/>
                 <w:color w:val="555555"/>
                 <w:sz w:val="16"/>
               </w:rPr>
@@ -1037,6 +1129,7 @@
             <w:r>
               <w:rPr>
                 <w:rFonts w:ascii="Courier New" w:hAnsi="Courier New"/>
+                <w:i/>
                 <w:color w:val="555555"/>
                 <w:sz w:val="16"/>
               </w:rPr>
@@ -1053,6 +1146,7 @@
             <w:r>
               <w:rPr>
                 <w:rFonts w:ascii="Courier New" w:hAnsi="Courier New"/>
+                <w:i/>
                 <w:color w:val="555555"/>
                 <w:sz w:val="16"/>
               </w:rPr>
@@ -1084,6 +1178,7 @@
             <w:r>
               <w:rPr>
                 <w:rFonts w:ascii="Courier New" w:hAnsi="Courier New"/>
+                <w:i/>
                 <w:color w:val="555555"/>
                 <w:sz w:val="16"/>
               </w:rPr>
@@ -1100,6 +1195,7 @@
             <w:r>
               <w:rPr>
                 <w:rFonts w:ascii="Courier New" w:hAnsi="Courier New"/>
+                <w:i/>
                 <w:color w:val="555555"/>
                 <w:sz w:val="16"/>
               </w:rPr>
@@ -1116,6 +1212,7 @@
             <w:r>
               <w:rPr>
                 <w:rFonts w:ascii="Courier New" w:hAnsi="Courier New"/>
+                <w:i/>
                 <w:color w:val="555555"/>
                 <w:sz w:val="16"/>
               </w:rPr>
@@ -1132,6 +1229,7 @@
             <w:r>
               <w:rPr>
                 <w:rFonts w:ascii="Courier New" w:hAnsi="Courier New"/>
+                <w:i/>
                 <w:color w:val="555555"/>
                 <w:sz w:val="16"/>
               </w:rPr>
@@ -1148,6 +1246,7 @@
             <w:r>
               <w:rPr>
                 <w:rFonts w:ascii="Courier New" w:hAnsi="Courier New"/>
+                <w:i/>
                 <w:color w:val="555555"/>
                 <w:sz w:val="16"/>
               </w:rPr>
@@ -1164,6 +1263,7 @@
             <w:r>
               <w:rPr>
                 <w:rFonts w:ascii="Courier New" w:hAnsi="Courier New"/>
+                <w:i/>
                 <w:color w:val="555555"/>
                 <w:sz w:val="16"/>
               </w:rPr>
@@ -1195,6 +1295,7 @@
             <w:r>
               <w:rPr>
                 <w:rFonts w:ascii="Courier New" w:hAnsi="Courier New"/>
+                <w:i/>
                 <w:color w:val="555555"/>
                 <w:sz w:val="16"/>
               </w:rPr>
@@ -1211,6 +1312,7 @@
             <w:r>
               <w:rPr>
                 <w:rFonts w:ascii="Courier New" w:hAnsi="Courier New"/>
+                <w:i/>
                 <w:color w:val="555555"/>
                 <w:sz w:val="16"/>
               </w:rPr>
@@ -1227,6 +1329,7 @@
             <w:r>
               <w:rPr>
                 <w:rFonts w:ascii="Courier New" w:hAnsi="Courier New"/>
+                <w:i/>
                 <w:color w:val="555555"/>
                 <w:sz w:val="16"/>
               </w:rPr>
@@ -1243,6 +1346,7 @@
             <w:r>
               <w:rPr>
                 <w:rFonts w:ascii="Courier New" w:hAnsi="Courier New"/>
+                <w:i/>
                 <w:color w:val="555555"/>
                 <w:sz w:val="16"/>
               </w:rPr>
@@ -1259,6 +1363,7 @@
             <w:r>
               <w:rPr>
                 <w:rFonts w:ascii="Courier New" w:hAnsi="Courier New"/>
+                <w:i/>
                 <w:color w:val="555555"/>
                 <w:sz w:val="16"/>
               </w:rPr>
@@ -1275,6 +1380,7 @@
             <w:r>
               <w:rPr>
                 <w:rFonts w:ascii="Courier New" w:hAnsi="Courier New"/>
+                <w:i/>
                 <w:color w:val="555555"/>
                 <w:sz w:val="16"/>
               </w:rPr>
@@ -1291,6 +1397,7 @@
             <w:r>
               <w:rPr>
                 <w:rFonts w:ascii="Courier New" w:hAnsi="Courier New"/>
+                <w:i/>
                 <w:color w:val="555555"/>
                 <w:sz w:val="16"/>
               </w:rPr>
@@ -1307,6 +1414,7 @@
             <w:r>
               <w:rPr>
                 <w:rFonts w:ascii="Courier New" w:hAnsi="Courier New"/>
+                <w:i/>
                 <w:color w:val="555555"/>
                 <w:sz w:val="16"/>
               </w:rPr>
@@ -1323,6 +1431,7 @@
             <w:r>
               <w:rPr>
                 <w:rFonts w:ascii="Courier New" w:hAnsi="Courier New"/>
+                <w:i/>
                 <w:color w:val="555555"/>
                 <w:sz w:val="16"/>
               </w:rPr>
@@ -1339,6 +1448,7 @@
             <w:r>
               <w:rPr>
                 <w:rFonts w:ascii="Courier New" w:hAnsi="Courier New"/>
+                <w:i/>
                 <w:color w:val="555555"/>
                 <w:sz w:val="16"/>
               </w:rPr>
@@ -1355,6 +1465,7 @@
             <w:r>
               <w:rPr>
                 <w:rFonts w:ascii="Courier New" w:hAnsi="Courier New"/>
+                <w:i/>
                 <w:color w:val="555555"/>
                 <w:sz w:val="16"/>
               </w:rPr>
@@ -1374,10 +1485,11 @@
         <w:pStyle w:val="Endure-Subhead"/>
         <w:keepNext/>
         <w:spacing w:before="160" w:after="60"/>
+        <w:outlineLvl w:val="2"/>
       </w:pPr>
       <w:r>
         <w:rPr>
-          <w:sz w:val="18"/>
+          <w:sz w:val="22"/>
         </w:rPr>
         <w:t>2.1.3 Establecer multi-user.target como target de arranque</w:t>
       </w:r>
@@ -1395,7 +1507,7 @@
         <w:tc>
           <w:tcPr>
             <w:tcW w:type="dxa" w:w="8152"/>
-            <w:shd w:val="clear" w:color="auto" w:fill="F2F2F2"/>
+            <w:shd w:val="clear" w:color="auto" w:fill="EAEAEA"/>
             <w:tcBorders>
               <w:left w:val="thick" w:sz="24" w:color="1A5A6A"/>
             </w:tcBorders>
@@ -1460,7 +1572,7 @@
         <w:tc>
           <w:tcPr>
             <w:tcW w:type="dxa" w:w="8152"/>
-            <w:shd w:val="clear" w:color="auto" w:fill="F2F2F2"/>
+            <w:shd w:val="clear" w:color="auto" w:fill="EAEAEA"/>
             <w:tcBorders>
               <w:left w:val="thick" w:sz="24" w:color="1A5A6A"/>
             </w:tcBorders>
@@ -1498,6 +1610,7 @@
             <w:r>
               <w:rPr>
                 <w:rFonts w:ascii="Courier New" w:hAnsi="Courier New"/>
+                <w:i/>
                 <w:color w:val="555555"/>
                 <w:sz w:val="16"/>
               </w:rPr>
@@ -1525,7 +1638,7 @@
         <w:tc>
           <w:tcPr>
             <w:tcW w:type="dxa" w:w="8152"/>
-            <w:shd w:val="clear" w:color="auto" w:fill="F2F2F2"/>
+            <w:shd w:val="clear" w:color="auto" w:fill="EAEAEA"/>
             <w:tcBorders>
               <w:left w:val="thick" w:sz="24" w:color="1A5A6A"/>
             </w:tcBorders>
@@ -1580,8 +1693,12 @@
     <w:p>
       <w:pPr>
         <w:pStyle w:val="Endure-ChapterBodyText"/>
+        <w:spacing w:before="100" w:after="100"/>
       </w:pPr>
       <w:r>
+        <w:rPr>
+          <w:sz w:val="20"/>
+        </w:rPr>
         <w:t>Espere 30 segundos y verifique desde Windows:</w:t>
       </w:r>
     </w:p>
@@ -1598,7 +1715,7 @@
         <w:tc>
           <w:tcPr>
             <w:tcW w:type="dxa" w:w="8152"/>
-            <w:shd w:val="clear" w:color="auto" w:fill="F2F2F2"/>
+            <w:shd w:val="clear" w:color="auto" w:fill="EAEAEA"/>
             <w:tcBorders>
               <w:left w:val="thick" w:sz="24" w:color="1A5A6A"/>
             </w:tcBorders>
@@ -1619,7 +1736,8 @@
             <w:r>
               <w:rPr>
                 <w:rFonts w:ascii="Courier New" w:hAnsi="Courier New"/>
-                <w:color w:val="1A1A1A"/>
+                <w:i/>
+                <w:color w:val="888888"/>
                 <w:sz w:val="16"/>
               </w:rPr>
               <w:t># En Windows PowerShell</w:t>
@@ -1678,7 +1796,7 @@
         <w:tc>
           <w:tcPr>
             <w:tcW w:type="dxa" w:w="8152"/>
-            <w:shd w:val="clear" w:color="auto" w:fill="F2F2F2"/>
+            <w:shd w:val="clear" w:color="auto" w:fill="EAEAEA"/>
             <w:tcBorders>
               <w:left w:val="thick" w:sz="24" w:color="1A5A6A"/>
             </w:tcBorders>
@@ -1743,7 +1861,7 @@
         <w:tc>
           <w:tcPr>
             <w:tcW w:type="dxa" w:w="8152"/>
-            <w:shd w:val="clear" w:color="auto" w:fill="F2F2F2"/>
+            <w:shd w:val="clear" w:color="auto" w:fill="EAEAEA"/>
             <w:tcBorders>
               <w:left w:val="thick" w:sz="24" w:color="1A5A6A"/>
             </w:tcBorders>
@@ -1781,6 +1899,7 @@
             <w:r>
               <w:rPr>
                 <w:rFonts w:ascii="Courier New" w:hAnsi="Courier New"/>
+                <w:i/>
                 <w:color w:val="555555"/>
                 <w:sz w:val="16"/>
               </w:rPr>
@@ -1800,8 +1919,12 @@
         <w:pStyle w:val="Endure-Subhead"/>
         <w:keepNext/>
         <w:spacing w:before="240" w:after="60"/>
+        <w:outlineLvl w:val="1"/>
       </w:pPr>
       <w:r>
+        <w:rPr>
+          <w:sz w:val="24"/>
+        </w:rPr>
         <w:t>2.2 Acceso Remoto — Resumen de Opciones</w:t>
       </w:r>
     </w:p>
@@ -1818,20 +1941,38 @@
         <w:gridCol w:w="2038"/>
       </w:tblGrid>
       <w:tr>
+        <w:trPr>
+          <w:trHeight w:val="453" w:hRule="atLeast"/>
+          <w:tblHeader/>
+        </w:trPr>
         <w:tc>
           <w:tcPr>
             <w:tcW w:type="dxa" w:w="2038"/>
             <w:shd w:val="clear" w:color="auto" w:fill="1A5A6A"/>
+            <w:tcBorders>
+              <w:top w:val="single" w:sz="12" w:color="FFFFFF"/>
+              <w:left w:val="single" w:sz="12" w:color="FFFFFF"/>
+              <w:bottom w:val="single" w:sz="12" w:color="FFFFFF"/>
+              <w:right w:val="single" w:sz="12" w:color="FFFFFF"/>
+            </w:tcBorders>
+            <w:vAlign w:val="center"/>
+            <w:tcMar>
+              <w:top w:w="60" w:type="dxa"/>
+              <w:left w:w="120" w:type="dxa"/>
+              <w:bottom w:w="60" w:type="dxa"/>
+              <w:right w:w="80" w:type="dxa"/>
+            </w:tcMar>
           </w:tcPr>
           <w:p>
             <w:pPr>
+              <w:spacing w:before="0" w:after="0"/>
               <w:jc w:val="center"/>
             </w:pPr>
             <w:r>
               <w:rPr>
                 <w:b/>
                 <w:color w:val="FFFFFF"/>
-                <w:sz w:val="17"/>
+                <w:sz w:val="16"/>
               </w:rPr>
               <w:t>Método</w:t>
             </w:r>
@@ -1841,16 +1982,30 @@
           <w:tcPr>
             <w:tcW w:type="dxa" w:w="2038"/>
             <w:shd w:val="clear" w:color="auto" w:fill="1A5A6A"/>
+            <w:tcBorders>
+              <w:top w:val="single" w:sz="12" w:color="FFFFFF"/>
+              <w:left w:val="single" w:sz="12" w:color="FFFFFF"/>
+              <w:bottom w:val="single" w:sz="12" w:color="FFFFFF"/>
+              <w:right w:val="single" w:sz="12" w:color="FFFFFF"/>
+            </w:tcBorders>
+            <w:vAlign w:val="center"/>
+            <w:tcMar>
+              <w:top w:w="60" w:type="dxa"/>
+              <w:left w:w="120" w:type="dxa"/>
+              <w:bottom w:w="60" w:type="dxa"/>
+              <w:right w:w="80" w:type="dxa"/>
+            </w:tcMar>
           </w:tcPr>
           <w:p>
             <w:pPr>
+              <w:spacing w:before="0" w:after="0"/>
               <w:jc w:val="center"/>
             </w:pPr>
             <w:r>
               <w:rPr>
                 <w:b/>
                 <w:color w:val="FFFFFF"/>
-                <w:sz w:val="17"/>
+                <w:sz w:val="16"/>
               </w:rPr>
               <w:t>Puerto</w:t>
             </w:r>
@@ -1860,16 +2015,30 @@
           <w:tcPr>
             <w:tcW w:type="dxa" w:w="2038"/>
             <w:shd w:val="clear" w:color="auto" w:fill="1A5A6A"/>
+            <w:tcBorders>
+              <w:top w:val="single" w:sz="12" w:color="FFFFFF"/>
+              <w:left w:val="single" w:sz="12" w:color="FFFFFF"/>
+              <w:bottom w:val="single" w:sz="12" w:color="FFFFFF"/>
+              <w:right w:val="single" w:sz="12" w:color="FFFFFF"/>
+            </w:tcBorders>
+            <w:vAlign w:val="center"/>
+            <w:tcMar>
+              <w:top w:w="60" w:type="dxa"/>
+              <w:left w:w="120" w:type="dxa"/>
+              <w:bottom w:w="60" w:type="dxa"/>
+              <w:right w:w="80" w:type="dxa"/>
+            </w:tcMar>
           </w:tcPr>
           <w:p>
             <w:pPr>
+              <w:spacing w:before="0" w:after="0"/>
               <w:jc w:val="center"/>
             </w:pPr>
             <w:r>
               <w:rPr>
                 <w:b/>
                 <w:color w:val="FFFFFF"/>
-                <w:sz w:val="17"/>
+                <w:sz w:val="16"/>
               </w:rPr>
               <w:t>Cliente en Windows</w:t>
             </w:r>
@@ -1879,16 +2048,30 @@
           <w:tcPr>
             <w:tcW w:type="dxa" w:w="2038"/>
             <w:shd w:val="clear" w:color="auto" w:fill="1A5A6A"/>
+            <w:tcBorders>
+              <w:top w:val="single" w:sz="12" w:color="FFFFFF"/>
+              <w:left w:val="single" w:sz="12" w:color="FFFFFF"/>
+              <w:bottom w:val="single" w:sz="12" w:color="FFFFFF"/>
+              <w:right w:val="single" w:sz="12" w:color="FFFFFF"/>
+            </w:tcBorders>
+            <w:vAlign w:val="center"/>
+            <w:tcMar>
+              <w:top w:w="60" w:type="dxa"/>
+              <w:left w:w="120" w:type="dxa"/>
+              <w:bottom w:w="60" w:type="dxa"/>
+              <w:right w:w="80" w:type="dxa"/>
+            </w:tcMar>
           </w:tcPr>
           <w:p>
             <w:pPr>
+              <w:spacing w:before="0" w:after="0"/>
               <w:jc w:val="center"/>
             </w:pPr>
             <w:r>
               <w:rPr>
                 <w:b/>
                 <w:color w:val="FFFFFF"/>
-                <w:sz w:val="17"/>
+                <w:sz w:val="16"/>
               </w:rPr>
               <w:t>Veredicto</w:t>
             </w:r>
@@ -1896,15 +2079,35 @@
         </w:tc>
       </w:tr>
       <w:tr>
+        <w:trPr>
+          <w:trHeight w:val="283" w:hRule="atLeast"/>
+        </w:trPr>
         <w:tc>
           <w:tcPr>
             <w:tcW w:type="dxa" w:w="2038"/>
-            <w:shd w:val="clear" w:color="auto" w:fill="F8F8F8"/>
+            <w:shd w:val="clear" w:color="auto" w:fill="EAEAEA"/>
+            <w:tcBorders>
+              <w:top w:val="single" w:sz="12" w:color="FFFFFF"/>
+              <w:left w:val="single" w:sz="12" w:color="FFFFFF"/>
+              <w:bottom w:val="single" w:sz="12" w:color="FFFFFF"/>
+              <w:right w:val="single" w:sz="12" w:color="FFFFFF"/>
+            </w:tcBorders>
+            <w:vAlign w:val="center"/>
+            <w:tcMar>
+              <w:top w:w="40" w:type="dxa"/>
+              <w:left w:w="120" w:type="dxa"/>
+              <w:bottom w:w="40" w:type="dxa"/>
+              <w:right w:w="80" w:type="dxa"/>
+            </w:tcMar>
           </w:tcPr>
           <w:p>
-            <w:r>
-              <w:rPr>
-                <w:sz w:val="17"/>
+            <w:pPr>
+              <w:spacing w:before="0" w:after="0"/>
+              <w:jc w:val="center"/>
+            </w:pPr>
+            <w:r>
+              <w:rPr>
+                <w:sz w:val="16"/>
               </w:rPr>
               <w:t>SSH</w:t>
             </w:r>
@@ -1913,12 +2116,29 @@
         <w:tc>
           <w:tcPr>
             <w:tcW w:type="dxa" w:w="2038"/>
-            <w:shd w:val="clear" w:color="auto" w:fill="F8F8F8"/>
+            <w:shd w:val="clear" w:color="auto" w:fill="EAEAEA"/>
+            <w:tcBorders>
+              <w:top w:val="single" w:sz="12" w:color="FFFFFF"/>
+              <w:left w:val="single" w:sz="12" w:color="FFFFFF"/>
+              <w:bottom w:val="single" w:sz="12" w:color="FFFFFF"/>
+              <w:right w:val="single" w:sz="12" w:color="FFFFFF"/>
+            </w:tcBorders>
+            <w:vAlign w:val="center"/>
+            <w:tcMar>
+              <w:top w:w="40" w:type="dxa"/>
+              <w:left w:w="120" w:type="dxa"/>
+              <w:bottom w:w="40" w:type="dxa"/>
+              <w:right w:w="80" w:type="dxa"/>
+            </w:tcMar>
           </w:tcPr>
           <w:p>
-            <w:r>
-              <w:rPr>
-                <w:sz w:val="17"/>
+            <w:pPr>
+              <w:spacing w:before="0" w:after="0"/>
+              <w:jc w:val="center"/>
+            </w:pPr>
+            <w:r>
+              <w:rPr>
+                <w:sz w:val="16"/>
               </w:rPr>
               <w:t>22</w:t>
             </w:r>
@@ -1927,12 +2147,29 @@
         <w:tc>
           <w:tcPr>
             <w:tcW w:type="dxa" w:w="2038"/>
-            <w:shd w:val="clear" w:color="auto" w:fill="F8F8F8"/>
+            <w:shd w:val="clear" w:color="auto" w:fill="EAEAEA"/>
+            <w:tcBorders>
+              <w:top w:val="single" w:sz="12" w:color="FFFFFF"/>
+              <w:left w:val="single" w:sz="12" w:color="FFFFFF"/>
+              <w:bottom w:val="single" w:sz="12" w:color="FFFFFF"/>
+              <w:right w:val="single" w:sz="12" w:color="FFFFFF"/>
+            </w:tcBorders>
+            <w:vAlign w:val="center"/>
+            <w:tcMar>
+              <w:top w:w="40" w:type="dxa"/>
+              <w:left w:w="120" w:type="dxa"/>
+              <w:bottom w:w="40" w:type="dxa"/>
+              <w:right w:w="80" w:type="dxa"/>
+            </w:tcMar>
           </w:tcPr>
           <w:p>
-            <w:r>
-              <w:rPr>
-                <w:sz w:val="17"/>
+            <w:pPr>
+              <w:spacing w:before="0" w:after="0"/>
+              <w:jc w:val="center"/>
+            </w:pPr>
+            <w:r>
+              <w:rPr>
+                <w:sz w:val="16"/>
               </w:rPr>
               <w:t>PowerShell / Terminal</w:t>
             </w:r>
@@ -1941,12 +2178,29 @@
         <w:tc>
           <w:tcPr>
             <w:tcW w:type="dxa" w:w="2038"/>
-            <w:shd w:val="clear" w:color="auto" w:fill="F8F8F8"/>
+            <w:shd w:val="clear" w:color="auto" w:fill="EAEAEA"/>
+            <w:tcBorders>
+              <w:top w:val="single" w:sz="12" w:color="FFFFFF"/>
+              <w:left w:val="single" w:sz="12" w:color="FFFFFF"/>
+              <w:bottom w:val="single" w:sz="12" w:color="FFFFFF"/>
+              <w:right w:val="single" w:sz="12" w:color="FFFFFF"/>
+            </w:tcBorders>
+            <w:vAlign w:val="center"/>
+            <w:tcMar>
+              <w:top w:w="40" w:type="dxa"/>
+              <w:left w:w="120" w:type="dxa"/>
+              <w:bottom w:w="40" w:type="dxa"/>
+              <w:right w:w="80" w:type="dxa"/>
+            </w:tcMar>
           </w:tcPr>
           <w:p>
-            <w:r>
-              <w:rPr>
-                <w:sz w:val="17"/>
+            <w:pPr>
+              <w:spacing w:before="0" w:after="0"/>
+              <w:jc w:val="both"/>
+            </w:pPr>
+            <w:r>
+              <w:rPr>
+                <w:sz w:val="16"/>
               </w:rPr>
               <w:t>[OK] Para comandos y transferencia de archivos</w:t>
             </w:r>
@@ -1954,15 +2208,35 @@
         </w:tc>
       </w:tr>
       <w:tr>
+        <w:trPr>
+          <w:trHeight w:val="283" w:hRule="atLeast"/>
+        </w:trPr>
         <w:tc>
           <w:tcPr>
             <w:tcW w:type="dxa" w:w="2038"/>
-            <w:shd w:val="clear" w:color="auto" w:fill="FFFFFF"/>
+            <w:shd w:val="clear" w:color="auto" w:fill="EAEAEA"/>
+            <w:tcBorders>
+              <w:top w:val="single" w:sz="12" w:color="FFFFFF"/>
+              <w:left w:val="single" w:sz="12" w:color="FFFFFF"/>
+              <w:bottom w:val="single" w:sz="12" w:color="FFFFFF"/>
+              <w:right w:val="single" w:sz="12" w:color="FFFFFF"/>
+            </w:tcBorders>
+            <w:vAlign w:val="center"/>
+            <w:tcMar>
+              <w:top w:w="40" w:type="dxa"/>
+              <w:left w:w="120" w:type="dxa"/>
+              <w:bottom w:w="40" w:type="dxa"/>
+              <w:right w:w="80" w:type="dxa"/>
+            </w:tcMar>
           </w:tcPr>
           <w:p>
-            <w:r>
-              <w:rPr>
-                <w:sz w:val="17"/>
+            <w:pPr>
+              <w:spacing w:before="0" w:after="0"/>
+              <w:jc w:val="center"/>
+            </w:pPr>
+            <w:r>
+              <w:rPr>
+                <w:sz w:val="16"/>
               </w:rPr>
               <w:t>NoMachine</w:t>
             </w:r>
@@ -1971,12 +2245,29 @@
         <w:tc>
           <w:tcPr>
             <w:tcW w:type="dxa" w:w="2038"/>
-            <w:shd w:val="clear" w:color="auto" w:fill="FFFFFF"/>
+            <w:shd w:val="clear" w:color="auto" w:fill="EAEAEA"/>
+            <w:tcBorders>
+              <w:top w:val="single" w:sz="12" w:color="FFFFFF"/>
+              <w:left w:val="single" w:sz="12" w:color="FFFFFF"/>
+              <w:bottom w:val="single" w:sz="12" w:color="FFFFFF"/>
+              <w:right w:val="single" w:sz="12" w:color="FFFFFF"/>
+            </w:tcBorders>
+            <w:vAlign w:val="center"/>
+            <w:tcMar>
+              <w:top w:w="40" w:type="dxa"/>
+              <w:left w:w="120" w:type="dxa"/>
+              <w:bottom w:w="40" w:type="dxa"/>
+              <w:right w:w="80" w:type="dxa"/>
+            </w:tcMar>
           </w:tcPr>
           <w:p>
-            <w:r>
-              <w:rPr>
-                <w:sz w:val="17"/>
+            <w:pPr>
+              <w:spacing w:before="0" w:after="0"/>
+              <w:jc w:val="center"/>
+            </w:pPr>
+            <w:r>
+              <w:rPr>
+                <w:sz w:val="16"/>
               </w:rPr>
               <w:t>4000</w:t>
             </w:r>
@@ -1985,12 +2276,29 @@
         <w:tc>
           <w:tcPr>
             <w:tcW w:type="dxa" w:w="2038"/>
-            <w:shd w:val="clear" w:color="auto" w:fill="FFFFFF"/>
+            <w:shd w:val="clear" w:color="auto" w:fill="EAEAEA"/>
+            <w:tcBorders>
+              <w:top w:val="single" w:sz="12" w:color="FFFFFF"/>
+              <w:left w:val="single" w:sz="12" w:color="FFFFFF"/>
+              <w:bottom w:val="single" w:sz="12" w:color="FFFFFF"/>
+              <w:right w:val="single" w:sz="12" w:color="FFFFFF"/>
+            </w:tcBorders>
+            <w:vAlign w:val="center"/>
+            <w:tcMar>
+              <w:top w:w="40" w:type="dxa"/>
+              <w:left w:w="120" w:type="dxa"/>
+              <w:bottom w:w="40" w:type="dxa"/>
+              <w:right w:w="80" w:type="dxa"/>
+            </w:tcMar>
           </w:tcPr>
           <w:p>
-            <w:r>
-              <w:rPr>
-                <w:sz w:val="17"/>
+            <w:pPr>
+              <w:spacing w:before="0" w:after="0"/>
+              <w:jc w:val="center"/>
+            </w:pPr>
+            <w:r>
+              <w:rPr>
+                <w:sz w:val="16"/>
               </w:rPr>
               <w:t>NoMachine Client (gratuito)</w:t>
             </w:r>
@@ -1999,12 +2307,29 @@
         <w:tc>
           <w:tcPr>
             <w:tcW w:type="dxa" w:w="2038"/>
-            <w:shd w:val="clear" w:color="auto" w:fill="FFFFFF"/>
+            <w:shd w:val="clear" w:color="auto" w:fill="EAEAEA"/>
+            <w:tcBorders>
+              <w:top w:val="single" w:sz="12" w:color="FFFFFF"/>
+              <w:left w:val="single" w:sz="12" w:color="FFFFFF"/>
+              <w:bottom w:val="single" w:sz="12" w:color="FFFFFF"/>
+              <w:right w:val="single" w:sz="12" w:color="FFFFFF"/>
+            </w:tcBorders>
+            <w:vAlign w:val="center"/>
+            <w:tcMar>
+              <w:top w:w="40" w:type="dxa"/>
+              <w:left w:w="120" w:type="dxa"/>
+              <w:bottom w:w="40" w:type="dxa"/>
+              <w:right w:w="80" w:type="dxa"/>
+            </w:tcMar>
           </w:tcPr>
           <w:p>
-            <w:r>
-              <w:rPr>
-                <w:sz w:val="17"/>
+            <w:pPr>
+              <w:spacing w:before="0" w:after="0"/>
+              <w:jc w:val="both"/>
+            </w:pPr>
+            <w:r>
+              <w:rPr>
+                <w:sz w:val="16"/>
               </w:rPr>
               <w:t>[OK] Recomendado para escritorio gráfico</w:t>
             </w:r>
@@ -2012,15 +2337,35 @@
         </w:tc>
       </w:tr>
       <w:tr>
+        <w:trPr>
+          <w:trHeight w:val="283" w:hRule="atLeast"/>
+        </w:trPr>
         <w:tc>
           <w:tcPr>
             <w:tcW w:type="dxa" w:w="2038"/>
-            <w:shd w:val="clear" w:color="auto" w:fill="F8F8F8"/>
+            <w:shd w:val="clear" w:color="auto" w:fill="EAEAEA"/>
+            <w:tcBorders>
+              <w:top w:val="single" w:sz="12" w:color="FFFFFF"/>
+              <w:left w:val="single" w:sz="12" w:color="FFFFFF"/>
+              <w:bottom w:val="single" w:sz="12" w:color="FFFFFF"/>
+              <w:right w:val="single" w:sz="12" w:color="FFFFFF"/>
+            </w:tcBorders>
+            <w:vAlign w:val="center"/>
+            <w:tcMar>
+              <w:top w:w="40" w:type="dxa"/>
+              <w:left w:w="120" w:type="dxa"/>
+              <w:bottom w:w="40" w:type="dxa"/>
+              <w:right w:w="80" w:type="dxa"/>
+            </w:tcMar>
           </w:tcPr>
           <w:p>
-            <w:r>
-              <w:rPr>
-                <w:sz w:val="17"/>
+            <w:pPr>
+              <w:spacing w:before="0" w:after="0"/>
+              <w:jc w:val="center"/>
+            </w:pPr>
+            <w:r>
+              <w:rPr>
+                <w:sz w:val="16"/>
               </w:rPr>
               <w:t>XRDP</w:t>
             </w:r>
@@ -2029,12 +2374,29 @@
         <w:tc>
           <w:tcPr>
             <w:tcW w:type="dxa" w:w="2038"/>
-            <w:shd w:val="clear" w:color="auto" w:fill="F8F8F8"/>
+            <w:shd w:val="clear" w:color="auto" w:fill="EAEAEA"/>
+            <w:tcBorders>
+              <w:top w:val="single" w:sz="12" w:color="FFFFFF"/>
+              <w:left w:val="single" w:sz="12" w:color="FFFFFF"/>
+              <w:bottom w:val="single" w:sz="12" w:color="FFFFFF"/>
+              <w:right w:val="single" w:sz="12" w:color="FFFFFF"/>
+            </w:tcBorders>
+            <w:vAlign w:val="center"/>
+            <w:tcMar>
+              <w:top w:w="40" w:type="dxa"/>
+              <w:left w:w="120" w:type="dxa"/>
+              <w:bottom w:w="40" w:type="dxa"/>
+              <w:right w:w="80" w:type="dxa"/>
+            </w:tcMar>
           </w:tcPr>
           <w:p>
-            <w:r>
-              <w:rPr>
-                <w:sz w:val="17"/>
+            <w:pPr>
+              <w:spacing w:before="0" w:after="0"/>
+              <w:jc w:val="center"/>
+            </w:pPr>
+            <w:r>
+              <w:rPr>
+                <w:sz w:val="16"/>
               </w:rPr>
               <w:t>3389</w:t>
             </w:r>
@@ -2043,12 +2405,29 @@
         <w:tc>
           <w:tcPr>
             <w:tcW w:type="dxa" w:w="2038"/>
-            <w:shd w:val="clear" w:color="auto" w:fill="F8F8F8"/>
+            <w:shd w:val="clear" w:color="auto" w:fill="EAEAEA"/>
+            <w:tcBorders>
+              <w:top w:val="single" w:sz="12" w:color="FFFFFF"/>
+              <w:left w:val="single" w:sz="12" w:color="FFFFFF"/>
+              <w:bottom w:val="single" w:sz="12" w:color="FFFFFF"/>
+              <w:right w:val="single" w:sz="12" w:color="FFFFFF"/>
+            </w:tcBorders>
+            <w:vAlign w:val="center"/>
+            <w:tcMar>
+              <w:top w:w="40" w:type="dxa"/>
+              <w:left w:w="120" w:type="dxa"/>
+              <w:bottom w:w="40" w:type="dxa"/>
+              <w:right w:w="80" w:type="dxa"/>
+            </w:tcMar>
           </w:tcPr>
           <w:p>
-            <w:r>
-              <w:rPr>
-                <w:sz w:val="17"/>
+            <w:pPr>
+              <w:spacing w:before="0" w:after="0"/>
+              <w:jc w:val="center"/>
+            </w:pPr>
+            <w:r>
+              <w:rPr>
+                <w:sz w:val="16"/>
               </w:rPr>
               <w:t>mstsc (nativo Windows)</w:t>
             </w:r>
@@ -2057,12 +2436,29 @@
         <w:tc>
           <w:tcPr>
             <w:tcW w:type="dxa" w:w="2038"/>
-            <w:shd w:val="clear" w:color="auto" w:fill="F8F8F8"/>
+            <w:shd w:val="clear" w:color="auto" w:fill="EAEAEA"/>
+            <w:tcBorders>
+              <w:top w:val="single" w:sz="12" w:color="FFFFFF"/>
+              <w:left w:val="single" w:sz="12" w:color="FFFFFF"/>
+              <w:bottom w:val="single" w:sz="12" w:color="FFFFFF"/>
+              <w:right w:val="single" w:sz="12" w:color="FFFFFF"/>
+            </w:tcBorders>
+            <w:vAlign w:val="center"/>
+            <w:tcMar>
+              <w:top w:w="40" w:type="dxa"/>
+              <w:left w:w="120" w:type="dxa"/>
+              <w:bottom w:w="40" w:type="dxa"/>
+              <w:right w:w="80" w:type="dxa"/>
+            </w:tcMar>
           </w:tcPr>
           <w:p>
-            <w:r>
-              <w:rPr>
-                <w:sz w:val="17"/>
+            <w:pPr>
+              <w:spacing w:before="0" w:after="0"/>
+              <w:jc w:val="both"/>
+            </w:pPr>
+            <w:r>
+              <w:rPr>
+                <w:sz w:val="16"/>
               </w:rPr>
               <w:t>[ERROR] Problemas de pantalla negra en Ubuntu 24.04 / JP 7.2</w:t>
             </w:r>
@@ -2121,7 +2517,7 @@
             <w:r>
               <w:rPr>
                 <w:rFonts w:ascii="Courier New" w:hAnsi="Courier New"/>
-                <w:sz w:val="17"/>
+                <w:sz w:val="16"/>
               </w:rPr>
               <w:t>mstsc</w:t>
             </w:r>
@@ -2131,7 +2527,7 @@
             <w:r>
               <w:rPr>
                 <w:rFonts w:ascii="Courier New" w:hAnsi="Courier New"/>
-                <w:sz w:val="17"/>
+                <w:sz w:val="16"/>
               </w:rPr>
               <w:t>startwm.sh</w:t>
             </w:r>
@@ -2152,16 +2548,24 @@
         <w:pStyle w:val="Endure-Subhead"/>
         <w:keepNext/>
         <w:spacing w:before="240" w:after="60"/>
+        <w:outlineLvl w:val="1"/>
       </w:pPr>
       <w:r>
+        <w:rPr>
+          <w:sz w:val="24"/>
+        </w:rPr>
         <w:t>2.3 NoMachine — Acceso Gráfico Remoto de Alta Calidad</w:t>
       </w:r>
     </w:p>
     <w:p>
       <w:pPr>
         <w:pStyle w:val="Endure-FirstParagraphBodyText"/>
+        <w:spacing w:before="100" w:after="100"/>
       </w:pPr>
       <w:r>
+        <w:rPr>
+          <w:sz w:val="20"/>
+        </w:rPr>
         <w:t>NoMachine es la solución de escritorio remoto recomendada para el Jetson. Ofrece compresión de video de alta calidad, soporte de audio, transferencia de archivos integrada y excelente rendimiento incluso con conexiones de red lentas. Es gratuita para uso personal y comercial hasta 10 usuarios simultáneos.</w:t>
       </w:r>
     </w:p>
@@ -2170,10 +2574,11 @@
         <w:pStyle w:val="Endure-Subhead"/>
         <w:keepNext/>
         <w:spacing w:before="160" w:after="60"/>
+        <w:outlineLvl w:val="2"/>
       </w:pPr>
       <w:r>
         <w:rPr>
-          <w:sz w:val="18"/>
+          <w:sz w:val="22"/>
         </w:rPr>
         <w:t>2.3.1 Instalar NoMachine Server</w:t>
       </w:r>
@@ -2191,7 +2596,7 @@
         <w:tc>
           <w:tcPr>
             <w:tcW w:type="dxa" w:w="8152"/>
-            <w:shd w:val="clear" w:color="auto" w:fill="F2F2F2"/>
+            <w:shd w:val="clear" w:color="auto" w:fill="EAEAEA"/>
             <w:tcBorders>
               <w:left w:val="thick" w:sz="24" w:color="1A5A6A"/>
             </w:tcBorders>
@@ -2342,6 +2747,7 @@
             <w:r>
               <w:rPr>
                 <w:rFonts w:ascii="Courier New" w:hAnsi="Courier New"/>
+                <w:i/>
                 <w:color w:val="555555"/>
                 <w:sz w:val="16"/>
               </w:rPr>
@@ -2358,6 +2764,7 @@
             <w:r>
               <w:rPr>
                 <w:rFonts w:ascii="Courier New" w:hAnsi="Courier New"/>
+                <w:i/>
                 <w:color w:val="555555"/>
                 <w:sz w:val="16"/>
               </w:rPr>
@@ -2498,7 +2905,7 @@
         <w:tc>
           <w:tcPr>
             <w:tcW w:type="dxa" w:w="8152"/>
-            <w:shd w:val="clear" w:color="auto" w:fill="F2F2F2"/>
+            <w:shd w:val="clear" w:color="auto" w:fill="EAEAEA"/>
             <w:tcBorders>
               <w:left w:val="thick" w:sz="24" w:color="1A5A6A"/>
             </w:tcBorders>
@@ -2536,6 +2943,7 @@
             <w:r>
               <w:rPr>
                 <w:rFonts w:ascii="Courier New" w:hAnsi="Courier New"/>
+                <w:i/>
                 <w:color w:val="555555"/>
                 <w:sz w:val="16"/>
               </w:rPr>
@@ -2552,6 +2960,7 @@
             <w:r>
               <w:rPr>
                 <w:rFonts w:ascii="Courier New" w:hAnsi="Courier New"/>
+                <w:i/>
                 <w:color w:val="555555"/>
                 <w:sz w:val="16"/>
               </w:rPr>
@@ -2568,6 +2977,7 @@
             <w:r>
               <w:rPr>
                 <w:rFonts w:ascii="Courier New" w:hAnsi="Courier New"/>
+                <w:i/>
                 <w:color w:val="555555"/>
                 <w:sz w:val="16"/>
               </w:rPr>
@@ -2584,6 +2994,7 @@
             <w:r>
               <w:rPr>
                 <w:rFonts w:ascii="Courier New" w:hAnsi="Courier New"/>
+                <w:i/>
                 <w:color w:val="555555"/>
                 <w:sz w:val="16"/>
               </w:rPr>
@@ -2600,6 +3011,7 @@
             <w:r>
               <w:rPr>
                 <w:rFonts w:ascii="Courier New" w:hAnsi="Courier New"/>
+                <w:i/>
                 <w:color w:val="555555"/>
                 <w:sz w:val="16"/>
               </w:rPr>
@@ -2619,10 +3031,11 @@
         <w:pStyle w:val="Endure-Subhead"/>
         <w:keepNext/>
         <w:spacing w:before="160" w:after="60"/>
+        <w:outlineLvl w:val="2"/>
       </w:pPr>
       <w:r>
         <w:rPr>
-          <w:sz w:val="18"/>
+          <w:sz w:val="22"/>
         </w:rPr>
         <w:t>2.3.2 Iniciar y verificar el servidor NoMachine</w:t>
       </w:r>
@@ -2640,7 +3053,7 @@
         <w:tc>
           <w:tcPr>
             <w:tcW w:type="dxa" w:w="8152"/>
-            <w:shd w:val="clear" w:color="auto" w:fill="F2F2F2"/>
+            <w:shd w:val="clear" w:color="auto" w:fill="EAEAEA"/>
             <w:tcBorders>
               <w:left w:val="thick" w:sz="24" w:color="1A5A6A"/>
             </w:tcBorders>
@@ -2753,7 +3166,7 @@
         <w:tc>
           <w:tcPr>
             <w:tcW w:type="dxa" w:w="8152"/>
-            <w:shd w:val="clear" w:color="auto" w:fill="F2F2F2"/>
+            <w:shd w:val="clear" w:color="auto" w:fill="EAEAEA"/>
             <w:tcBorders>
               <w:left w:val="thick" w:sz="24" w:color="1A5A6A"/>
             </w:tcBorders>
@@ -2791,6 +3204,7 @@
             <w:r>
               <w:rPr>
                 <w:rFonts w:ascii="Courier New" w:hAnsi="Courier New"/>
+                <w:i/>
                 <w:color w:val="555555"/>
                 <w:sz w:val="16"/>
               </w:rPr>
@@ -2807,6 +3221,7 @@
             <w:r>
               <w:rPr>
                 <w:rFonts w:ascii="Courier New" w:hAnsi="Courier New"/>
+                <w:i/>
                 <w:color w:val="555555"/>
                 <w:sz w:val="16"/>
               </w:rPr>
@@ -2823,6 +3238,7 @@
             <w:r>
               <w:rPr>
                 <w:rFonts w:ascii="Courier New" w:hAnsi="Courier New"/>
+                <w:i/>
                 <w:color w:val="555555"/>
                 <w:sz w:val="16"/>
               </w:rPr>
@@ -2839,6 +3255,7 @@
             <w:r>
               <w:rPr>
                 <w:rFonts w:ascii="Courier New" w:hAnsi="Courier New"/>
+                <w:i/>
                 <w:color w:val="555555"/>
                 <w:sz w:val="16"/>
               </w:rPr>
@@ -2866,7 +3283,7 @@
         <w:tc>
           <w:tcPr>
             <w:tcW w:type="dxa" w:w="8152"/>
-            <w:shd w:val="clear" w:color="auto" w:fill="F2F2F2"/>
+            <w:shd w:val="clear" w:color="auto" w:fill="EAEAEA"/>
             <w:tcBorders>
               <w:left w:val="thick" w:sz="24" w:color="1A5A6A"/>
             </w:tcBorders>
@@ -2939,10 +3356,11 @@
         <w:pStyle w:val="Endure-Subhead"/>
         <w:keepNext/>
         <w:spacing w:before="160" w:after="60"/>
+        <w:outlineLvl w:val="2"/>
       </w:pPr>
       <w:r>
         <w:rPr>
-          <w:sz w:val="18"/>
+          <w:sz w:val="22"/>
         </w:rPr>
         <w:t>2.3.3 Configurar sesión XFCE4 virtual para NoMachine</w:t>
       </w:r>
@@ -2950,8 +3368,12 @@
     <w:p>
       <w:pPr>
         <w:pStyle w:val="Endure-FirstParagraphBodyText"/>
+        <w:spacing w:before="100" w:after="100"/>
       </w:pPr>
       <w:r>
+        <w:rPr>
+          <w:sz w:val="20"/>
+        </w:rPr>
         <w:t>NoMachine en modo headless necesita un entorno gráfico virtual. XFCE4 es la opción recomendada: consume ~200 MB de RAM (vs ~1.5 GB de GNOME), es estable para uso remoto y responde bien con conexiones de red limitadas.</w:t>
       </w:r>
     </w:p>
@@ -2968,7 +3390,7 @@
         <w:tc>
           <w:tcPr>
             <w:tcW w:type="dxa" w:w="8152"/>
-            <w:shd w:val="clear" w:color="auto" w:fill="F2F2F2"/>
+            <w:shd w:val="clear" w:color="auto" w:fill="EAEAEA"/>
             <w:tcBorders>
               <w:left w:val="thick" w:sz="24" w:color="1A5A6A"/>
             </w:tcBorders>
@@ -3103,6 +3525,7 @@
             <w:r>
               <w:rPr>
                 <w:rFonts w:ascii="Courier New" w:hAnsi="Courier New"/>
+                <w:i/>
                 <w:color w:val="555555"/>
                 <w:sz w:val="16"/>
               </w:rPr>
@@ -3119,6 +3542,7 @@
             <w:r>
               <w:rPr>
                 <w:rFonts w:ascii="Courier New" w:hAnsi="Courier New"/>
+                <w:i/>
                 <w:color w:val="555555"/>
                 <w:sz w:val="16"/>
               </w:rPr>
@@ -3135,6 +3559,7 @@
             <w:r>
               <w:rPr>
                 <w:rFonts w:ascii="Courier New" w:hAnsi="Courier New"/>
+                <w:i/>
                 <w:color w:val="555555"/>
                 <w:sz w:val="16"/>
               </w:rPr>
@@ -3232,6 +3657,7 @@
             <w:r>
               <w:rPr>
                 <w:rFonts w:ascii="Courier New" w:hAnsi="Courier New"/>
+                <w:i/>
                 <w:color w:val="555555"/>
                 <w:sz w:val="16"/>
               </w:rPr>
@@ -3248,6 +3674,7 @@
             <w:r>
               <w:rPr>
                 <w:rFonts w:ascii="Courier New" w:hAnsi="Courier New"/>
+                <w:i/>
                 <w:color w:val="555555"/>
                 <w:sz w:val="16"/>
               </w:rPr>
@@ -3264,6 +3691,7 @@
             <w:r>
               <w:rPr>
                 <w:rFonts w:ascii="Courier New" w:hAnsi="Courier New"/>
+                <w:i/>
                 <w:color w:val="555555"/>
                 <w:sz w:val="16"/>
               </w:rPr>
@@ -3280,6 +3708,7 @@
             <w:r>
               <w:rPr>
                 <w:rFonts w:ascii="Courier New" w:hAnsi="Courier New"/>
+                <w:i/>
                 <w:color w:val="555555"/>
                 <w:sz w:val="16"/>
               </w:rPr>
@@ -3296,6 +3725,7 @@
             <w:r>
               <w:rPr>
                 <w:rFonts w:ascii="Courier New" w:hAnsi="Courier New"/>
+                <w:i/>
                 <w:color w:val="555555"/>
                 <w:sz w:val="16"/>
               </w:rPr>
@@ -3312,6 +3742,7 @@
             <w:r>
               <w:rPr>
                 <w:rFonts w:ascii="Courier New" w:hAnsi="Courier New"/>
+                <w:i/>
                 <w:color w:val="555555"/>
                 <w:sz w:val="16"/>
               </w:rPr>
@@ -3431,10 +3862,11 @@
         <w:pStyle w:val="Endure-Subhead"/>
         <w:keepNext/>
         <w:spacing w:before="160" w:after="60"/>
+        <w:outlineLvl w:val="2"/>
       </w:pPr>
       <w:r>
         <w:rPr>
-          <w:sz w:val="18"/>
+          <w:sz w:val="22"/>
         </w:rPr>
         <w:t>2.3.4 Conectar desde Windows</w:t>
       </w:r>
@@ -3442,29 +3874,37 @@
     <w:p>
       <w:pPr>
         <w:pStyle w:val="Endure-FirstParagraphBodyText"/>
+        <w:spacing w:before="100" w:after="100"/>
       </w:pPr>
       <w:r>
+        <w:rPr>
+          <w:sz w:val="20"/>
+        </w:rPr>
         <w:t>Descargue e instale el cliente NoMachine desde nomachine.com:</w:t>
       </w:r>
     </w:p>
     <w:p>
       <w:pPr>
         <w:pStyle w:val="Endure-ChapterBodyText"/>
-        <w:spacing w:before="20" w:after="20"/>
+        <w:spacing w:before="40" w:after="40"/>
         <w:ind w:left="360" w:hanging="216"/>
       </w:pPr>
       <w:r>
         <w:rPr>
-          <w:sz w:val="18"/>
+          <w:sz w:val="20"/>
         </w:rPr>
         <w:t xml:space="preserve">1. </w:t>
       </w:r>
       <w:r>
+        <w:rPr>
+          <w:sz w:val="20"/>
+        </w:rPr>
         <w:t xml:space="preserve">Abra NoMachine Client → clic en </w:t>
       </w:r>
       <w:r>
         <w:rPr>
           <w:b/>
+          <w:sz w:val="20"/>
         </w:rPr>
         <w:t>Add</w:t>
       </w:r>
@@ -3472,41 +3912,51 @@
     <w:p>
       <w:pPr>
         <w:pStyle w:val="Endure-ChapterBodyText"/>
-        <w:spacing w:before="20" w:after="20"/>
+        <w:spacing w:before="40" w:after="40"/>
         <w:ind w:left="360" w:hanging="216"/>
       </w:pPr>
       <w:r>
         <w:rPr>
-          <w:sz w:val="18"/>
+          <w:sz w:val="20"/>
         </w:rPr>
         <w:t xml:space="preserve">2. </w:t>
       </w:r>
       <w:r>
+        <w:rPr>
+          <w:sz w:val="20"/>
+        </w:rPr>
         <w:t xml:space="preserve">Tipo de conexión: </w:t>
       </w:r>
       <w:r>
         <w:rPr>
           <w:b/>
+          <w:sz w:val="20"/>
         </w:rPr>
         <w:t>NX</w:t>
       </w:r>
       <w:r>
+        <w:rPr>
+          <w:sz w:val="20"/>
+        </w:rPr>
         <w:t xml:space="preserve"> | Host: </w:t>
       </w:r>
       <w:r>
         <w:rPr>
           <w:rFonts w:ascii="Courier New" w:hAnsi="Courier New"/>
-          <w:sz w:val="17"/>
+          <w:sz w:val="16"/>
         </w:rPr>
         <w:t>192.168.1.100</w:t>
       </w:r>
       <w:r>
+        <w:rPr>
+          <w:sz w:val="20"/>
+        </w:rPr>
         <w:t xml:space="preserve"> (su IP estática) | Puerto: </w:t>
       </w:r>
       <w:r>
         <w:rPr>
           <w:rFonts w:ascii="Courier New" w:hAnsi="Courier New"/>
-          <w:sz w:val="17"/>
+          <w:sz w:val="16"/>
         </w:rPr>
         <w:t>4000</w:t>
       </w:r>
@@ -3514,47 +3964,57 @@
     <w:p>
       <w:pPr>
         <w:pStyle w:val="Endure-ChapterBodyText"/>
-        <w:spacing w:before="20" w:after="20"/>
+        <w:spacing w:before="40" w:after="40"/>
         <w:ind w:left="360" w:hanging="216"/>
       </w:pPr>
       <w:r>
         <w:rPr>
-          <w:sz w:val="18"/>
+          <w:sz w:val="20"/>
         </w:rPr>
         <w:t xml:space="preserve">3. </w:t>
       </w:r>
       <w:r>
+        <w:rPr>
+          <w:sz w:val="20"/>
+        </w:rPr>
         <w:t xml:space="preserve">Usuario: </w:t>
       </w:r>
       <w:r>
         <w:rPr>
           <w:rFonts w:ascii="Courier New" w:hAnsi="Courier New"/>
-          <w:sz w:val="17"/>
+          <w:sz w:val="16"/>
         </w:rPr>
         <w:t>jetson</w:t>
       </w:r>
       <w:r>
+        <w:rPr>
+          <w:sz w:val="20"/>
+        </w:rPr>
         <w:t xml:space="preserve"> | Contraseña: la configurada en el wizard OEM</w:t>
       </w:r>
     </w:p>
     <w:p>
       <w:pPr>
         <w:pStyle w:val="Endure-ChapterBodyText"/>
-        <w:spacing w:before="20" w:after="20"/>
+        <w:spacing w:before="40" w:after="40"/>
         <w:ind w:left="360" w:hanging="216"/>
       </w:pPr>
       <w:r>
         <w:rPr>
-          <w:sz w:val="18"/>
+          <w:sz w:val="20"/>
         </w:rPr>
         <w:t xml:space="preserve">4. </w:t>
       </w:r>
       <w:r>
+        <w:rPr>
+          <w:sz w:val="20"/>
+        </w:rPr>
         <w:t xml:space="preserve">En la primera conexión seleccione </w:t>
       </w:r>
       <w:r>
         <w:rPr>
           <w:b/>
+          <w:sz w:val="20"/>
         </w:rPr>
         <w:t>"Create a new virtual desktop"</w:t>
       </w:r>
@@ -3577,7 +4037,7 @@
         <w:tc>
           <w:tcPr>
             <w:tcW w:type="dxa" w:w="8152"/>
-            <w:shd w:val="clear" w:color="auto" w:fill="F2F2F2"/>
+            <w:shd w:val="clear" w:color="auto" w:fill="EAEAEA"/>
             <w:tcBorders>
               <w:left w:val="thick" w:sz="24" w:color="1A5A6A"/>
             </w:tcBorders>
@@ -3642,7 +4102,7 @@
         <w:tc>
           <w:tcPr>
             <w:tcW w:type="dxa" w:w="8152"/>
-            <w:shd w:val="clear" w:color="auto" w:fill="F2F2F2"/>
+            <w:shd w:val="clear" w:color="auto" w:fill="EAEAEA"/>
             <w:tcBorders>
               <w:left w:val="thick" w:sz="24" w:color="1A5A6A"/>
             </w:tcBorders>
@@ -3680,6 +4140,7 @@
             <w:r>
               <w:rPr>
                 <w:rFonts w:ascii="Courier New" w:hAnsi="Courier New"/>
+                <w:i/>
                 <w:color w:val="555555"/>
                 <w:sz w:val="16"/>
               </w:rPr>
@@ -3696,6 +4157,7 @@
             <w:r>
               <w:rPr>
                 <w:rFonts w:ascii="Courier New" w:hAnsi="Courier New"/>
+                <w:i/>
                 <w:color w:val="555555"/>
                 <w:sz w:val="16"/>
               </w:rPr>
@@ -3712,6 +4174,7 @@
             <w:r>
               <w:rPr>
                 <w:rFonts w:ascii="Courier New" w:hAnsi="Courier New"/>
+                <w:i/>
                 <w:color w:val="555555"/>
                 <w:sz w:val="16"/>
               </w:rPr>
@@ -3728,6 +4191,7 @@
             <w:r>
               <w:rPr>
                 <w:rFonts w:ascii="Courier New" w:hAnsi="Courier New"/>
+                <w:i/>
                 <w:color w:val="555555"/>
                 <w:sz w:val="16"/>
               </w:rPr>
@@ -3788,7 +4252,7 @@
             <w:r>
               <w:rPr>
                 <w:rFonts w:ascii="Courier New" w:hAnsi="Courier New"/>
-                <w:sz w:val="17"/>
+                <w:sz w:val="16"/>
               </w:rPr>
               <w:t>startxfce4</w:t>
             </w:r>
@@ -3809,16 +4273,24 @@
         <w:pStyle w:val="Endure-Subhead"/>
         <w:keepNext/>
         <w:spacing w:before="240" w:after="60"/>
+        <w:outlineLvl w:val="1"/>
       </w:pPr>
       <w:r>
+        <w:rPr>
+          <w:sz w:val="24"/>
+        </w:rPr>
         <w:t>2.4 GitHub SSH — Clave para el Jetson</w:t>
       </w:r>
     </w:p>
     <w:p>
       <w:pPr>
         <w:pStyle w:val="Endure-FirstParagraphBodyText"/>
+        <w:spacing w:before="100" w:after="100"/>
       </w:pPr>
       <w:r>
+        <w:rPr>
+          <w:sz w:val="20"/>
+        </w:rPr>
         <w:t>Si trabaja con repositorios de GitHub desde el Jetson (código, modelos privados, configuraciones), necesita una clave SSH específica del Jetson en su cuenta de GitHub.</w:t>
       </w:r>
     </w:p>
@@ -3827,10 +4299,11 @@
         <w:pStyle w:val="Endure-Subhead"/>
         <w:keepNext/>
         <w:spacing w:before="160" w:after="60"/>
+        <w:outlineLvl w:val="2"/>
       </w:pPr>
       <w:r>
         <w:rPr>
-          <w:sz w:val="18"/>
+          <w:sz w:val="22"/>
         </w:rPr>
         <w:t>2.4.1 Generar la clave SSH</w:t>
       </w:r>
@@ -3848,7 +4321,7 @@
         <w:tc>
           <w:tcPr>
             <w:tcW w:type="dxa" w:w="8152"/>
-            <w:shd w:val="clear" w:color="auto" w:fill="F2F2F2"/>
+            <w:shd w:val="clear" w:color="auto" w:fill="EAEAEA"/>
             <w:tcBorders>
               <w:left w:val="thick" w:sz="24" w:color="1A5A6A"/>
             </w:tcBorders>
@@ -3886,6 +4359,7 @@
             <w:r>
               <w:rPr>
                 <w:rFonts w:ascii="Courier New" w:hAnsi="Courier New"/>
+                <w:i/>
                 <w:color w:val="555555"/>
                 <w:sz w:val="16"/>
               </w:rPr>
@@ -3902,6 +4376,7 @@
             <w:r>
               <w:rPr>
                 <w:rFonts w:ascii="Courier New" w:hAnsi="Courier New"/>
+                <w:i/>
                 <w:color w:val="555555"/>
                 <w:sz w:val="16"/>
               </w:rPr>
@@ -3918,6 +4393,7 @@
             <w:r>
               <w:rPr>
                 <w:rFonts w:ascii="Courier New" w:hAnsi="Courier New"/>
+                <w:i/>
                 <w:color w:val="555555"/>
                 <w:sz w:val="16"/>
               </w:rPr>
@@ -4010,7 +4486,7 @@
         <w:tc>
           <w:tcPr>
             <w:tcW w:type="dxa" w:w="8152"/>
-            <w:shd w:val="clear" w:color="auto" w:fill="F2F2F2"/>
+            <w:shd w:val="clear" w:color="auto" w:fill="EAEAEA"/>
             <w:tcBorders>
               <w:left w:val="thick" w:sz="24" w:color="1A5A6A"/>
             </w:tcBorders>
@@ -4048,6 +4524,7 @@
             <w:r>
               <w:rPr>
                 <w:rFonts w:ascii="Courier New" w:hAnsi="Courier New"/>
+                <w:i/>
                 <w:color w:val="555555"/>
                 <w:sz w:val="16"/>
               </w:rPr>
@@ -4064,28 +4541,41 @@
     </w:p>
     <w:p>
       <w:pPr>
-        <w:pStyle w:val="Endure-ChapterBodyText"/>
+        <w:jc w:val="center"/>
       </w:pPr>
       <w:r>
-        <w:t xml:space="preserve">Agregue esa clave en </w:t>
-      </w:r>
-      <w:r>
-        <w:rPr>
-          <w:b/>
-        </w:rPr>
-        <w:t>github.com/settings/keys</w:t>
-      </w:r>
-      <w:r>
-        <w:t xml:space="preserve"> → </w:t>
-      </w:r>
-      <w:r>
-        <w:rPr>
-          <w:b/>
-        </w:rPr>
-        <w:t>New SSH key</w:t>
-      </w:r>
-      <w:r>
-        <w:t xml:space="preserve"> → pegue la clave pública.</w:t>
+        <w:drawing>
+          <wp:inline xmlns:a="http://schemas.openxmlformats.org/drawingml/2006/main" xmlns:pic="http://schemas.openxmlformats.org/drawingml/2006/picture">
+            <wp:extent cx="5029200" cy="1209789"/>
+            <wp:docPr id="1" name="Picture 1"/>
+            <wp:cNvGraphicFramePr>
+              <a:graphicFrameLocks noChangeAspect="1"/>
+            </wp:cNvGraphicFramePr>
+            <a:graphic>
+              <a:graphicData uri="http://schemas.openxmlformats.org/drawingml/2006/picture">
+                <pic:pic>
+                  <pic:nvPicPr>
+                    <pic:cNvPr id="0" name="ascii_53353.png"/>
+                    <pic:cNvPicPr/>
+                  </pic:nvPicPr>
+                  <pic:blipFill>
+                    <a:blip r:embed="rId46"/>
+                    <a:stretch>
+                      <a:fillRect/>
+                    </a:stretch>
+                  </pic:blipFill>
+                  <pic:spPr>
+                    <a:xfrm>
+                      <a:off x="0" y="0"/>
+                      <a:ext cx="5029200" cy="1209789"/>
+                    </a:xfrm>
+                    <a:prstGeom prst="rect"/>
+                  </pic:spPr>
+                </pic:pic>
+              </a:graphicData>
+            </a:graphic>
+          </wp:inline>
+        </w:drawing>
       </w:r>
     </w:p>
     <w:p>
@@ -4093,10 +4583,11 @@
         <w:pStyle w:val="Endure-Subhead"/>
         <w:keepNext/>
         <w:spacing w:before="160" w:after="60"/>
+        <w:outlineLvl w:val="2"/>
       </w:pPr>
       <w:r>
         <w:rPr>
-          <w:sz w:val="18"/>
+          <w:sz w:val="22"/>
         </w:rPr>
         <w:t>2.4.2 Configurar el cliente SSH del Jetson</w:t>
       </w:r>
@@ -4114,7 +4605,7 @@
         <w:tc>
           <w:tcPr>
             <w:tcW w:type="dxa" w:w="8152"/>
-            <w:shd w:val="clear" w:color="auto" w:fill="F2F2F2"/>
+            <w:shd w:val="clear" w:color="auto" w:fill="EAEAEA"/>
             <w:tcBorders>
               <w:left w:val="thick" w:sz="24" w:color="1A5A6A"/>
             </w:tcBorders>
@@ -4200,6 +4691,7 @@
             <w:r>
               <w:rPr>
                 <w:rFonts w:ascii="Courier New" w:hAnsi="Courier New"/>
+                <w:i/>
                 <w:color w:val="555555"/>
                 <w:sz w:val="16"/>
               </w:rPr>
@@ -4216,6 +4708,7 @@
             <w:r>
               <w:rPr>
                 <w:rFonts w:ascii="Courier New" w:hAnsi="Courier New"/>
+                <w:i/>
                 <w:color w:val="555555"/>
                 <w:sz w:val="16"/>
               </w:rPr>
@@ -4232,6 +4725,7 @@
             <w:r>
               <w:rPr>
                 <w:rFonts w:ascii="Courier New" w:hAnsi="Courier New"/>
+                <w:i/>
                 <w:color w:val="555555"/>
                 <w:sz w:val="16"/>
               </w:rPr>
@@ -4248,6 +4742,7 @@
             <w:r>
               <w:rPr>
                 <w:rFonts w:ascii="Courier New" w:hAnsi="Courier New"/>
+                <w:i/>
                 <w:color w:val="555555"/>
                 <w:sz w:val="16"/>
               </w:rPr>
@@ -4264,6 +4759,7 @@
             <w:r>
               <w:rPr>
                 <w:rFonts w:ascii="Courier New" w:hAnsi="Courier New"/>
+                <w:i/>
                 <w:color w:val="555555"/>
                 <w:sz w:val="16"/>
               </w:rPr>
@@ -4280,6 +4776,7 @@
             <w:r>
               <w:rPr>
                 <w:rFonts w:ascii="Courier New" w:hAnsi="Courier New"/>
+                <w:i/>
                 <w:color w:val="555555"/>
                 <w:sz w:val="16"/>
               </w:rPr>
@@ -4296,6 +4793,7 @@
             <w:r>
               <w:rPr>
                 <w:rFonts w:ascii="Courier New" w:hAnsi="Courier New"/>
+                <w:i/>
                 <w:color w:val="555555"/>
                 <w:sz w:val="16"/>
               </w:rPr>
@@ -4360,6 +4858,7 @@
             <w:r>
               <w:rPr>
                 <w:rFonts w:ascii="Courier New" w:hAnsi="Courier New"/>
+                <w:i/>
                 <w:color w:val="555555"/>
                 <w:sz w:val="16"/>
               </w:rPr>
@@ -4387,7 +4886,7 @@
         <w:tc>
           <w:tcPr>
             <w:tcW w:type="dxa" w:w="8152"/>
-            <w:shd w:val="clear" w:color="auto" w:fill="F2F2F2"/>
+            <w:shd w:val="clear" w:color="auto" w:fill="EAEAEA"/>
             <w:tcBorders>
               <w:left w:val="thick" w:sz="24" w:color="1A5A6A"/>
             </w:tcBorders>
@@ -4425,6 +4924,7 @@
             <w:r>
               <w:rPr>
                 <w:rFonts w:ascii="Courier New" w:hAnsi="Courier New"/>
+                <w:i/>
                 <w:color w:val="555555"/>
                 <w:sz w:val="16"/>
               </w:rPr>
@@ -4444,10 +4944,11 @@
         <w:pStyle w:val="Endure-Subhead"/>
         <w:keepNext/>
         <w:spacing w:before="160" w:after="60"/>
+        <w:outlineLvl w:val="2"/>
       </w:pPr>
       <w:r>
         <w:rPr>
-          <w:sz w:val="18"/>
+          <w:sz w:val="22"/>
         </w:rPr>
         <w:t>2.4.3 Configuración global de Git</w:t>
       </w:r>
@@ -4465,7 +4966,7 @@
         <w:tc>
           <w:tcPr>
             <w:tcW w:type="dxa" w:w="8152"/>
-            <w:shd w:val="clear" w:color="auto" w:fill="F2F2F2"/>
+            <w:shd w:val="clear" w:color="auto" w:fill="EAEAEA"/>
             <w:tcBorders>
               <w:left w:val="thick" w:sz="24" w:color="1A5A6A"/>
             </w:tcBorders>
@@ -4618,65 +5119,89 @@
         <w:pStyle w:val="Endure-Subhead"/>
         <w:keepNext/>
         <w:spacing w:before="240" w:after="60"/>
+        <w:outlineLvl w:val="1"/>
       </w:pPr>
       <w:r>
+        <w:rPr>
+          <w:sz w:val="24"/>
+        </w:rPr>
         <w:t>2.5 Variables de Entorno Críticas</w:t>
       </w:r>
     </w:p>
     <w:p>
       <w:pPr>
         <w:pStyle w:val="Endure-FirstParagraphBodyText"/>
+        <w:spacing w:before="100" w:after="100"/>
       </w:pPr>
       <w:r>
+        <w:rPr>
+          <w:sz w:val="20"/>
+        </w:rPr>
         <w:t xml:space="preserve">Ubuntu 24.04 tiene una restricción importante en </w:t>
       </w:r>
       <w:r>
         <w:rPr>
           <w:rFonts w:ascii="Courier New" w:hAnsi="Courier New"/>
-          <w:sz w:val="17"/>
+          <w:sz w:val="16"/>
         </w:rPr>
         <w:t>~/.bashrc</w:t>
       </w:r>
       <w:r>
+        <w:rPr>
+          <w:sz w:val="20"/>
+        </w:rPr>
         <w:t xml:space="preserve"> que afecta a Docker, systemd y todos los scripts no interactivos: el archivo contiene un bloque </w:t>
       </w:r>
       <w:r>
         <w:rPr>
           <w:rFonts w:ascii="Courier New" w:hAnsi="Courier New"/>
-          <w:sz w:val="17"/>
+          <w:sz w:val="16"/>
         </w:rPr>
         <w:t>case $- in</w:t>
       </w:r>
       <w:r>
+        <w:rPr>
+          <w:sz w:val="20"/>
+        </w:rPr>
         <w:t xml:space="preserve"> que hace </w:t>
       </w:r>
       <w:r>
         <w:rPr>
           <w:rFonts w:ascii="Courier New" w:hAnsi="Courier New"/>
-          <w:sz w:val="17"/>
+          <w:sz w:val="16"/>
         </w:rPr>
         <w:t>return</w:t>
       </w:r>
       <w:r>
+        <w:rPr>
+          <w:sz w:val="20"/>
+        </w:rPr>
         <w:t xml:space="preserve"> anticipado cuando el shell no es interactivo. Cualquier </w:t>
       </w:r>
       <w:r>
         <w:rPr>
           <w:rFonts w:ascii="Courier New" w:hAnsi="Courier New"/>
-          <w:sz w:val="17"/>
+          <w:sz w:val="16"/>
         </w:rPr>
         <w:t>export</w:t>
       </w:r>
       <w:r>
+        <w:rPr>
+          <w:sz w:val="20"/>
+        </w:rPr>
         <w:t xml:space="preserve"> colocado </w:t>
       </w:r>
       <w:r>
         <w:rPr>
           <w:b/>
+          <w:sz w:val="20"/>
         </w:rPr>
         <w:t>después</w:t>
       </w:r>
       <w:r>
+        <w:rPr>
+          <w:sz w:val="20"/>
+        </w:rPr>
         <w:t xml:space="preserve"> de ese bloque es invisible para Docker, systemd y los scripts.</w:t>
       </w:r>
     </w:p>
@@ -4693,7 +5218,7 @@
         <w:tc>
           <w:tcPr>
             <w:tcW w:type="dxa" w:w="8152"/>
-            <w:shd w:val="clear" w:color="auto" w:fill="F2F2F2"/>
+            <w:shd w:val="clear" w:color="auto" w:fill="EAEAEA"/>
             <w:tcBorders>
               <w:left w:val="thick" w:sz="24" w:color="1A5A6A"/>
             </w:tcBorders>
@@ -4800,27 +5325,38 @@
     <w:p>
       <w:pPr>
         <w:pStyle w:val="Endure-ChapterBodyText"/>
+        <w:spacing w:before="100" w:after="100"/>
       </w:pPr>
       <w:r>
+        <w:rPr>
+          <w:sz w:val="20"/>
+        </w:rPr>
         <w:t xml:space="preserve">La solución es colocar las variables críticas </w:t>
       </w:r>
       <w:r>
         <w:rPr>
           <w:b/>
+          <w:sz w:val="20"/>
         </w:rPr>
         <w:t>antes</w:t>
       </w:r>
       <w:r>
+        <w:rPr>
+          <w:sz w:val="20"/>
+        </w:rPr>
         <w:t xml:space="preserve"> de ese bloque, al inicio de </w:t>
       </w:r>
       <w:r>
         <w:rPr>
           <w:rFonts w:ascii="Courier New" w:hAnsi="Courier New"/>
-          <w:sz w:val="17"/>
+          <w:sz w:val="16"/>
         </w:rPr>
         <w:t>~/.bashrc</w:t>
       </w:r>
       <w:r>
+        <w:rPr>
+          <w:sz w:val="20"/>
+        </w:rPr>
         <w:t>.</w:t>
       </w:r>
     </w:p>
@@ -4829,10 +5365,11 @@
         <w:pStyle w:val="Endure-Subhead"/>
         <w:keepNext/>
         <w:spacing w:before="160" w:after="60"/>
+        <w:outlineLvl w:val="2"/>
       </w:pPr>
       <w:r>
         <w:rPr>
-          <w:sz w:val="18"/>
+          <w:sz w:val="22"/>
         </w:rPr>
         <w:t>2.5.1 Configurar variables al inicio de ~/.bashrc</w:t>
       </w:r>
@@ -4883,7 +5420,7 @@
             <w:r>
               <w:rPr>
                 <w:rFonts w:ascii="Courier New" w:hAnsi="Courier New"/>
-                <w:sz w:val="17"/>
+                <w:sz w:val="16"/>
               </w:rPr>
               <w:t>case $-</w:t>
             </w:r>
@@ -4893,7 +5430,7 @@
             <w:r>
               <w:rPr>
                 <w:rFonts w:ascii="Courier New" w:hAnsi="Courier New"/>
-                <w:sz w:val="17"/>
+                <w:sz w:val="16"/>
               </w:rPr>
               <w:t>~/.bashrc</w:t>
             </w:r>
@@ -4903,7 +5440,7 @@
             <w:r>
               <w:rPr>
                 <w:rFonts w:ascii="Courier New" w:hAnsi="Courier New"/>
-                <w:sz w:val="17"/>
+                <w:sz w:val="16"/>
               </w:rPr>
               <w:t>source ~/.bashrc</w:t>
             </w:r>
@@ -4932,7 +5469,7 @@
         <w:tc>
           <w:tcPr>
             <w:tcW w:type="dxa" w:w="8152"/>
-            <w:shd w:val="clear" w:color="auto" w:fill="F2F2F2"/>
+            <w:shd w:val="clear" w:color="auto" w:fill="EAEAEA"/>
             <w:tcBorders>
               <w:left w:val="thick" w:sz="24" w:color="1A5A6A"/>
             </w:tcBorders>
@@ -5520,6 +6057,7 @@
             <w:r>
               <w:rPr>
                 <w:rFonts w:ascii="Courier New" w:hAnsi="Courier New"/>
+                <w:i/>
                 <w:color w:val="555555"/>
                 <w:sz w:val="16"/>
               </w:rPr>
@@ -5707,7 +6245,7 @@
             <w:r>
               <w:rPr>
                 <w:rFonts w:ascii="Courier New" w:hAnsi="Courier New"/>
-                <w:sz w:val="17"/>
+                <w:sz w:val="16"/>
               </w:rPr>
               <w:t>hf_SU_TOKEN_AQUI</w:t>
             </w:r>
@@ -5728,10 +6266,11 @@
         <w:pStyle w:val="Endure-Subhead"/>
         <w:keepNext/>
         <w:spacing w:before="160" w:after="60"/>
+        <w:outlineLvl w:val="2"/>
       </w:pPr>
       <w:r>
         <w:rPr>
-          <w:sz w:val="18"/>
+          <w:sz w:val="22"/>
         </w:rPr>
         <w:t>2.5.2 Propagar variables a Docker y systemd</w:t>
       </w:r>
@@ -5739,28 +6278,38 @@
     <w:p>
       <w:pPr>
         <w:pStyle w:val="Endure-FirstParagraphBodyText"/>
+        <w:spacing w:before="100" w:after="100"/>
       </w:pPr>
       <w:r>
+        <w:rPr>
+          <w:sz w:val="20"/>
+        </w:rPr>
         <w:t xml:space="preserve">Docker y systemd no leen </w:t>
       </w:r>
       <w:r>
         <w:rPr>
           <w:rFonts w:ascii="Courier New" w:hAnsi="Courier New"/>
-          <w:sz w:val="17"/>
+          <w:sz w:val="16"/>
         </w:rPr>
         <w:t>~/.bashrc</w:t>
       </w:r>
       <w:r>
+        <w:rPr>
+          <w:sz w:val="20"/>
+        </w:rPr>
         <w:t xml:space="preserve">. Necesitan las variables en </w:t>
       </w:r>
       <w:r>
         <w:rPr>
           <w:rFonts w:ascii="Courier New" w:hAnsi="Courier New"/>
-          <w:sz w:val="17"/>
+          <w:sz w:val="16"/>
         </w:rPr>
         <w:t>/etc/environment</w:t>
       </w:r>
       <w:r>
+        <w:rPr>
+          <w:sz w:val="20"/>
+        </w:rPr>
         <w:t>:</w:t>
       </w:r>
     </w:p>
@@ -5777,7 +6326,7 @@
         <w:tc>
           <w:tcPr>
             <w:tcW w:type="dxa" w:w="8152"/>
-            <w:shd w:val="clear" w:color="auto" w:fill="F2F2F2"/>
+            <w:shd w:val="clear" w:color="auto" w:fill="EAEAEA"/>
             <w:tcBorders>
               <w:left w:val="thick" w:sz="24" w:color="1A5A6A"/>
             </w:tcBorders>
@@ -5863,7 +6412,7 @@
             <w:r>
               <w:rPr>
                 <w:rFonts w:ascii="Courier New" w:hAnsi="Courier New"/>
-                <w:color w:val="555555"/>
+                <w:color w:val="1A1A1A"/>
                 <w:sz w:val="16"/>
               </w:rPr>
               <w:t>HF_TOKEN=hf_SU_TOKEN_AQUI</w:t>
@@ -5879,7 +6428,7 @@
             <w:r>
               <w:rPr>
                 <w:rFonts w:ascii="Courier New" w:hAnsi="Courier New"/>
-                <w:color w:val="555555"/>
+                <w:color w:val="1A1A1A"/>
                 <w:sz w:val="16"/>
               </w:rPr>
               <w:t>HUGGING_FACE_HUB_TOKEN=hf_SU_TOKEN_AQUI</w:t>
@@ -5895,7 +6444,7 @@
             <w:r>
               <w:rPr>
                 <w:rFonts w:ascii="Courier New" w:hAnsi="Courier New"/>
-                <w:color w:val="555555"/>
+                <w:color w:val="1A1A1A"/>
                 <w:sz w:val="16"/>
               </w:rPr>
               <w:t>VLLM_API_KEY=vllm-local</w:t>
@@ -5911,7 +6460,7 @@
             <w:r>
               <w:rPr>
                 <w:rFonts w:ascii="Courier New" w:hAnsi="Courier New"/>
-                <w:color w:val="555555"/>
+                <w:color w:val="1A1A1A"/>
                 <w:sz w:val="16"/>
               </w:rPr>
               <w:t>CUDA_HOME=/usr/local/cuda</w:t>
@@ -5927,7 +6476,7 @@
             <w:r>
               <w:rPr>
                 <w:rFonts w:ascii="Courier New" w:hAnsi="Courier New"/>
-                <w:color w:val="555555"/>
+                <w:color w:val="1A1A1A"/>
                 <w:sz w:val="16"/>
               </w:rPr>
               <w:t>TORCH_CUDA_ARCH_LIST=8.7</w:t>
@@ -5943,6 +6492,7 @@
             <w:r>
               <w:rPr>
                 <w:rFonts w:ascii="Courier New" w:hAnsi="Courier New"/>
+                <w:i/>
                 <w:color w:val="555555"/>
                 <w:sz w:val="16"/>
               </w:rPr>
@@ -5991,7 +6541,7 @@
             <w:r>
               <w:rPr>
                 <w:rFonts w:ascii="Courier New" w:hAnsi="Courier New"/>
-                <w:color w:val="555555"/>
+                <w:color w:val="1A1A1A"/>
                 <w:sz w:val="16"/>
               </w:rPr>
               <w:t>grep -E "HF_TOKEN|VLLM_API_KEY|CUDA_HOME" /etc/environment</w:t>
@@ -6018,7 +6568,7 @@
         <w:tc>
           <w:tcPr>
             <w:tcW w:type="dxa" w:w="8152"/>
-            <w:shd w:val="clear" w:color="auto" w:fill="F2F2F2"/>
+            <w:shd w:val="clear" w:color="auto" w:fill="EAEAEA"/>
             <w:tcBorders>
               <w:left w:val="thick" w:sz="24" w:color="1A5A6A"/>
             </w:tcBorders>
@@ -6140,10 +6690,11 @@
         <w:pStyle w:val="Endure-Subhead"/>
         <w:keepNext/>
         <w:spacing w:before="160" w:after="60"/>
+        <w:outlineLvl w:val="2"/>
       </w:pPr>
       <w:r>
         <w:rPr>
-          <w:sz w:val="18"/>
+          <w:sz w:val="22"/>
         </w:rPr>
         <w:t>2.5.3 Verificación de variables</w:t>
       </w:r>
@@ -6161,7 +6712,7 @@
         <w:tc>
           <w:tcPr>
             <w:tcW w:type="dxa" w:w="8152"/>
-            <w:shd w:val="clear" w:color="auto" w:fill="F2F2F2"/>
+            <w:shd w:val="clear" w:color="auto" w:fill="EAEAEA"/>
             <w:tcBorders>
               <w:left w:val="thick" w:sz="24" w:color="1A5A6A"/>
             </w:tcBorders>
@@ -6371,7 +6922,7 @@
         <w:tc>
           <w:tcPr>
             <w:tcW w:type="dxa" w:w="8152"/>
-            <w:shd w:val="clear" w:color="auto" w:fill="F2F2F2"/>
+            <w:shd w:val="clear" w:color="auto" w:fill="EAEAEA"/>
             <w:tcBorders>
               <w:left w:val="thick" w:sz="24" w:color="1A5A6A"/>
             </w:tcBorders>
@@ -6409,6 +6960,7 @@
             <w:r>
               <w:rPr>
                 <w:rFonts w:ascii="Courier New" w:hAnsi="Courier New"/>
+                <w:i/>
                 <w:color w:val="555555"/>
                 <w:sz w:val="16"/>
               </w:rPr>
@@ -6425,6 +6977,7 @@
             <w:r>
               <w:rPr>
                 <w:rFonts w:ascii="Courier New" w:hAnsi="Courier New"/>
+                <w:i/>
                 <w:color w:val="555555"/>
                 <w:sz w:val="16"/>
               </w:rPr>
@@ -6441,6 +6994,7 @@
             <w:r>
               <w:rPr>
                 <w:rFonts w:ascii="Courier New" w:hAnsi="Courier New"/>
+                <w:i/>
                 <w:color w:val="555555"/>
                 <w:sz w:val="16"/>
               </w:rPr>
@@ -6457,6 +7011,7 @@
             <w:r>
               <w:rPr>
                 <w:rFonts w:ascii="Courier New" w:hAnsi="Courier New"/>
+                <w:i/>
                 <w:color w:val="555555"/>
                 <w:sz w:val="16"/>
               </w:rPr>
@@ -6473,6 +7028,7 @@
             <w:r>
               <w:rPr>
                 <w:rFonts w:ascii="Courier New" w:hAnsi="Courier New"/>
+                <w:i/>
                 <w:color w:val="555555"/>
                 <w:sz w:val="16"/>
               </w:rPr>
@@ -6492,26 +7048,37 @@
         <w:pStyle w:val="Endure-Subhead"/>
         <w:keepNext/>
         <w:spacing w:before="240" w:after="60"/>
+        <w:outlineLvl w:val="1"/>
       </w:pPr>
       <w:r>
+        <w:rPr>
+          <w:sz w:val="24"/>
+        </w:rPr>
         <w:t>2.6 Herramientas de Monitoreo del Sistema</w:t>
       </w:r>
     </w:p>
     <w:p>
       <w:pPr>
         <w:pStyle w:val="Endure-FirstParagraphBodyText"/>
+        <w:spacing w:before="100" w:after="100"/>
       </w:pPr>
       <w:r>
+        <w:rPr>
+          <w:sz w:val="20"/>
+        </w:rPr>
         <w:t xml:space="preserve">Antes de continuar con la instalación de software adicional, instale las herramientas de monitoreo que se usarán a lo largo de toda la guía. La más importante es </w:t>
       </w:r>
       <w:r>
         <w:rPr>
           <w:rFonts w:ascii="Courier New" w:hAnsi="Courier New"/>
-          <w:sz w:val="17"/>
+          <w:sz w:val="16"/>
         </w:rPr>
         <w:t>jtop</w:t>
       </w:r>
       <w:r>
+        <w:rPr>
+          <w:sz w:val="20"/>
+        </w:rPr>
         <w:t>, diseñada específicamente para el hardware Jetson.</w:t>
       </w:r>
     </w:p>
@@ -6520,10 +7087,11 @@
         <w:pStyle w:val="Endure-Subhead"/>
         <w:keepNext/>
         <w:spacing w:before="160" w:after="60"/>
+        <w:outlineLvl w:val="2"/>
       </w:pPr>
       <w:r>
         <w:rPr>
-          <w:sz w:val="18"/>
+          <w:sz w:val="22"/>
         </w:rPr>
         <w:t>2.6.1 jtop — Monitor de GPU/CPU/Memoria en Tiempo Real</w:t>
       </w:r>
@@ -6531,25 +7099,32 @@
     <w:p>
       <w:pPr>
         <w:pStyle w:val="Endure-FirstParagraphBodyText"/>
+        <w:spacing w:before="100" w:after="100"/>
       </w:pPr>
       <w:r>
         <w:rPr>
           <w:rFonts w:ascii="Courier New" w:hAnsi="Courier New"/>
-          <w:sz w:val="17"/>
+          <w:sz w:val="16"/>
         </w:rPr>
         <w:t>jtop</w:t>
       </w:r>
       <w:r>
+        <w:rPr>
+          <w:sz w:val="20"/>
+        </w:rPr>
         <w:t xml:space="preserve"> es parte del paquete </w:t>
       </w:r>
       <w:r>
         <w:rPr>
           <w:rFonts w:ascii="Courier New" w:hAnsi="Courier New"/>
-          <w:sz w:val="17"/>
+          <w:sz w:val="16"/>
         </w:rPr>
         <w:t>jetson-stats</w:t>
       </w:r>
       <w:r>
+        <w:rPr>
+          <w:sz w:val="20"/>
+        </w:rPr>
         <w:t xml:space="preserve"> y proporciona una vista en tiempo real de CPU, GPU, memoria unificada, temperatura y modo de energía activo. Es la herramienta de diagnóstico principal para el Jetson.</w:t>
       </w:r>
     </w:p>
@@ -6566,7 +7141,7 @@
         <w:tc>
           <w:tcPr>
             <w:tcW w:type="dxa" w:w="8152"/>
-            <w:shd w:val="clear" w:color="auto" w:fill="F2F2F2"/>
+            <w:shd w:val="clear" w:color="auto" w:fill="EAEAEA"/>
             <w:tcBorders>
               <w:left w:val="thick" w:sz="24" w:color="1A5A6A"/>
             </w:tcBorders>
@@ -6733,8 +7308,12 @@
     <w:p>
       <w:pPr>
         <w:pStyle w:val="Endure-ChapterBodyText"/>
+        <w:spacing w:before="100" w:after="100"/>
       </w:pPr>
       <w:r>
+        <w:rPr>
+          <w:sz w:val="20"/>
+        </w:rPr>
         <w:t>Salida esperada:</w:t>
       </w:r>
     </w:p>
@@ -6751,7 +7330,7 @@
         <w:tc>
           <w:tcPr>
             <w:tcW w:type="dxa" w:w="8152"/>
-            <w:shd w:val="clear" w:color="auto" w:fill="F2F2F2"/>
+            <w:shd w:val="clear" w:color="auto" w:fill="EAEAEA"/>
             <w:tcBorders>
               <w:left w:val="thick" w:sz="24" w:color="1A5A6A"/>
             </w:tcBorders>
@@ -6799,7 +7378,7 @@
         <w:tc>
           <w:tcPr>
             <w:tcW w:type="dxa" w:w="8152"/>
-            <w:shd w:val="clear" w:color="auto" w:fill="F2F2F2"/>
+            <w:shd w:val="clear" w:color="auto" w:fill="EAEAEA"/>
             <w:tcBorders>
               <w:left w:val="thick" w:sz="24" w:color="1A5A6A"/>
             </w:tcBorders>
@@ -6854,109 +7433,129 @@
     <w:p>
       <w:pPr>
         <w:pStyle w:val="Endure-ChapterBodyText"/>
+        <w:spacing w:before="100" w:after="100"/>
       </w:pPr>
       <w:r>
         <w:rPr>
           <w:rFonts w:ascii="Courier New" w:hAnsi="Courier New"/>
-          <w:sz w:val="17"/>
+          <w:sz w:val="16"/>
         </w:rPr>
         <w:t>jtop</w:t>
       </w:r>
       <w:r>
+        <w:rPr>
+          <w:sz w:val="20"/>
+        </w:rPr>
         <w:t xml:space="preserve"> muestra en tiempo real:</w:t>
       </w:r>
     </w:p>
     <w:p>
       <w:pPr>
         <w:pStyle w:val="Endure-ChapterBodyText"/>
-        <w:spacing w:before="20" w:after="20"/>
+        <w:spacing w:before="40" w:after="40"/>
         <w:ind w:left="360" w:hanging="216"/>
       </w:pPr>
       <w:r>
         <w:rPr>
-          <w:sz w:val="18"/>
+          <w:sz w:val="20"/>
         </w:rPr>
         <w:t xml:space="preserve">• </w:t>
       </w:r>
       <w:r>
         <w:rPr>
           <w:b/>
+          <w:sz w:val="20"/>
         </w:rPr>
         <w:t>Pestaña ALL</w:t>
       </w:r>
       <w:r>
+        <w:rPr>
+          <w:sz w:val="20"/>
+        </w:rPr>
         <w:t>: uso de CPU por núcleo, GPU, memoria RAM unificada, temperatura, modo nvpmodel activo</w:t>
       </w:r>
     </w:p>
     <w:p>
       <w:pPr>
         <w:pStyle w:val="Endure-ChapterBodyText"/>
-        <w:spacing w:before="20" w:after="20"/>
+        <w:spacing w:before="40" w:after="40"/>
         <w:ind w:left="360" w:hanging="216"/>
       </w:pPr>
       <w:r>
         <w:rPr>
-          <w:sz w:val="18"/>
+          <w:sz w:val="20"/>
         </w:rPr>
         <w:t xml:space="preserve">• </w:t>
       </w:r>
       <w:r>
         <w:rPr>
           <w:b/>
+          <w:sz w:val="20"/>
         </w:rPr>
         <w:t>Pestaña GPU</w:t>
       </w:r>
       <w:r>
+        <w:rPr>
+          <w:sz w:val="20"/>
+        </w:rPr>
         <w:t>: frecuencia GPU, utilización, consumo de energía</w:t>
       </w:r>
     </w:p>
     <w:p>
       <w:pPr>
         <w:pStyle w:val="Endure-ChapterBodyText"/>
-        <w:spacing w:before="20" w:after="20"/>
+        <w:spacing w:before="40" w:after="40"/>
         <w:ind w:left="360" w:hanging="216"/>
       </w:pPr>
       <w:r>
         <w:rPr>
-          <w:sz w:val="18"/>
+          <w:sz w:val="20"/>
         </w:rPr>
         <w:t xml:space="preserve">• </w:t>
       </w:r>
       <w:r>
         <w:rPr>
           <w:b/>
+          <w:sz w:val="20"/>
         </w:rPr>
         <w:t>Pestaña MEM</w:t>
       </w:r>
       <w:r>
+        <w:rPr>
+          <w:sz w:val="20"/>
+        </w:rPr>
         <w:t>: desglose de memoria por componente (CPU, GPU, compartida)</w:t>
       </w:r>
     </w:p>
     <w:p>
       <w:pPr>
         <w:pStyle w:val="Endure-ChapterBodyText"/>
-        <w:spacing w:before="20" w:after="20"/>
+        <w:spacing w:before="40" w:after="40"/>
         <w:ind w:left="360" w:hanging="216"/>
       </w:pPr>
       <w:r>
         <w:rPr>
-          <w:sz w:val="18"/>
+          <w:sz w:val="20"/>
         </w:rPr>
         <w:t xml:space="preserve">• </w:t>
       </w:r>
       <w:r>
         <w:rPr>
           <w:b/>
+          <w:sz w:val="20"/>
         </w:rPr>
         <w:t>Pestaña CTRL</w:t>
       </w:r>
       <w:r>
+        <w:rPr>
+          <w:sz w:val="20"/>
+        </w:rPr>
         <w:t xml:space="preserve">: cambio interactivo de modo de energía y </w:t>
       </w:r>
       <w:r>
         <w:rPr>
           <w:rFonts w:ascii="Courier New" w:hAnsi="Courier New"/>
-          <w:sz w:val="17"/>
+          <w:sz w:val="16"/>
         </w:rPr>
         <w:t>jetson_clocks</w:t>
       </w:r>
@@ -7009,7 +7608,7 @@
             <w:r>
               <w:rPr>
                 <w:rFonts w:ascii="Courier New" w:hAnsi="Courier New"/>
-                <w:sz w:val="17"/>
+                <w:sz w:val="16"/>
               </w:rPr>
               <w:t>jtop</w:t>
             </w:r>
@@ -7019,7 +7618,7 @@
             <w:r>
               <w:rPr>
                 <w:rFonts w:ascii="Courier New" w:hAnsi="Courier New"/>
-                <w:sz w:val="17"/>
+                <w:sz w:val="16"/>
               </w:rPr>
               <w:t>sudo jtop</w:t>
             </w:r>
@@ -7040,10 +7639,11 @@
         <w:pStyle w:val="Endure-Subhead"/>
         <w:keepNext/>
         <w:spacing w:before="160" w:after="60"/>
+        <w:outlineLvl w:val="2"/>
       </w:pPr>
       <w:r>
         <w:rPr>
-          <w:sz w:val="18"/>
+          <w:sz w:val="22"/>
         </w:rPr>
         <w:t>2.6.2 tegrastats — Monitor de Línea de Comandos</w:t>
       </w:r>
@@ -7051,15 +7651,19 @@
     <w:p>
       <w:pPr>
         <w:pStyle w:val="Endure-FirstParagraphBodyText"/>
+        <w:spacing w:before="100" w:after="100"/>
       </w:pPr>
       <w:r>
         <w:rPr>
           <w:rFonts w:ascii="Courier New" w:hAnsi="Courier New"/>
-          <w:sz w:val="17"/>
+          <w:sz w:val="16"/>
         </w:rPr>
         <w:t>tegrastats</w:t>
       </w:r>
       <w:r>
+        <w:rPr>
+          <w:sz w:val="20"/>
+        </w:rPr>
         <w:t xml:space="preserve"> viene preinstalado con JetPack 7.2. Es útil para scripting y logging porque su salida es parseable:</w:t>
       </w:r>
     </w:p>
@@ -7076,7 +7680,7 @@
         <w:tc>
           <w:tcPr>
             <w:tcW w:type="dxa" w:w="8152"/>
-            <w:shd w:val="clear" w:color="auto" w:fill="F2F2F2"/>
+            <w:shd w:val="clear" w:color="auto" w:fill="EAEAEA"/>
             <w:tcBorders>
               <w:left w:val="thick" w:sz="24" w:color="1A5A6A"/>
             </w:tcBorders>
@@ -7114,6 +7718,7 @@
             <w:r>
               <w:rPr>
                 <w:rFonts w:ascii="Courier New" w:hAnsi="Courier New"/>
+                <w:i/>
                 <w:color w:val="555555"/>
                 <w:sz w:val="16"/>
               </w:rPr>
@@ -7130,6 +7735,7 @@
             <w:r>
               <w:rPr>
                 <w:rFonts w:ascii="Courier New" w:hAnsi="Courier New"/>
+                <w:i/>
                 <w:color w:val="555555"/>
                 <w:sz w:val="16"/>
               </w:rPr>
@@ -7146,6 +7752,7 @@
             <w:r>
               <w:rPr>
                 <w:rFonts w:ascii="Courier New" w:hAnsi="Courier New"/>
+                <w:i/>
                 <w:color w:val="555555"/>
                 <w:sz w:val="16"/>
               </w:rPr>
@@ -7194,6 +7801,7 @@
             <w:r>
               <w:rPr>
                 <w:rFonts w:ascii="Courier New" w:hAnsi="Courier New"/>
+                <w:i/>
                 <w:color w:val="555555"/>
                 <w:sz w:val="16"/>
               </w:rPr>
@@ -7210,7 +7818,7 @@
             <w:r>
               <w:rPr>
                 <w:rFonts w:ascii="Courier New" w:hAnsi="Courier New"/>
-                <w:color w:val="555555"/>
+                <w:color w:val="1A1A1A"/>
                 <w:sz w:val="16"/>
               </w:rPr>
               <w:t>TEGRA_PID=$!</w:t>
@@ -7243,6 +7851,7 @@
             <w:r>
               <w:rPr>
                 <w:rFonts w:ascii="Courier New" w:hAnsi="Courier New"/>
+                <w:i/>
                 <w:color w:val="555555"/>
                 <w:sz w:val="16"/>
               </w:rPr>
@@ -7262,26 +7871,37 @@
         <w:pStyle w:val="Endure-Subhead"/>
         <w:keepNext/>
         <w:spacing w:before="240" w:after="60"/>
+        <w:outlineLvl w:val="1"/>
       </w:pPr>
       <w:r>
+        <w:rPr>
+          <w:sz w:val="24"/>
+        </w:rPr>
         <w:t>2.7 SSH desde Windows y Transferencia de Archivos (SCP)</w:t>
       </w:r>
     </w:p>
     <w:p>
       <w:pPr>
         <w:pStyle w:val="Endure-FirstParagraphBodyText"/>
+        <w:spacing w:before="100" w:after="100"/>
       </w:pPr>
       <w:r>
+        <w:rPr>
+          <w:sz w:val="20"/>
+        </w:rPr>
         <w:t xml:space="preserve">Esta sección configura el cliente SSH de Windows para conectar al Jetson con el alias </w:t>
       </w:r>
       <w:r>
         <w:rPr>
           <w:rFonts w:ascii="Courier New" w:hAnsi="Courier New"/>
-          <w:sz w:val="17"/>
+          <w:sz w:val="16"/>
         </w:rPr>
         <w:t>ssh jetson</w:t>
       </w:r>
       <w:r>
+        <w:rPr>
+          <w:sz w:val="20"/>
+        </w:rPr>
         <w:t>, y cubre los comandos básicos de transferencia de archivos con SCP.</w:t>
       </w:r>
     </w:p>
@@ -7290,10 +7910,11 @@
         <w:pStyle w:val="Endure-Subhead"/>
         <w:keepNext/>
         <w:spacing w:before="160" w:after="60"/>
+        <w:outlineLvl w:val="2"/>
       </w:pPr>
       <w:r>
         <w:rPr>
-          <w:sz w:val="18"/>
+          <w:sz w:val="22"/>
         </w:rPr>
         <w:t>2.7.1 Configurar `~/.ssh/config` en Windows</w:t>
       </w:r>
@@ -7301,46 +7922,63 @@
     <w:p>
       <w:pPr>
         <w:pStyle w:val="Endure-FirstParagraphBodyText"/>
+        <w:spacing w:before="100" w:after="100"/>
       </w:pPr>
       <w:r>
+        <w:rPr>
+          <w:sz w:val="20"/>
+        </w:rPr>
         <w:t xml:space="preserve">El archivo </w:t>
       </w:r>
       <w:r>
         <w:rPr>
           <w:rFonts w:ascii="Courier New" w:hAnsi="Courier New"/>
-          <w:sz w:val="17"/>
+          <w:sz w:val="16"/>
         </w:rPr>
         <w:t>~/.ssh/config</w:t>
       </w:r>
       <w:r>
+        <w:rPr>
+          <w:sz w:val="20"/>
+        </w:rPr>
         <w:t xml:space="preserve"> en Windows define hosts nombrados con sus configuraciones. En lugar de escribir </w:t>
       </w:r>
       <w:r>
         <w:rPr>
           <w:rFonts w:ascii="Courier New" w:hAnsi="Courier New"/>
-          <w:sz w:val="17"/>
+          <w:sz w:val="16"/>
         </w:rPr>
         <w:t>ssh jetson@192.168.1.100 -i ~/.ssh/jetson_orin</w:t>
       </w:r>
       <w:r>
+        <w:rPr>
+          <w:sz w:val="20"/>
+        </w:rPr>
         <w:t xml:space="preserve"> cada vez, basta con </w:t>
       </w:r>
       <w:r>
         <w:rPr>
           <w:rFonts w:ascii="Courier New" w:hAnsi="Courier New"/>
-          <w:sz w:val="17"/>
+          <w:sz w:val="16"/>
         </w:rPr>
         <w:t>ssh jetson</w:t>
       </w:r>
       <w:r>
+        <w:rPr>
+          <w:sz w:val="20"/>
+        </w:rPr>
         <w:t>.</w:t>
       </w:r>
     </w:p>
     <w:p>
       <w:pPr>
         <w:pStyle w:val="Endure-ChapterBodyText"/>
+        <w:spacing w:before="100" w:after="100"/>
       </w:pPr>
       <w:r>
+        <w:rPr>
+          <w:sz w:val="20"/>
+        </w:rPr>
         <w:t>A continuación, el archivo de configuración completo recomendado. Incluye tres perfiles para el Jetson (conexión estándar, reenvío gráfico X11 y tunnels de servicios) y el perfil de GitHub:</w:t>
       </w:r>
     </w:p>
@@ -7357,7 +7995,7 @@
         <w:tc>
           <w:tcPr>
             <w:tcW w:type="dxa" w:w="8152"/>
-            <w:shd w:val="clear" w:color="auto" w:fill="F2F2F2"/>
+            <w:shd w:val="clear" w:color="auto" w:fill="EAEAEA"/>
             <w:tcBorders>
               <w:left w:val="thick" w:sz="24" w:color="1A5A6A"/>
             </w:tcBorders>
@@ -7436,21 +8074,38 @@
               <w:t># IMPORTANTE: reemplace 192.168.1.100 con la IP estática de su Jetson</w:t>
             </w:r>
           </w:p>
-          <w:p>
-            <w:pPr>
-              <w:spacing w:before="0" w:after="0"/>
-              <w:jc w:val="left"/>
-              <w:keepLines/>
-              <w:keepNext/>
-            </w:pPr>
-            <w:r>
-              <w:rPr>
-                <w:rFonts w:ascii="Courier New" w:hAnsi="Courier New"/>
-                <w:color w:val="1A1A1A"/>
-                <w:sz w:val="16"/>
-              </w:rPr>
-            </w:r>
-          </w:p>
+        </w:tc>
+      </w:tr>
+    </w:tbl>
+    <w:p>
+      <w:pPr>
+        <w:spacing w:before="0" w:after="40"/>
+      </w:pPr>
+    </w:p>
+    <w:tbl>
+      <w:tblPr>
+        <w:tblW w:type="auto" w:w="0"/>
+        <w:tblLook w:firstColumn="1" w:firstRow="1" w:lastColumn="0" w:lastRow="0" w:noHBand="0" w:noVBand="1" w:val="04A0"/>
+        <w:tblW w:w="5000" w:type="pct"/>
+      </w:tblPr>
+      <w:tblGrid>
+        <w:gridCol w:w="8152"/>
+      </w:tblGrid>
+      <w:tr>
+        <w:tc>
+          <w:tcPr>
+            <w:tcW w:type="dxa" w:w="8152"/>
+            <w:shd w:val="clear" w:color="auto" w:fill="EAEAEA"/>
+            <w:tcBorders>
+              <w:left w:val="thick" w:sz="24" w:color="1A5A6A"/>
+            </w:tcBorders>
+            <w:tcMar>
+              <w:top w:w="100" w:type="dxa"/>
+              <w:left w:w="180" w:type="dxa"/>
+              <w:bottom w:w="100" w:type="dxa"/>
+              <w:right w:w="140" w:type="dxa"/>
+            </w:tcMar>
+          </w:tcPr>
           <w:p>
             <w:pPr>
               <w:spacing w:before="0" w:after="0"/>
@@ -7485,6 +8140,38 @@
               <w:t>#  Jetson AGX Orin — Conexión SSH estándar</w:t>
             </w:r>
           </w:p>
+        </w:tc>
+      </w:tr>
+    </w:tbl>
+    <w:p>
+      <w:pPr>
+        <w:spacing w:before="0" w:after="40"/>
+      </w:pPr>
+    </w:p>
+    <w:tbl>
+      <w:tblPr>
+        <w:tblW w:type="auto" w:w="0"/>
+        <w:tblLook w:firstColumn="1" w:firstRow="1" w:lastColumn="0" w:lastRow="0" w:noHBand="0" w:noVBand="1" w:val="04A0"/>
+        <w:tblW w:w="5000" w:type="pct"/>
+      </w:tblPr>
+      <w:tblGrid>
+        <w:gridCol w:w="8152"/>
+      </w:tblGrid>
+      <w:tr>
+        <w:tc>
+          <w:tcPr>
+            <w:tcW w:type="dxa" w:w="8152"/>
+            <w:shd w:val="clear" w:color="auto" w:fill="EAEAEA"/>
+            <w:tcBorders>
+              <w:left w:val="thick" w:sz="24" w:color="1A5A6A"/>
+            </w:tcBorders>
+            <w:tcMar>
+              <w:top w:w="100" w:type="dxa"/>
+              <w:left w:w="180" w:type="dxa"/>
+              <w:bottom w:w="100" w:type="dxa"/>
+              <w:right w:w="140" w:type="dxa"/>
+            </w:tcMar>
+          </w:tcPr>
           <w:p>
             <w:pPr>
               <w:spacing w:before="0" w:after="0"/>
@@ -7512,6 +8199,7 @@
             <w:r>
               <w:rPr>
                 <w:rFonts w:ascii="Courier New" w:hAnsi="Courier New"/>
+                <w:i/>
                 <w:color w:val="555555"/>
                 <w:sz w:val="16"/>
               </w:rPr>
@@ -7528,6 +8216,7 @@
             <w:r>
               <w:rPr>
                 <w:rFonts w:ascii="Courier New" w:hAnsi="Courier New"/>
+                <w:i/>
                 <w:color w:val="555555"/>
                 <w:sz w:val="16"/>
               </w:rPr>
@@ -7544,6 +8233,7 @@
             <w:r>
               <w:rPr>
                 <w:rFonts w:ascii="Courier New" w:hAnsi="Courier New"/>
+                <w:i/>
                 <w:color w:val="555555"/>
                 <w:sz w:val="16"/>
               </w:rPr>
@@ -7560,6 +8250,7 @@
             <w:r>
               <w:rPr>
                 <w:rFonts w:ascii="Courier New" w:hAnsi="Courier New"/>
+                <w:i/>
                 <w:color w:val="555555"/>
                 <w:sz w:val="16"/>
               </w:rPr>
@@ -7576,6 +8267,7 @@
             <w:r>
               <w:rPr>
                 <w:rFonts w:ascii="Courier New" w:hAnsi="Courier New"/>
+                <w:i/>
                 <w:color w:val="555555"/>
                 <w:sz w:val="16"/>
               </w:rPr>
@@ -7592,6 +8284,7 @@
             <w:r>
               <w:rPr>
                 <w:rFonts w:ascii="Courier New" w:hAnsi="Courier New"/>
+                <w:i/>
                 <w:color w:val="555555"/>
                 <w:sz w:val="16"/>
               </w:rPr>
@@ -7608,6 +8301,7 @@
             <w:r>
               <w:rPr>
                 <w:rFonts w:ascii="Courier New" w:hAnsi="Courier New"/>
+                <w:i/>
                 <w:color w:val="555555"/>
                 <w:sz w:val="16"/>
               </w:rPr>
@@ -7624,6 +8318,7 @@
             <w:r>
               <w:rPr>
                 <w:rFonts w:ascii="Courier New" w:hAnsi="Courier New"/>
+                <w:i/>
                 <w:color w:val="555555"/>
                 <w:sz w:val="16"/>
               </w:rPr>
@@ -7640,27 +8335,45 @@
             <w:r>
               <w:rPr>
                 <w:rFonts w:ascii="Courier New" w:hAnsi="Courier New"/>
+                <w:i/>
                 <w:color w:val="555555"/>
                 <w:sz w:val="16"/>
               </w:rPr>
               <w:t xml:space="preserve">    Compression yes</w:t>
             </w:r>
           </w:p>
-          <w:p>
-            <w:pPr>
-              <w:spacing w:before="0" w:after="0"/>
-              <w:jc w:val="left"/>
-              <w:keepLines/>
-              <w:keepNext/>
-            </w:pPr>
-            <w:r>
-              <w:rPr>
-                <w:rFonts w:ascii="Courier New" w:hAnsi="Courier New"/>
-                <w:color w:val="1A1A1A"/>
-                <w:sz w:val="16"/>
-              </w:rPr>
-            </w:r>
-          </w:p>
+        </w:tc>
+      </w:tr>
+    </w:tbl>
+    <w:p>
+      <w:pPr>
+        <w:spacing w:before="0" w:after="40"/>
+      </w:pPr>
+    </w:p>
+    <w:tbl>
+      <w:tblPr>
+        <w:tblW w:type="auto" w:w="0"/>
+        <w:tblLook w:firstColumn="1" w:firstRow="1" w:lastColumn="0" w:lastRow="0" w:noHBand="0" w:noVBand="1" w:val="04A0"/>
+        <w:tblW w:w="5000" w:type="pct"/>
+      </w:tblPr>
+      <w:tblGrid>
+        <w:gridCol w:w="8152"/>
+      </w:tblGrid>
+      <w:tr>
+        <w:tc>
+          <w:tcPr>
+            <w:tcW w:type="dxa" w:w="8152"/>
+            <w:shd w:val="clear" w:color="auto" w:fill="EAEAEA"/>
+            <w:tcBorders>
+              <w:left w:val="thick" w:sz="24" w:color="1A5A6A"/>
+            </w:tcBorders>
+            <w:tcMar>
+              <w:top w:w="100" w:type="dxa"/>
+              <w:left w:w="180" w:type="dxa"/>
+              <w:bottom w:w="100" w:type="dxa"/>
+              <w:right w:w="140" w:type="dxa"/>
+            </w:tcMar>
+          </w:tcPr>
           <w:p>
             <w:pPr>
               <w:spacing w:before="0" w:after="0"/>
@@ -7695,6 +8408,38 @@
               <w:t>#  Jetson — Con reenvío gráfico X11 via SSH</w:t>
             </w:r>
           </w:p>
+        </w:tc>
+      </w:tr>
+    </w:tbl>
+    <w:p>
+      <w:pPr>
+        <w:spacing w:before="0" w:after="40"/>
+      </w:pPr>
+    </w:p>
+    <w:tbl>
+      <w:tblPr>
+        <w:tblW w:type="auto" w:w="0"/>
+        <w:tblLook w:firstColumn="1" w:firstRow="1" w:lastColumn="0" w:lastRow="0" w:noHBand="0" w:noVBand="1" w:val="04A0"/>
+        <w:tblW w:w="5000" w:type="pct"/>
+      </w:tblPr>
+      <w:tblGrid>
+        <w:gridCol w:w="8152"/>
+      </w:tblGrid>
+      <w:tr>
+        <w:tc>
+          <w:tcPr>
+            <w:tcW w:type="dxa" w:w="8152"/>
+            <w:shd w:val="clear" w:color="auto" w:fill="EAEAEA"/>
+            <w:tcBorders>
+              <w:left w:val="thick" w:sz="24" w:color="1A5A6A"/>
+            </w:tcBorders>
+            <w:tcMar>
+              <w:top w:w="100" w:type="dxa"/>
+              <w:left w:w="180" w:type="dxa"/>
+              <w:bottom w:w="100" w:type="dxa"/>
+              <w:right w:w="140" w:type="dxa"/>
+            </w:tcMar>
+          </w:tcPr>
           <w:p>
             <w:pPr>
               <w:spacing w:before="0" w:after="0"/>
@@ -7722,6 +8467,7 @@
             <w:r>
               <w:rPr>
                 <w:rFonts w:ascii="Courier New" w:hAnsi="Courier New"/>
+                <w:i/>
                 <w:color w:val="555555"/>
                 <w:sz w:val="16"/>
               </w:rPr>
@@ -7738,6 +8484,7 @@
             <w:r>
               <w:rPr>
                 <w:rFonts w:ascii="Courier New" w:hAnsi="Courier New"/>
+                <w:i/>
                 <w:color w:val="555555"/>
                 <w:sz w:val="16"/>
               </w:rPr>
@@ -7754,6 +8501,7 @@
             <w:r>
               <w:rPr>
                 <w:rFonts w:ascii="Courier New" w:hAnsi="Courier New"/>
+                <w:i/>
                 <w:color w:val="555555"/>
                 <w:sz w:val="16"/>
               </w:rPr>
@@ -7770,6 +8518,7 @@
             <w:r>
               <w:rPr>
                 <w:rFonts w:ascii="Courier New" w:hAnsi="Courier New"/>
+                <w:i/>
                 <w:color w:val="555555"/>
                 <w:sz w:val="16"/>
               </w:rPr>
@@ -7786,6 +8535,7 @@
             <w:r>
               <w:rPr>
                 <w:rFonts w:ascii="Courier New" w:hAnsi="Courier New"/>
+                <w:i/>
                 <w:color w:val="555555"/>
                 <w:sz w:val="16"/>
               </w:rPr>
@@ -7802,6 +8552,7 @@
             <w:r>
               <w:rPr>
                 <w:rFonts w:ascii="Courier New" w:hAnsi="Courier New"/>
+                <w:i/>
                 <w:color w:val="555555"/>
                 <w:sz w:val="16"/>
               </w:rPr>
@@ -7818,6 +8569,7 @@
             <w:r>
               <w:rPr>
                 <w:rFonts w:ascii="Courier New" w:hAnsi="Courier New"/>
+                <w:i/>
                 <w:color w:val="555555"/>
                 <w:sz w:val="16"/>
               </w:rPr>
@@ -7834,6 +8586,7 @@
             <w:r>
               <w:rPr>
                 <w:rFonts w:ascii="Courier New" w:hAnsi="Courier New"/>
+                <w:i/>
                 <w:color w:val="555555"/>
                 <w:sz w:val="16"/>
               </w:rPr>
@@ -7850,27 +8603,45 @@
             <w:r>
               <w:rPr>
                 <w:rFonts w:ascii="Courier New" w:hAnsi="Courier New"/>
+                <w:i/>
                 <w:color w:val="555555"/>
                 <w:sz w:val="16"/>
               </w:rPr>
               <w:t xml:space="preserve">    ServerAliveCountMax 10</w:t>
             </w:r>
           </w:p>
-          <w:p>
-            <w:pPr>
-              <w:spacing w:before="0" w:after="0"/>
-              <w:jc w:val="left"/>
-              <w:keepLines/>
-              <w:keepNext/>
-            </w:pPr>
-            <w:r>
-              <w:rPr>
-                <w:rFonts w:ascii="Courier New" w:hAnsi="Courier New"/>
-                <w:color w:val="1A1A1A"/>
-                <w:sz w:val="16"/>
-              </w:rPr>
-            </w:r>
-          </w:p>
+        </w:tc>
+      </w:tr>
+    </w:tbl>
+    <w:p>
+      <w:pPr>
+        <w:spacing w:before="0" w:after="40"/>
+      </w:pPr>
+    </w:p>
+    <w:tbl>
+      <w:tblPr>
+        <w:tblW w:type="auto" w:w="0"/>
+        <w:tblLook w:firstColumn="1" w:firstRow="1" w:lastColumn="0" w:lastRow="0" w:noHBand="0" w:noVBand="1" w:val="04A0"/>
+        <w:tblW w:w="5000" w:type="pct"/>
+      </w:tblPr>
+      <w:tblGrid>
+        <w:gridCol w:w="8152"/>
+      </w:tblGrid>
+      <w:tr>
+        <w:tc>
+          <w:tcPr>
+            <w:tcW w:type="dxa" w:w="8152"/>
+            <w:shd w:val="clear" w:color="auto" w:fill="EAEAEA"/>
+            <w:tcBorders>
+              <w:left w:val="thick" w:sz="24" w:color="1A5A6A"/>
+            </w:tcBorders>
+            <w:tcMar>
+              <w:top w:w="100" w:type="dxa"/>
+              <w:left w:w="180" w:type="dxa"/>
+              <w:bottom w:w="100" w:type="dxa"/>
+              <w:right w:w="140" w:type="dxa"/>
+            </w:tcMar>
+          </w:tcPr>
           <w:p>
             <w:pPr>
               <w:spacing w:before="0" w:after="0"/>
@@ -7905,6 +8676,38 @@
               <w:t>#  Jetson — Con tunnels para todos los servicios</w:t>
             </w:r>
           </w:p>
+        </w:tc>
+      </w:tr>
+    </w:tbl>
+    <w:p>
+      <w:pPr>
+        <w:spacing w:before="0" w:after="40"/>
+      </w:pPr>
+    </w:p>
+    <w:tbl>
+      <w:tblPr>
+        <w:tblW w:type="auto" w:w="0"/>
+        <w:tblLook w:firstColumn="1" w:firstRow="1" w:lastColumn="0" w:lastRow="0" w:noHBand="0" w:noVBand="1" w:val="04A0"/>
+        <w:tblW w:w="5000" w:type="pct"/>
+      </w:tblPr>
+      <w:tblGrid>
+        <w:gridCol w:w="8152"/>
+      </w:tblGrid>
+      <w:tr>
+        <w:tc>
+          <w:tcPr>
+            <w:tcW w:type="dxa" w:w="8152"/>
+            <w:shd w:val="clear" w:color="auto" w:fill="EAEAEA"/>
+            <w:tcBorders>
+              <w:left w:val="thick" w:sz="24" w:color="1A5A6A"/>
+            </w:tcBorders>
+            <w:tcMar>
+              <w:top w:w="100" w:type="dxa"/>
+              <w:left w:w="180" w:type="dxa"/>
+              <w:bottom w:w="100" w:type="dxa"/>
+              <w:right w:w="140" w:type="dxa"/>
+            </w:tcMar>
+          </w:tcPr>
           <w:p>
             <w:pPr>
               <w:spacing w:before="0" w:after="0"/>
@@ -7932,6 +8735,7 @@
             <w:r>
               <w:rPr>
                 <w:rFonts w:ascii="Courier New" w:hAnsi="Courier New"/>
+                <w:i/>
                 <w:color w:val="555555"/>
                 <w:sz w:val="16"/>
               </w:rPr>
@@ -7948,6 +8752,7 @@
             <w:r>
               <w:rPr>
                 <w:rFonts w:ascii="Courier New" w:hAnsi="Courier New"/>
+                <w:i/>
                 <w:color w:val="555555"/>
                 <w:sz w:val="16"/>
               </w:rPr>
@@ -7964,6 +8769,7 @@
             <w:r>
               <w:rPr>
                 <w:rFonts w:ascii="Courier New" w:hAnsi="Courier New"/>
+                <w:i/>
                 <w:color w:val="555555"/>
                 <w:sz w:val="16"/>
               </w:rPr>
@@ -7980,6 +8786,7 @@
             <w:r>
               <w:rPr>
                 <w:rFonts w:ascii="Courier New" w:hAnsi="Courier New"/>
+                <w:i/>
                 <w:color w:val="555555"/>
                 <w:sz w:val="16"/>
               </w:rPr>
@@ -7996,6 +8803,7 @@
             <w:r>
               <w:rPr>
                 <w:rFonts w:ascii="Courier New" w:hAnsi="Courier New"/>
+                <w:i/>
                 <w:color w:val="555555"/>
                 <w:sz w:val="16"/>
               </w:rPr>
@@ -8012,6 +8820,7 @@
             <w:r>
               <w:rPr>
                 <w:rFonts w:ascii="Courier New" w:hAnsi="Courier New"/>
+                <w:i/>
                 <w:color w:val="555555"/>
                 <w:sz w:val="16"/>
               </w:rPr>
@@ -8028,6 +8837,7 @@
             <w:r>
               <w:rPr>
                 <w:rFonts w:ascii="Courier New" w:hAnsi="Courier New"/>
+                <w:i/>
                 <w:color w:val="555555"/>
                 <w:sz w:val="16"/>
               </w:rPr>
@@ -8044,6 +8854,7 @@
             <w:r>
               <w:rPr>
                 <w:rFonts w:ascii="Courier New" w:hAnsi="Courier New"/>
+                <w:i/>
                 <w:color w:val="555555"/>
                 <w:sz w:val="16"/>
               </w:rPr>
@@ -8060,6 +8871,7 @@
             <w:r>
               <w:rPr>
                 <w:rFonts w:ascii="Courier New" w:hAnsi="Courier New"/>
+                <w:i/>
                 <w:color w:val="555555"/>
                 <w:sz w:val="16"/>
               </w:rPr>
@@ -8076,6 +8888,7 @@
             <w:r>
               <w:rPr>
                 <w:rFonts w:ascii="Courier New" w:hAnsi="Courier New"/>
+                <w:i/>
                 <w:color w:val="555555"/>
                 <w:sz w:val="16"/>
               </w:rPr>
@@ -8092,6 +8905,7 @@
             <w:r>
               <w:rPr>
                 <w:rFonts w:ascii="Courier New" w:hAnsi="Courier New"/>
+                <w:i/>
                 <w:color w:val="555555"/>
                 <w:sz w:val="16"/>
               </w:rPr>
@@ -8108,27 +8922,45 @@
             <w:r>
               <w:rPr>
                 <w:rFonts w:ascii="Courier New" w:hAnsi="Courier New"/>
+                <w:i/>
                 <w:color w:val="555555"/>
                 <w:sz w:val="16"/>
               </w:rPr>
               <w:t xml:space="preserve">    ExitOnForwardFailure yes</w:t>
             </w:r>
           </w:p>
-          <w:p>
-            <w:pPr>
-              <w:spacing w:before="0" w:after="0"/>
-              <w:jc w:val="left"/>
-              <w:keepLines/>
-              <w:keepNext/>
-            </w:pPr>
-            <w:r>
-              <w:rPr>
-                <w:rFonts w:ascii="Courier New" w:hAnsi="Courier New"/>
-                <w:color w:val="1A1A1A"/>
-                <w:sz w:val="16"/>
-              </w:rPr>
-            </w:r>
-          </w:p>
+        </w:tc>
+      </w:tr>
+    </w:tbl>
+    <w:p>
+      <w:pPr>
+        <w:spacing w:before="0" w:after="40"/>
+      </w:pPr>
+    </w:p>
+    <w:tbl>
+      <w:tblPr>
+        <w:tblW w:type="auto" w:w="0"/>
+        <w:tblLook w:firstColumn="1" w:firstRow="1" w:lastColumn="0" w:lastRow="0" w:noHBand="0" w:noVBand="1" w:val="04A0"/>
+        <w:tblW w:w="5000" w:type="pct"/>
+      </w:tblPr>
+      <w:tblGrid>
+        <w:gridCol w:w="8152"/>
+      </w:tblGrid>
+      <w:tr>
+        <w:tc>
+          <w:tcPr>
+            <w:tcW w:type="dxa" w:w="8152"/>
+            <w:shd w:val="clear" w:color="auto" w:fill="EAEAEA"/>
+            <w:tcBorders>
+              <w:left w:val="thick" w:sz="24" w:color="1A5A6A"/>
+            </w:tcBorders>
+            <w:tcMar>
+              <w:top w:w="100" w:type="dxa"/>
+              <w:left w:w="180" w:type="dxa"/>
+              <w:bottom w:w="100" w:type="dxa"/>
+              <w:right w:w="140" w:type="dxa"/>
+            </w:tcMar>
+          </w:tcPr>
           <w:p>
             <w:pPr>
               <w:spacing w:before="0" w:after="0"/>
@@ -8163,6 +8995,38 @@
               <w:t>#  GitHub (configurado en el Capítulo 2, §2.4)</w:t>
             </w:r>
           </w:p>
+        </w:tc>
+      </w:tr>
+    </w:tbl>
+    <w:p>
+      <w:pPr>
+        <w:spacing w:before="0" w:after="40"/>
+      </w:pPr>
+    </w:p>
+    <w:tbl>
+      <w:tblPr>
+        <w:tblW w:type="auto" w:w="0"/>
+        <w:tblLook w:firstColumn="1" w:firstRow="1" w:lastColumn="0" w:lastRow="0" w:noHBand="0" w:noVBand="1" w:val="04A0"/>
+        <w:tblW w:w="5000" w:type="pct"/>
+      </w:tblPr>
+      <w:tblGrid>
+        <w:gridCol w:w="8152"/>
+      </w:tblGrid>
+      <w:tr>
+        <w:tc>
+          <w:tcPr>
+            <w:tcW w:type="dxa" w:w="8152"/>
+            <w:shd w:val="clear" w:color="auto" w:fill="EAEAEA"/>
+            <w:tcBorders>
+              <w:left w:val="thick" w:sz="24" w:color="1A5A6A"/>
+            </w:tcBorders>
+            <w:tcMar>
+              <w:top w:w="100" w:type="dxa"/>
+              <w:left w:w="180" w:type="dxa"/>
+              <w:bottom w:w="100" w:type="dxa"/>
+              <w:right w:w="140" w:type="dxa"/>
+            </w:tcMar>
+          </w:tcPr>
           <w:p>
             <w:pPr>
               <w:spacing w:before="0" w:after="0"/>
@@ -8190,6 +9054,7 @@
             <w:r>
               <w:rPr>
                 <w:rFonts w:ascii="Courier New" w:hAnsi="Courier New"/>
+                <w:i/>
                 <w:color w:val="555555"/>
                 <w:sz w:val="16"/>
               </w:rPr>
@@ -8206,6 +9071,7 @@
             <w:r>
               <w:rPr>
                 <w:rFonts w:ascii="Courier New" w:hAnsi="Courier New"/>
+                <w:i/>
                 <w:color w:val="555555"/>
                 <w:sz w:val="16"/>
               </w:rPr>
@@ -8222,6 +9088,7 @@
             <w:r>
               <w:rPr>
                 <w:rFonts w:ascii="Courier New" w:hAnsi="Courier New"/>
+                <w:i/>
                 <w:color w:val="555555"/>
                 <w:sz w:val="16"/>
               </w:rPr>
@@ -8238,6 +9105,7 @@
             <w:r>
               <w:rPr>
                 <w:rFonts w:ascii="Courier New" w:hAnsi="Courier New"/>
+                <w:i/>
                 <w:color w:val="555555"/>
                 <w:sz w:val="16"/>
               </w:rPr>
@@ -8254,6 +9122,7 @@
             <w:r>
               <w:rPr>
                 <w:rFonts w:ascii="Courier New" w:hAnsi="Courier New"/>
+                <w:i/>
                 <w:color w:val="555555"/>
                 <w:sz w:val="16"/>
               </w:rPr>
@@ -8314,7 +9183,7 @@
             <w:r>
               <w:rPr>
                 <w:rFonts w:ascii="Courier New" w:hAnsi="Courier New"/>
-                <w:sz w:val="17"/>
+                <w:sz w:val="16"/>
               </w:rPr>
               <w:t>jetson_orin</w:t>
             </w:r>
@@ -8324,7 +9193,7 @@
             <w:r>
               <w:rPr>
                 <w:rFonts w:ascii="Courier New" w:hAnsi="Courier New"/>
-                <w:sz w:val="17"/>
+                <w:sz w:val="16"/>
               </w:rPr>
               <w:t>ssh-keygen -t ed25519 -f $HOME\.ssh\jetson_orin</w:t>
             </w:r>
@@ -8334,7 +9203,7 @@
             <w:r>
               <w:rPr>
                 <w:rFonts w:ascii="Courier New" w:hAnsi="Courier New"/>
-                <w:sz w:val="17"/>
+                <w:sz w:val="16"/>
               </w:rPr>
               <w:t>ssh-copy-id -i ~/.ssh/jetson_orin.pub jetson@192.168.1.100</w:t>
             </w:r>
@@ -8344,7 +9213,7 @@
             <w:r>
               <w:rPr>
                 <w:rFonts w:ascii="Courier New" w:hAnsi="Courier New"/>
-                <w:sz w:val="17"/>
+                <w:sz w:val="16"/>
               </w:rPr>
               <w:t>ssh jetson</w:t>
             </w:r>
@@ -8406,7 +9275,7 @@
             <w:r>
               <w:rPr>
                 <w:rFonts w:ascii="Courier New" w:hAnsi="Courier New"/>
-                <w:sz w:val="17"/>
+                <w:sz w:val="16"/>
               </w:rPr>
               <w:t>github_key</w:t>
             </w:r>
@@ -8416,7 +9285,7 @@
             <w:r>
               <w:rPr>
                 <w:rFonts w:ascii="Courier New" w:hAnsi="Courier New"/>
-                <w:sz w:val="17"/>
+                <w:sz w:val="16"/>
               </w:rPr>
               <w:t>ssh -T git@github.com</w:t>
             </w:r>
@@ -8445,7 +9314,7 @@
         <w:tc>
           <w:tcPr>
             <w:tcW w:type="dxa" w:w="8152"/>
-            <w:shd w:val="clear" w:color="auto" w:fill="F2F2F2"/>
+            <w:shd w:val="clear" w:color="auto" w:fill="EAEAEA"/>
             <w:tcBorders>
               <w:left w:val="thick" w:sz="24" w:color="1A5A6A"/>
             </w:tcBorders>
@@ -8483,6 +9352,7 @@
             <w:r>
               <w:rPr>
                 <w:rFonts w:ascii="Courier New" w:hAnsi="Courier New"/>
+                <w:i/>
                 <w:color w:val="555555"/>
                 <w:sz w:val="16"/>
               </w:rPr>
@@ -8510,7 +9380,7 @@
         <w:tc>
           <w:tcPr>
             <w:tcW w:type="dxa" w:w="8152"/>
-            <w:shd w:val="clear" w:color="auto" w:fill="F2F2F2"/>
+            <w:shd w:val="clear" w:color="auto" w:fill="EAEAEA"/>
             <w:tcBorders>
               <w:left w:val="thick" w:sz="24" w:color="1A5A6A"/>
             </w:tcBorders>
@@ -8567,10 +9437,11 @@
         <w:pStyle w:val="Endure-Subhead"/>
         <w:keepNext/>
         <w:spacing w:before="160" w:after="60"/>
+        <w:outlineLvl w:val="2"/>
       </w:pPr>
       <w:r>
         <w:rPr>
-          <w:sz w:val="18"/>
+          <w:sz w:val="22"/>
         </w:rPr>
         <w:t>2.7.2 Transferencia de archivos con SCP</w:t>
       </w:r>
@@ -8578,8 +9449,12 @@
     <w:p>
       <w:pPr>
         <w:pStyle w:val="Endure-FirstParagraphBodyText"/>
+        <w:spacing w:before="100" w:after="100"/>
       </w:pPr>
       <w:r>
+        <w:rPr>
+          <w:sz w:val="20"/>
+        </w:rPr>
         <w:t>SCP usa el canal SSH — no requiere configuración adicional:</w:t>
       </w:r>
     </w:p>
@@ -8596,7 +9471,7 @@
         <w:tc>
           <w:tcPr>
             <w:tcW w:type="dxa" w:w="8152"/>
-            <w:shd w:val="clear" w:color="auto" w:fill="F2F2F2"/>
+            <w:shd w:val="clear" w:color="auto" w:fill="EAEAEA"/>
             <w:tcBorders>
               <w:left w:val="thick" w:sz="24" w:color="1A5A6A"/>
             </w:tcBorders>
@@ -8651,6 +9526,7 @@
             <w:r>
               <w:rPr>
                 <w:rFonts w:ascii="Courier New" w:hAnsi="Courier New"/>
+                <w:i/>
                 <w:color w:val="555555"/>
                 <w:sz w:val="16"/>
               </w:rPr>
@@ -8699,6 +9575,7 @@
             <w:r>
               <w:rPr>
                 <w:rFonts w:ascii="Courier New" w:hAnsi="Courier New"/>
+                <w:i/>
                 <w:color w:val="555555"/>
                 <w:sz w:val="16"/>
               </w:rPr>
@@ -8747,6 +9624,7 @@
             <w:r>
               <w:rPr>
                 <w:rFonts w:ascii="Courier New" w:hAnsi="Courier New"/>
+                <w:i/>
                 <w:color w:val="555555"/>
                 <w:sz w:val="16"/>
               </w:rPr>
@@ -8795,6 +9673,7 @@
             <w:r>
               <w:rPr>
                 <w:rFonts w:ascii="Courier New" w:hAnsi="Courier New"/>
+                <w:i/>
                 <w:color w:val="555555"/>
                 <w:sz w:val="16"/>
               </w:rPr>
@@ -8855,7 +9734,7 @@
             <w:r>
               <w:rPr>
                 <w:rFonts w:ascii="Courier New" w:hAnsi="Courier New"/>
-                <w:sz w:val="17"/>
+                <w:sz w:val="16"/>
               </w:rPr>
               <w:t>aria2c</w:t>
             </w:r>
@@ -8876,10 +9755,11 @@
         <w:pStyle w:val="Endure-Subhead"/>
         <w:keepNext/>
         <w:spacing w:before="160" w:after="60"/>
+        <w:outlineLvl w:val="2"/>
       </w:pPr>
       <w:r>
         <w:rPr>
-          <w:sz w:val="18"/>
+          <w:sz w:val="22"/>
         </w:rPr>
         <w:t>2.7.3 SSH Tunnels — acceso a servicios del Jetson desde Windows</w:t>
       </w:r>
@@ -8887,8 +9767,12 @@
     <w:p>
       <w:pPr>
         <w:pStyle w:val="Endure-FirstParagraphBodyText"/>
+        <w:spacing w:before="100" w:after="100"/>
       </w:pPr>
       <w:r>
+        <w:rPr>
+          <w:sz w:val="20"/>
+        </w:rPr>
         <w:t>Los SSH tunnels redirigen un puerto local de Windows hacia un puerto en el Jetson:</w:t>
       </w:r>
     </w:p>
@@ -8905,7 +9789,7 @@
         <w:tc>
           <w:tcPr>
             <w:tcW w:type="dxa" w:w="8152"/>
-            <w:shd w:val="clear" w:color="auto" w:fill="F2F2F2"/>
+            <w:shd w:val="clear" w:color="auto" w:fill="EAEAEA"/>
             <w:tcBorders>
               <w:left w:val="thick" w:sz="24" w:color="1A5A6A"/>
             </w:tcBorders>
@@ -8960,6 +9844,7 @@
             <w:r>
               <w:rPr>
                 <w:rFonts w:ascii="Courier New" w:hAnsi="Courier New"/>
+                <w:i/>
                 <w:color w:val="555555"/>
                 <w:sz w:val="16"/>
               </w:rPr>
@@ -9004,7 +9889,7 @@
         <w:tc>
           <w:tcPr>
             <w:tcW w:type="dxa" w:w="8152"/>
-            <w:shd w:val="clear" w:color="auto" w:fill="F2F2F2"/>
+            <w:shd w:val="clear" w:color="auto" w:fill="EAEAEA"/>
             <w:tcBorders>
               <w:left w:val="thick" w:sz="24" w:color="1A5A6A"/>
             </w:tcBorders>
@@ -9042,6 +9927,7 @@
             <w:r>
               <w:rPr>
                 <w:rFonts w:ascii="Courier New" w:hAnsi="Courier New"/>
+                <w:i/>
                 <w:color w:val="555555"/>
                 <w:sz w:val="16"/>
               </w:rPr>
@@ -9058,6 +9944,7 @@
             <w:r>
               <w:rPr>
                 <w:rFonts w:ascii="Courier New" w:hAnsi="Courier New"/>
+                <w:i/>
                 <w:color w:val="555555"/>
                 <w:sz w:val="16"/>
               </w:rPr>
@@ -9074,6 +9961,7 @@
             <w:r>
               <w:rPr>
                 <w:rFonts w:ascii="Courier New" w:hAnsi="Courier New"/>
+                <w:i/>
                 <w:color w:val="555555"/>
                 <w:sz w:val="16"/>
               </w:rPr>
@@ -9167,7 +10055,7 @@
             <w:r>
               <w:rPr>
                 <w:rFonts w:ascii="Courier New" w:hAnsi="Courier New"/>
-                <w:sz w:val="17"/>
+                <w:sz w:val="16"/>
               </w:rPr>
               <w:t>-N</w:t>
             </w:r>
@@ -9188,8 +10076,12 @@
         <w:pStyle w:val="Endure-Subhead"/>
         <w:keepNext/>
         <w:spacing w:before="240" w:after="60"/>
+        <w:outlineLvl w:val="1"/>
       </w:pPr>
       <w:r>
+        <w:rPr>
+          <w:sz w:val="24"/>
+        </w:rPr>
         <w:t>2.8 Verificación Final del Capítulo</w:t>
       </w:r>
     </w:p>
@@ -9206,7 +10098,7 @@
         <w:tc>
           <w:tcPr>
             <w:tcW w:type="dxa" w:w="8152"/>
-            <w:shd w:val="clear" w:color="auto" w:fill="F2F2F2"/>
+            <w:shd w:val="clear" w:color="auto" w:fill="EAEAEA"/>
             <w:tcBorders>
               <w:left w:val="thick" w:sz="24" w:color="1A5A6A"/>
             </w:tcBorders>
@@ -9419,6 +10311,7 @@
             <w:r>
               <w:rPr>
                 <w:rFonts w:ascii="Courier New" w:hAnsi="Courier New"/>
+                <w:i/>
                 <w:color w:val="555555"/>
                 <w:sz w:val="16"/>
               </w:rPr>
@@ -9435,6 +10328,7 @@
             <w:r>
               <w:rPr>
                 <w:rFonts w:ascii="Courier New" w:hAnsi="Courier New"/>
+                <w:i/>
                 <w:color w:val="555555"/>
                 <w:sz w:val="16"/>
               </w:rPr>
@@ -9451,6 +10345,7 @@
             <w:r>
               <w:rPr>
                 <w:rFonts w:ascii="Courier New" w:hAnsi="Courier New"/>
+                <w:i/>
                 <w:color w:val="555555"/>
                 <w:sz w:val="16"/>
               </w:rPr>
@@ -9577,6 +10472,7 @@
             <w:r>
               <w:rPr>
                 <w:rFonts w:ascii="Courier New" w:hAnsi="Courier New"/>
+                <w:i/>
                 <w:color w:val="555555"/>
                 <w:sz w:val="16"/>
               </w:rPr>
@@ -9640,6 +10536,7 @@
             <w:r>
               <w:rPr>
                 <w:rFonts w:ascii="Courier New" w:hAnsi="Courier New"/>
+                <w:i/>
                 <w:color w:val="555555"/>
                 <w:sz w:val="16"/>
               </w:rPr>
@@ -9656,6 +10553,7 @@
             <w:r>
               <w:rPr>
                 <w:rFonts w:ascii="Courier New" w:hAnsi="Courier New"/>
+                <w:i/>
                 <w:color w:val="555555"/>
                 <w:sz w:val="16"/>
               </w:rPr>
@@ -9672,6 +10570,7 @@
             <w:r>
               <w:rPr>
                 <w:rFonts w:ascii="Courier New" w:hAnsi="Courier New"/>
+                <w:i/>
                 <w:color w:val="555555"/>
                 <w:sz w:val="16"/>
               </w:rPr>
@@ -9715,7 +10614,7 @@
         <w:tc>
           <w:tcPr>
             <w:tcW w:type="dxa" w:w="8152"/>
-            <w:shd w:val="clear" w:color="auto" w:fill="F2F2F2"/>
+            <w:shd w:val="clear" w:color="auto" w:fill="EAEAEA"/>
             <w:tcBorders>
               <w:left w:val="thick" w:sz="24" w:color="1A5A6A"/>
             </w:tcBorders>
@@ -9753,6 +10652,7 @@
             <w:r>
               <w:rPr>
                 <w:rFonts w:ascii="Courier New" w:hAnsi="Courier New"/>
+                <w:i/>
                 <w:color w:val="555555"/>
                 <w:sz w:val="16"/>
               </w:rPr>
@@ -9784,6 +10684,7 @@
             <w:r>
               <w:rPr>
                 <w:rFonts w:ascii="Courier New" w:hAnsi="Courier New"/>
+                <w:i/>
                 <w:color w:val="555555"/>
                 <w:sz w:val="16"/>
               </w:rPr>
@@ -9800,6 +10701,7 @@
             <w:r>
               <w:rPr>
                 <w:rFonts w:ascii="Courier New" w:hAnsi="Courier New"/>
+                <w:i/>
                 <w:color w:val="555555"/>
                 <w:sz w:val="16"/>
               </w:rPr>
@@ -9831,6 +10733,7 @@
             <w:r>
               <w:rPr>
                 <w:rFonts w:ascii="Courier New" w:hAnsi="Courier New"/>
+                <w:i/>
                 <w:color w:val="555555"/>
                 <w:sz w:val="16"/>
               </w:rPr>
@@ -9847,6 +10750,7 @@
             <w:r>
               <w:rPr>
                 <w:rFonts w:ascii="Courier New" w:hAnsi="Courier New"/>
+                <w:i/>
                 <w:color w:val="555555"/>
                 <w:sz w:val="16"/>
               </w:rPr>
@@ -9863,6 +10767,7 @@
             <w:r>
               <w:rPr>
                 <w:rFonts w:ascii="Courier New" w:hAnsi="Courier New"/>
+                <w:i/>
                 <w:color w:val="555555"/>
                 <w:sz w:val="16"/>
               </w:rPr>
@@ -9879,6 +10784,7 @@
             <w:r>
               <w:rPr>
                 <w:rFonts w:ascii="Courier New" w:hAnsi="Courier New"/>
+                <w:i/>
                 <w:color w:val="555555"/>
                 <w:sz w:val="16"/>
               </w:rPr>
@@ -9910,6 +10816,7 @@
             <w:r>
               <w:rPr>
                 <w:rFonts w:ascii="Courier New" w:hAnsi="Courier New"/>
+                <w:i/>
                 <w:color w:val="555555"/>
                 <w:sz w:val="16"/>
               </w:rPr>
@@ -9926,6 +10833,7 @@
             <w:r>
               <w:rPr>
                 <w:rFonts w:ascii="Courier New" w:hAnsi="Courier New"/>
+                <w:i/>
                 <w:color w:val="555555"/>
                 <w:sz w:val="16"/>
               </w:rPr>
@@ -9942,6 +10850,7 @@
             <w:r>
               <w:rPr>
                 <w:rFonts w:ascii="Courier New" w:hAnsi="Courier New"/>
+                <w:i/>
                 <w:color w:val="555555"/>
                 <w:sz w:val="16"/>
               </w:rPr>
@@ -9973,6 +10882,7 @@
             <w:r>
               <w:rPr>
                 <w:rFonts w:ascii="Courier New" w:hAnsi="Courier New"/>
+                <w:i/>
                 <w:color w:val="555555"/>
                 <w:sz w:val="16"/>
               </w:rPr>
@@ -9989,6 +10899,7 @@
             <w:r>
               <w:rPr>
                 <w:rFonts w:ascii="Courier New" w:hAnsi="Courier New"/>
+                <w:i/>
                 <w:color w:val="555555"/>
                 <w:sz w:val="16"/>
               </w:rPr>
@@ -10005,6 +10916,7 @@
             <w:r>
               <w:rPr>
                 <w:rFonts w:ascii="Courier New" w:hAnsi="Courier New"/>
+                <w:i/>
                 <w:color w:val="555555"/>
                 <w:sz w:val="16"/>
               </w:rPr>
@@ -10036,6 +10948,7 @@
             <w:r>
               <w:rPr>
                 <w:rFonts w:ascii="Courier New" w:hAnsi="Courier New"/>
+                <w:i/>
                 <w:color w:val="555555"/>
                 <w:sz w:val="16"/>
               </w:rPr>
@@ -10052,6 +10965,7 @@
             <w:r>
               <w:rPr>
                 <w:rFonts w:ascii="Courier New" w:hAnsi="Courier New"/>
+                <w:i/>
                 <w:color w:val="555555"/>
                 <w:sz w:val="16"/>
               </w:rPr>
@@ -10068,6 +10982,7 @@
             <w:r>
               <w:rPr>
                 <w:rFonts w:ascii="Courier New" w:hAnsi="Courier New"/>
+                <w:i/>
                 <w:color w:val="555555"/>
                 <w:sz w:val="16"/>
               </w:rPr>
@@ -10084,6 +10999,7 @@
             <w:r>
               <w:rPr>
                 <w:rFonts w:ascii="Courier New" w:hAnsi="Courier New"/>
+                <w:i/>
                 <w:color w:val="555555"/>
                 <w:sz w:val="16"/>
               </w:rPr>
@@ -10100,6 +11016,7 @@
             <w:r>
               <w:rPr>
                 <w:rFonts w:ascii="Courier New" w:hAnsi="Courier New"/>
+                <w:i/>
                 <w:color w:val="555555"/>
                 <w:sz w:val="16"/>
               </w:rPr>
@@ -10116,6 +11033,7 @@
             <w:r>
               <w:rPr>
                 <w:rFonts w:ascii="Courier New" w:hAnsi="Courier New"/>
+                <w:i/>
                 <w:color w:val="555555"/>
                 <w:sz w:val="16"/>
               </w:rPr>
@@ -10176,7 +11094,7 @@
             <w:r>
               <w:rPr>
                 <w:rFonts w:ascii="Courier New" w:hAnsi="Courier New"/>
-                <w:sz w:val="17"/>
+                <w:sz w:val="16"/>
               </w:rPr>
               <w:t>[ERROR] TORCH_CUDA_ARCH_LIST</w:t>
             </w:r>
@@ -10186,7 +11104,7 @@
             <w:r>
               <w:rPr>
                 <w:rFonts w:ascii="Courier New" w:hAnsi="Courier New"/>
-                <w:sz w:val="17"/>
+                <w:sz w:val="16"/>
               </w:rPr>
               <w:t>TORCH_CUDA_ARCH_LIST</w:t>
             </w:r>
@@ -10196,7 +11114,7 @@
             <w:r>
               <w:rPr>
                 <w:rFonts w:ascii="Courier New" w:hAnsi="Courier New"/>
-                <w:sz w:val="17"/>
+                <w:sz w:val="16"/>
               </w:rPr>
               <w:t>[OK]</w:t>
             </w:r>
@@ -10224,20 +11142,38 @@
         <w:gridCol w:w="2717"/>
       </w:tblGrid>
       <w:tr>
+        <w:trPr>
+          <w:trHeight w:val="453" w:hRule="atLeast"/>
+          <w:tblHeader/>
+        </w:trPr>
         <w:tc>
           <w:tcPr>
             <w:tcW w:type="dxa" w:w="2717"/>
             <w:shd w:val="clear" w:color="auto" w:fill="1A5A6A"/>
+            <w:tcBorders>
+              <w:top w:val="single" w:sz="12" w:color="FFFFFF"/>
+              <w:left w:val="single" w:sz="12" w:color="FFFFFF"/>
+              <w:bottom w:val="single" w:sz="12" w:color="FFFFFF"/>
+              <w:right w:val="single" w:sz="12" w:color="FFFFFF"/>
+            </w:tcBorders>
+            <w:vAlign w:val="center"/>
+            <w:tcMar>
+              <w:top w:w="60" w:type="dxa"/>
+              <w:left w:w="120" w:type="dxa"/>
+              <w:bottom w:w="60" w:type="dxa"/>
+              <w:right w:w="80" w:type="dxa"/>
+            </w:tcMar>
           </w:tcPr>
           <w:p>
             <w:pPr>
+              <w:spacing w:before="0" w:after="0"/>
               <w:jc w:val="center"/>
             </w:pPr>
             <w:r>
               <w:rPr>
                 <w:b/>
                 <w:color w:val="FFFFFF"/>
-                <w:sz w:val="17"/>
+                <w:sz w:val="16"/>
               </w:rPr>
               <w:t>Error</w:t>
             </w:r>
@@ -10247,16 +11183,30 @@
           <w:tcPr>
             <w:tcW w:type="dxa" w:w="2717"/>
             <w:shd w:val="clear" w:color="auto" w:fill="1A5A6A"/>
+            <w:tcBorders>
+              <w:top w:val="single" w:sz="12" w:color="FFFFFF"/>
+              <w:left w:val="single" w:sz="12" w:color="FFFFFF"/>
+              <w:bottom w:val="single" w:sz="12" w:color="FFFFFF"/>
+              <w:right w:val="single" w:sz="12" w:color="FFFFFF"/>
+            </w:tcBorders>
+            <w:vAlign w:val="center"/>
+            <w:tcMar>
+              <w:top w:w="60" w:type="dxa"/>
+              <w:left w:w="120" w:type="dxa"/>
+              <w:bottom w:w="60" w:type="dxa"/>
+              <w:right w:w="80" w:type="dxa"/>
+            </w:tcMar>
           </w:tcPr>
           <w:p>
             <w:pPr>
+              <w:spacing w:before="0" w:after="0"/>
               <w:jc w:val="center"/>
             </w:pPr>
             <w:r>
               <w:rPr>
                 <w:b/>
                 <w:color w:val="FFFFFF"/>
-                <w:sz w:val="17"/>
+                <w:sz w:val="16"/>
               </w:rPr>
               <w:t>Causa probable</w:t>
             </w:r>
@@ -10266,16 +11216,30 @@
           <w:tcPr>
             <w:tcW w:type="dxa" w:w="2717"/>
             <w:shd w:val="clear" w:color="auto" w:fill="1A5A6A"/>
+            <w:tcBorders>
+              <w:top w:val="single" w:sz="12" w:color="FFFFFF"/>
+              <w:left w:val="single" w:sz="12" w:color="FFFFFF"/>
+              <w:bottom w:val="single" w:sz="12" w:color="FFFFFF"/>
+              <w:right w:val="single" w:sz="12" w:color="FFFFFF"/>
+            </w:tcBorders>
+            <w:vAlign w:val="center"/>
+            <w:tcMar>
+              <w:top w:w="60" w:type="dxa"/>
+              <w:left w:w="120" w:type="dxa"/>
+              <w:bottom w:w="60" w:type="dxa"/>
+              <w:right w:w="80" w:type="dxa"/>
+            </w:tcMar>
           </w:tcPr>
           <w:p>
             <w:pPr>
+              <w:spacing w:before="0" w:after="0"/>
               <w:jc w:val="center"/>
             </w:pPr>
             <w:r>
               <w:rPr>
                 <w:b/>
                 <w:color w:val="FFFFFF"/>
-                <w:sz w:val="17"/>
+                <w:sz w:val="16"/>
               </w:rPr>
               <w:t>Solución</w:t>
             </w:r>
@@ -10283,15 +11247,35 @@
         </w:tc>
       </w:tr>
       <w:tr>
+        <w:trPr>
+          <w:trHeight w:val="283" w:hRule="atLeast"/>
+        </w:trPr>
         <w:tc>
           <w:tcPr>
             <w:tcW w:type="dxa" w:w="2717"/>
-            <w:shd w:val="clear" w:color="auto" w:fill="F8F8F8"/>
+            <w:shd w:val="clear" w:color="auto" w:fill="EAEAEA"/>
+            <w:tcBorders>
+              <w:top w:val="single" w:sz="12" w:color="FFFFFF"/>
+              <w:left w:val="single" w:sz="12" w:color="FFFFFF"/>
+              <w:bottom w:val="single" w:sz="12" w:color="FFFFFF"/>
+              <w:right w:val="single" w:sz="12" w:color="FFFFFF"/>
+            </w:tcBorders>
+            <w:vAlign w:val="center"/>
+            <w:tcMar>
+              <w:top w:w="40" w:type="dxa"/>
+              <w:left w:w="120" w:type="dxa"/>
+              <w:bottom w:w="40" w:type="dxa"/>
+              <w:right w:w="80" w:type="dxa"/>
+            </w:tcMar>
           </w:tcPr>
           <w:p>
-            <w:r>
-              <w:rPr>
-                <w:sz w:val="17"/>
+            <w:pPr>
+              <w:spacing w:before="0" w:after="0"/>
+              <w:jc w:val="center"/>
+            </w:pPr>
+            <w:r>
+              <w:rPr>
+                <w:sz w:val="16"/>
               </w:rPr>
               <w:t>multi-user.target no aparece</w:t>
             </w:r>
@@ -10300,12 +11284,29 @@
         <w:tc>
           <w:tcPr>
             <w:tcW w:type="dxa" w:w="2717"/>
-            <w:shd w:val="clear" w:color="auto" w:fill="F8F8F8"/>
+            <w:shd w:val="clear" w:color="auto" w:fill="EAEAEA"/>
+            <w:tcBorders>
+              <w:top w:val="single" w:sz="12" w:color="FFFFFF"/>
+              <w:left w:val="single" w:sz="12" w:color="FFFFFF"/>
+              <w:bottom w:val="single" w:sz="12" w:color="FFFFFF"/>
+              <w:right w:val="single" w:sz="12" w:color="FFFFFF"/>
+            </w:tcBorders>
+            <w:vAlign w:val="center"/>
+            <w:tcMar>
+              <w:top w:w="40" w:type="dxa"/>
+              <w:left w:w="120" w:type="dxa"/>
+              <w:bottom w:w="40" w:type="dxa"/>
+              <w:right w:w="80" w:type="dxa"/>
+            </w:tcMar>
           </w:tcPr>
           <w:p>
-            <w:r>
-              <w:rPr>
-                <w:sz w:val="17"/>
+            <w:pPr>
+              <w:spacing w:before="0" w:after="0"/>
+              <w:jc w:val="center"/>
+            </w:pPr>
+            <w:r>
+              <w:rPr>
+                <w:sz w:val="16"/>
               </w:rPr>
               <w:t>Reboot no realizado</w:t>
             </w:r>
@@ -10314,12 +11315,29 @@
         <w:tc>
           <w:tcPr>
             <w:tcW w:type="dxa" w:w="2717"/>
-            <w:shd w:val="clear" w:color="auto" w:fill="F8F8F8"/>
+            <w:shd w:val="clear" w:color="auto" w:fill="EAEAEA"/>
+            <w:tcBorders>
+              <w:top w:val="single" w:sz="12" w:color="FFFFFF"/>
+              <w:left w:val="single" w:sz="12" w:color="FFFFFF"/>
+              <w:bottom w:val="single" w:sz="12" w:color="FFFFFF"/>
+              <w:right w:val="single" w:sz="12" w:color="FFFFFF"/>
+            </w:tcBorders>
+            <w:vAlign w:val="center"/>
+            <w:tcMar>
+              <w:top w:w="40" w:type="dxa"/>
+              <w:left w:w="120" w:type="dxa"/>
+              <w:bottom w:w="40" w:type="dxa"/>
+              <w:right w:w="80" w:type="dxa"/>
+            </w:tcMar>
           </w:tcPr>
           <w:p>
-            <w:r>
-              <w:rPr>
-                <w:sz w:val="17"/>
+            <w:pPr>
+              <w:spacing w:before="0" w:after="0"/>
+              <w:jc w:val="center"/>
+            </w:pPr>
+            <w:r>
+              <w:rPr>
+                <w:sz w:val="16"/>
               </w:rPr>
               <w:t>sudo reboot now y esperar</w:t>
             </w:r>
@@ -10327,15 +11345,35 @@
         </w:tc>
       </w:tr>
       <w:tr>
+        <w:trPr>
+          <w:trHeight w:val="283" w:hRule="atLeast"/>
+        </w:trPr>
         <w:tc>
           <w:tcPr>
             <w:tcW w:type="dxa" w:w="2717"/>
-            <w:shd w:val="clear" w:color="auto" w:fill="FFFFFF"/>
+            <w:shd w:val="clear" w:color="auto" w:fill="EAEAEA"/>
+            <w:tcBorders>
+              <w:top w:val="single" w:sz="12" w:color="FFFFFF"/>
+              <w:left w:val="single" w:sz="12" w:color="FFFFFF"/>
+              <w:bottom w:val="single" w:sz="12" w:color="FFFFFF"/>
+              <w:right w:val="single" w:sz="12" w:color="FFFFFF"/>
+            </w:tcBorders>
+            <w:vAlign w:val="center"/>
+            <w:tcMar>
+              <w:top w:w="40" w:type="dxa"/>
+              <w:left w:w="120" w:type="dxa"/>
+              <w:bottom w:w="40" w:type="dxa"/>
+              <w:right w:w="80" w:type="dxa"/>
+            </w:tcMar>
           </w:tcPr>
           <w:p>
-            <w:r>
-              <w:rPr>
-                <w:sz w:val="17"/>
+            <w:pPr>
+              <w:spacing w:before="0" w:after="0"/>
+              <w:jc w:val="center"/>
+            </w:pPr>
+            <w:r>
+              <w:rPr>
+                <w:sz w:val="16"/>
               </w:rPr>
               <w:t>NoMachine no conecta</w:t>
             </w:r>
@@ -10344,12 +11382,29 @@
         <w:tc>
           <w:tcPr>
             <w:tcW w:type="dxa" w:w="2717"/>
-            <w:shd w:val="clear" w:color="auto" w:fill="FFFFFF"/>
+            <w:shd w:val="clear" w:color="auto" w:fill="EAEAEA"/>
+            <w:tcBorders>
+              <w:top w:val="single" w:sz="12" w:color="FFFFFF"/>
+              <w:left w:val="single" w:sz="12" w:color="FFFFFF"/>
+              <w:bottom w:val="single" w:sz="12" w:color="FFFFFF"/>
+              <w:right w:val="single" w:sz="12" w:color="FFFFFF"/>
+            </w:tcBorders>
+            <w:vAlign w:val="center"/>
+            <w:tcMar>
+              <w:top w:w="40" w:type="dxa"/>
+              <w:left w:w="120" w:type="dxa"/>
+              <w:bottom w:w="40" w:type="dxa"/>
+              <w:right w:w="80" w:type="dxa"/>
+            </w:tcMar>
           </w:tcPr>
           <w:p>
-            <w:r>
-              <w:rPr>
-                <w:sz w:val="17"/>
+            <w:pPr>
+              <w:spacing w:before="0" w:after="0"/>
+              <w:jc w:val="center"/>
+            </w:pPr>
+            <w:r>
+              <w:rPr>
+                <w:sz w:val="16"/>
               </w:rPr>
               <w:t>Puerto 4000 bloqueado</w:t>
             </w:r>
@@ -10358,12 +11413,29 @@
         <w:tc>
           <w:tcPr>
             <w:tcW w:type="dxa" w:w="2717"/>
-            <w:shd w:val="clear" w:color="auto" w:fill="FFFFFF"/>
+            <w:shd w:val="clear" w:color="auto" w:fill="EAEAEA"/>
+            <w:tcBorders>
+              <w:top w:val="single" w:sz="12" w:color="FFFFFF"/>
+              <w:left w:val="single" w:sz="12" w:color="FFFFFF"/>
+              <w:bottom w:val="single" w:sz="12" w:color="FFFFFF"/>
+              <w:right w:val="single" w:sz="12" w:color="FFFFFF"/>
+            </w:tcBorders>
+            <w:vAlign w:val="center"/>
+            <w:tcMar>
+              <w:top w:w="40" w:type="dxa"/>
+              <w:left w:w="120" w:type="dxa"/>
+              <w:bottom w:w="40" w:type="dxa"/>
+              <w:right w:w="80" w:type="dxa"/>
+            </w:tcMar>
           </w:tcPr>
           <w:p>
-            <w:r>
-              <w:rPr>
-                <w:sz w:val="17"/>
+            <w:pPr>
+              <w:spacing w:before="0" w:after="0"/>
+              <w:jc w:val="center"/>
+            </w:pPr>
+            <w:r>
+              <w:rPr>
+                <w:sz w:val="16"/>
               </w:rPr>
               <w:t>Verificar con `sudo ss -tlnp \</w:t>
             </w:r>
@@ -10371,15 +11443,35 @@
         </w:tc>
       </w:tr>
       <w:tr>
+        <w:trPr>
+          <w:trHeight w:val="283" w:hRule="atLeast"/>
+        </w:trPr>
         <w:tc>
           <w:tcPr>
             <w:tcW w:type="dxa" w:w="2717"/>
-            <w:shd w:val="clear" w:color="auto" w:fill="F8F8F8"/>
+            <w:shd w:val="clear" w:color="auto" w:fill="EAEAEA"/>
+            <w:tcBorders>
+              <w:top w:val="single" w:sz="12" w:color="FFFFFF"/>
+              <w:left w:val="single" w:sz="12" w:color="FFFFFF"/>
+              <w:bottom w:val="single" w:sz="12" w:color="FFFFFF"/>
+              <w:right w:val="single" w:sz="12" w:color="FFFFFF"/>
+            </w:tcBorders>
+            <w:vAlign w:val="center"/>
+            <w:tcMar>
+              <w:top w:w="40" w:type="dxa"/>
+              <w:left w:w="120" w:type="dxa"/>
+              <w:bottom w:w="40" w:type="dxa"/>
+              <w:right w:w="80" w:type="dxa"/>
+            </w:tcMar>
           </w:tcPr>
           <w:p>
-            <w:r>
-              <w:rPr>
-                <w:sz w:val="17"/>
+            <w:pPr>
+              <w:spacing w:before="0" w:after="0"/>
+              <w:jc w:val="center"/>
+            </w:pPr>
+            <w:r>
+              <w:rPr>
+                <w:sz w:val="16"/>
               </w:rPr>
               <w:t>NoMachine pantalla negra</w:t>
             </w:r>
@@ -10388,12 +11480,29 @@
         <w:tc>
           <w:tcPr>
             <w:tcW w:type="dxa" w:w="2717"/>
-            <w:shd w:val="clear" w:color="auto" w:fill="F8F8F8"/>
+            <w:shd w:val="clear" w:color="auto" w:fill="EAEAEA"/>
+            <w:tcBorders>
+              <w:top w:val="single" w:sz="12" w:color="FFFFFF"/>
+              <w:left w:val="single" w:sz="12" w:color="FFFFFF"/>
+              <w:bottom w:val="single" w:sz="12" w:color="FFFFFF"/>
+              <w:right w:val="single" w:sz="12" w:color="FFFFFF"/>
+            </w:tcBorders>
+            <w:vAlign w:val="center"/>
+            <w:tcMar>
+              <w:top w:w="40" w:type="dxa"/>
+              <w:left w:w="120" w:type="dxa"/>
+              <w:bottom w:w="40" w:type="dxa"/>
+              <w:right w:w="80" w:type="dxa"/>
+            </w:tcMar>
           </w:tcPr>
           <w:p>
-            <w:r>
-              <w:rPr>
-                <w:sz w:val="17"/>
+            <w:pPr>
+              <w:spacing w:before="0" w:after="0"/>
+              <w:jc w:val="center"/>
+            </w:pPr>
+            <w:r>
+              <w:rPr>
+                <w:sz w:val="16"/>
               </w:rPr>
               <w:t>XFCE4 no configurado</w:t>
             </w:r>
@@ -10402,12 +11511,29 @@
         <w:tc>
           <w:tcPr>
             <w:tcW w:type="dxa" w:w="2717"/>
-            <w:shd w:val="clear" w:color="auto" w:fill="F8F8F8"/>
+            <w:shd w:val="clear" w:color="auto" w:fill="EAEAEA"/>
+            <w:tcBorders>
+              <w:top w:val="single" w:sz="12" w:color="FFFFFF"/>
+              <w:left w:val="single" w:sz="12" w:color="FFFFFF"/>
+              <w:bottom w:val="single" w:sz="12" w:color="FFFFFF"/>
+              <w:right w:val="single" w:sz="12" w:color="FFFFFF"/>
+            </w:tcBorders>
+            <w:vAlign w:val="center"/>
+            <w:tcMar>
+              <w:top w:w="40" w:type="dxa"/>
+              <w:left w:w="120" w:type="dxa"/>
+              <w:bottom w:w="40" w:type="dxa"/>
+              <w:right w:w="80" w:type="dxa"/>
+            </w:tcMar>
           </w:tcPr>
           <w:p>
-            <w:r>
-              <w:rPr>
-                <w:sz w:val="17"/>
+            <w:pPr>
+              <w:spacing w:before="0" w:after="0"/>
+              <w:jc w:val="center"/>
+            </w:pPr>
+            <w:r>
+              <w:rPr>
+                <w:sz w:val="16"/>
               </w:rPr>
               <w:t>Revisar sección 2.3.3</w:t>
             </w:r>
@@ -10415,15 +11541,35 @@
         </w:tc>
       </w:tr>
       <w:tr>
+        <w:trPr>
+          <w:trHeight w:val="283" w:hRule="atLeast"/>
+        </w:trPr>
         <w:tc>
           <w:tcPr>
             <w:tcW w:type="dxa" w:w="2717"/>
-            <w:shd w:val="clear" w:color="auto" w:fill="FFFFFF"/>
+            <w:shd w:val="clear" w:color="auto" w:fill="EAEAEA"/>
+            <w:tcBorders>
+              <w:top w:val="single" w:sz="12" w:color="FFFFFF"/>
+              <w:left w:val="single" w:sz="12" w:color="FFFFFF"/>
+              <w:bottom w:val="single" w:sz="12" w:color="FFFFFF"/>
+              <w:right w:val="single" w:sz="12" w:color="FFFFFF"/>
+            </w:tcBorders>
+            <w:vAlign w:val="center"/>
+            <w:tcMar>
+              <w:top w:w="40" w:type="dxa"/>
+              <w:left w:w="120" w:type="dxa"/>
+              <w:bottom w:w="40" w:type="dxa"/>
+              <w:right w:w="80" w:type="dxa"/>
+            </w:tcMar>
           </w:tcPr>
           <w:p>
-            <w:r>
-              <w:rPr>
-                <w:sz w:val="17"/>
+            <w:pPr>
+              <w:spacing w:before="0" w:after="0"/>
+              <w:jc w:val="center"/>
+            </w:pPr>
+            <w:r>
+              <w:rPr>
+                <w:sz w:val="16"/>
               </w:rPr>
               <w:t>HF_TOKEN vacío</w:t>
             </w:r>
@@ -10432,12 +11578,29 @@
         <w:tc>
           <w:tcPr>
             <w:tcW w:type="dxa" w:w="2717"/>
-            <w:shd w:val="clear" w:color="auto" w:fill="FFFFFF"/>
+            <w:shd w:val="clear" w:color="auto" w:fill="EAEAEA"/>
+            <w:tcBorders>
+              <w:top w:val="single" w:sz="12" w:color="FFFFFF"/>
+              <w:left w:val="single" w:sz="12" w:color="FFFFFF"/>
+              <w:bottom w:val="single" w:sz="12" w:color="FFFFFF"/>
+              <w:right w:val="single" w:sz="12" w:color="FFFFFF"/>
+            </w:tcBorders>
+            <w:vAlign w:val="center"/>
+            <w:tcMar>
+              <w:top w:w="40" w:type="dxa"/>
+              <w:left w:w="120" w:type="dxa"/>
+              <w:bottom w:w="40" w:type="dxa"/>
+              <w:right w:w="80" w:type="dxa"/>
+            </w:tcMar>
           </w:tcPr>
           <w:p>
-            <w:r>
-              <w:rPr>
-                <w:sz w:val="17"/>
+            <w:pPr>
+              <w:spacing w:before="0" w:after="0"/>
+              <w:jc w:val="center"/>
+            </w:pPr>
+            <w:r>
+              <w:rPr>
+                <w:sz w:val="16"/>
               </w:rPr>
               <w:t>No colocado antes del bloque case</w:t>
             </w:r>
@@ -10446,12 +11609,29 @@
         <w:tc>
           <w:tcPr>
             <w:tcW w:type="dxa" w:w="2717"/>
-            <w:shd w:val="clear" w:color="auto" w:fill="FFFFFF"/>
+            <w:shd w:val="clear" w:color="auto" w:fill="EAEAEA"/>
+            <w:tcBorders>
+              <w:top w:val="single" w:sz="12" w:color="FFFFFF"/>
+              <w:left w:val="single" w:sz="12" w:color="FFFFFF"/>
+              <w:bottom w:val="single" w:sz="12" w:color="FFFFFF"/>
+              <w:right w:val="single" w:sz="12" w:color="FFFFFF"/>
+            </w:tcBorders>
+            <w:vAlign w:val="center"/>
+            <w:tcMar>
+              <w:top w:w="40" w:type="dxa"/>
+              <w:left w:w="120" w:type="dxa"/>
+              <w:bottom w:w="40" w:type="dxa"/>
+              <w:right w:w="80" w:type="dxa"/>
+            </w:tcMar>
           </w:tcPr>
           <w:p>
-            <w:r>
-              <w:rPr>
-                <w:sz w:val="17"/>
+            <w:pPr>
+              <w:spacing w:before="0" w:after="0"/>
+              <w:jc w:val="center"/>
+            </w:pPr>
+            <w:r>
+              <w:rPr>
+                <w:sz w:val="16"/>
               </w:rPr>
               <w:t>Revisar sección 2.5.1</w:t>
             </w:r>
@@ -10459,15 +11639,35 @@
         </w:tc>
       </w:tr>
       <w:tr>
+        <w:trPr>
+          <w:trHeight w:val="283" w:hRule="atLeast"/>
+        </w:trPr>
         <w:tc>
           <w:tcPr>
             <w:tcW w:type="dxa" w:w="2717"/>
-            <w:shd w:val="clear" w:color="auto" w:fill="F8F8F8"/>
+            <w:shd w:val="clear" w:color="auto" w:fill="EAEAEA"/>
+            <w:tcBorders>
+              <w:top w:val="single" w:sz="12" w:color="FFFFFF"/>
+              <w:left w:val="single" w:sz="12" w:color="FFFFFF"/>
+              <w:bottom w:val="single" w:sz="12" w:color="FFFFFF"/>
+              <w:right w:val="single" w:sz="12" w:color="FFFFFF"/>
+            </w:tcBorders>
+            <w:vAlign w:val="center"/>
+            <w:tcMar>
+              <w:top w:w="40" w:type="dxa"/>
+              <w:left w:w="120" w:type="dxa"/>
+              <w:bottom w:w="40" w:type="dxa"/>
+              <w:right w:w="80" w:type="dxa"/>
+            </w:tcMar>
           </w:tcPr>
           <w:p>
-            <w:r>
-              <w:rPr>
-                <w:sz w:val="17"/>
+            <w:pPr>
+              <w:spacing w:before="0" w:after="0"/>
+              <w:jc w:val="center"/>
+            </w:pPr>
+            <w:r>
+              <w:rPr>
+                <w:sz w:val="16"/>
               </w:rPr>
               <w:t>nvcc not found</w:t>
             </w:r>
@@ -10476,12 +11676,29 @@
         <w:tc>
           <w:tcPr>
             <w:tcW w:type="dxa" w:w="2717"/>
-            <w:shd w:val="clear" w:color="auto" w:fill="F8F8F8"/>
+            <w:shd w:val="clear" w:color="auto" w:fill="EAEAEA"/>
+            <w:tcBorders>
+              <w:top w:val="single" w:sz="12" w:color="FFFFFF"/>
+              <w:left w:val="single" w:sz="12" w:color="FFFFFF"/>
+              <w:bottom w:val="single" w:sz="12" w:color="FFFFFF"/>
+              <w:right w:val="single" w:sz="12" w:color="FFFFFF"/>
+            </w:tcBorders>
+            <w:vAlign w:val="center"/>
+            <w:tcMar>
+              <w:top w:w="40" w:type="dxa"/>
+              <w:left w:w="120" w:type="dxa"/>
+              <w:bottom w:w="40" w:type="dxa"/>
+              <w:right w:w="80" w:type="dxa"/>
+            </w:tcMar>
           </w:tcPr>
           <w:p>
-            <w:r>
-              <w:rPr>
-                <w:sz w:val="17"/>
+            <w:pPr>
+              <w:spacing w:before="0" w:after="0"/>
+              <w:jc w:val="center"/>
+            </w:pPr>
+            <w:r>
+              <w:rPr>
+                <w:sz w:val="16"/>
               </w:rPr>
               <w:t>PATH no propagado</w:t>
             </w:r>
@@ -10490,12 +11707,29 @@
         <w:tc>
           <w:tcPr>
             <w:tcW w:type="dxa" w:w="2717"/>
-            <w:shd w:val="clear" w:color="auto" w:fill="F8F8F8"/>
+            <w:shd w:val="clear" w:color="auto" w:fill="EAEAEA"/>
+            <w:tcBorders>
+              <w:top w:val="single" w:sz="12" w:color="FFFFFF"/>
+              <w:left w:val="single" w:sz="12" w:color="FFFFFF"/>
+              <w:bottom w:val="single" w:sz="12" w:color="FFFFFF"/>
+              <w:right w:val="single" w:sz="12" w:color="FFFFFF"/>
+            </w:tcBorders>
+            <w:vAlign w:val="center"/>
+            <w:tcMar>
+              <w:top w:w="40" w:type="dxa"/>
+              <w:left w:w="120" w:type="dxa"/>
+              <w:bottom w:w="40" w:type="dxa"/>
+              <w:right w:w="80" w:type="dxa"/>
+            </w:tcMar>
           </w:tcPr>
           <w:p>
-            <w:r>
-              <w:rPr>
-                <w:sz w:val="17"/>
+            <w:pPr>
+              <w:spacing w:before="0" w:after="0"/>
+              <w:jc w:val="both"/>
+            </w:pPr>
+            <w:r>
+              <w:rPr>
+                <w:sz w:val="16"/>
               </w:rPr>
               <w:t>source ~/.bashrc o verificar el bloque EXPORTS</w:t>
             </w:r>
@@ -10503,15 +11737,35 @@
         </w:tc>
       </w:tr>
       <w:tr>
+        <w:trPr>
+          <w:trHeight w:val="283" w:hRule="atLeast"/>
+        </w:trPr>
         <w:tc>
           <w:tcPr>
             <w:tcW w:type="dxa" w:w="2717"/>
-            <w:shd w:val="clear" w:color="auto" w:fill="FFFFFF"/>
+            <w:shd w:val="clear" w:color="auto" w:fill="EAEAEA"/>
+            <w:tcBorders>
+              <w:top w:val="single" w:sz="12" w:color="FFFFFF"/>
+              <w:left w:val="single" w:sz="12" w:color="FFFFFF"/>
+              <w:bottom w:val="single" w:sz="12" w:color="FFFFFF"/>
+              <w:right w:val="single" w:sz="12" w:color="FFFFFF"/>
+            </w:tcBorders>
+            <w:vAlign w:val="center"/>
+            <w:tcMar>
+              <w:top w:w="40" w:type="dxa"/>
+              <w:left w:w="120" w:type="dxa"/>
+              <w:bottom w:w="40" w:type="dxa"/>
+              <w:right w:w="80" w:type="dxa"/>
+            </w:tcMar>
           </w:tcPr>
           <w:p>
-            <w:r>
-              <w:rPr>
-                <w:sz w:val="17"/>
+            <w:pPr>
+              <w:spacing w:before="0" w:after="0"/>
+              <w:jc w:val="center"/>
+            </w:pPr>
+            <w:r>
+              <w:rPr>
+                <w:sz w:val="16"/>
               </w:rPr>
               <w:t>ssh jetson rechaza la clave</w:t>
             </w:r>
@@ -10520,12 +11774,29 @@
         <w:tc>
           <w:tcPr>
             <w:tcW w:type="dxa" w:w="2717"/>
-            <w:shd w:val="clear" w:color="auto" w:fill="FFFFFF"/>
+            <w:shd w:val="clear" w:color="auto" w:fill="EAEAEA"/>
+            <w:tcBorders>
+              <w:top w:val="single" w:sz="12" w:color="FFFFFF"/>
+              <w:left w:val="single" w:sz="12" w:color="FFFFFF"/>
+              <w:bottom w:val="single" w:sz="12" w:color="FFFFFF"/>
+              <w:right w:val="single" w:sz="12" w:color="FFFFFF"/>
+            </w:tcBorders>
+            <w:vAlign w:val="center"/>
+            <w:tcMar>
+              <w:top w:w="40" w:type="dxa"/>
+              <w:left w:w="120" w:type="dxa"/>
+              <w:bottom w:w="40" w:type="dxa"/>
+              <w:right w:w="80" w:type="dxa"/>
+            </w:tcMar>
           </w:tcPr>
           <w:p>
-            <w:r>
-              <w:rPr>
-                <w:sz w:val="17"/>
+            <w:pPr>
+              <w:spacing w:before="0" w:after="0"/>
+              <w:jc w:val="both"/>
+            </w:pPr>
+            <w:r>
+              <w:rPr>
+                <w:sz w:val="16"/>
               </w:rPr>
               <w:t>Clave pública no en authorized_keys</w:t>
             </w:r>
@@ -10534,12 +11805,29 @@
         <w:tc>
           <w:tcPr>
             <w:tcW w:type="dxa" w:w="2717"/>
-            <w:shd w:val="clear" w:color="auto" w:fill="FFFFFF"/>
+            <w:shd w:val="clear" w:color="auto" w:fill="EAEAEA"/>
+            <w:tcBorders>
+              <w:top w:val="single" w:sz="12" w:color="FFFFFF"/>
+              <w:left w:val="single" w:sz="12" w:color="FFFFFF"/>
+              <w:bottom w:val="single" w:sz="12" w:color="FFFFFF"/>
+              <w:right w:val="single" w:sz="12" w:color="FFFFFF"/>
+            </w:tcBorders>
+            <w:vAlign w:val="center"/>
+            <w:tcMar>
+              <w:top w:w="40" w:type="dxa"/>
+              <w:left w:w="120" w:type="dxa"/>
+              <w:bottom w:w="40" w:type="dxa"/>
+              <w:right w:w="80" w:type="dxa"/>
+            </w:tcMar>
           </w:tcPr>
           <w:p>
-            <w:r>
-              <w:rPr>
-                <w:sz w:val="17"/>
+            <w:pPr>
+              <w:spacing w:before="0" w:after="0"/>
+              <w:jc w:val="center"/>
+            </w:pPr>
+            <w:r>
+              <w:rPr>
+                <w:sz w:val="16"/>
               </w:rPr>
               <w:t>Ver sección 2.7.1</w:t>
             </w:r>
@@ -10598,7 +11886,7 @@
             <w:r>
               <w:rPr>
                 <w:rFonts w:ascii="Courier New" w:hAnsi="Courier New"/>
-                <w:sz w:val="17"/>
+                <w:sz w:val="16"/>
               </w:rPr>
               <w:t>nvpmodel</w:t>
             </w:r>
@@ -10608,7 +11896,7 @@
             <w:r>
               <w:rPr>
                 <w:rFonts w:ascii="Courier New" w:hAnsi="Courier New"/>
-                <w:sz w:val="17"/>
+                <w:sz w:val="16"/>
               </w:rPr>
               <w:t>jetson_clocks</w:t>
             </w:r>

--- a/book/docx-por-capitulo/capitulo-03-configuracion-base.docx
+++ b/book/docx-por-capitulo/capitulo-03-configuracion-base.docx
@@ -26,7 +26,7 @@
       <w:pPr>
         <w:pStyle w:val="Endure-Subhead"/>
         <w:keepNext/>
-        <w:spacing w:before="240" w:after="60"/>
+        <w:spacing w:before="240" w:after="60" w:line="240" w:lineRule="auto"/>
         <w:outlineLvl w:val="1"/>
       </w:pPr>
       <w:r>
@@ -39,7 +39,7 @@
     <w:p>
       <w:pPr>
         <w:pStyle w:val="Endure-FirstParagraphBodyText"/>
-        <w:spacing w:before="100" w:after="100"/>
+        <w:spacing w:before="100" w:after="100" w:line="240" w:lineRule="auto"/>
       </w:pPr>
       <w:r>
         <w:rPr>
@@ -126,7 +126,7 @@
     <w:p>
       <w:pPr>
         <w:pStyle w:val="Endure-ChapterBodyText"/>
-        <w:spacing w:before="100" w:after="100"/>
+        <w:spacing w:before="100" w:after="100" w:line="240" w:lineRule="auto"/>
       </w:pPr>
       <w:r>
         <w:rPr>
@@ -145,7 +145,7 @@
     <w:p>
       <w:pPr>
         <w:pStyle w:val="Endure-ChapterBodyText"/>
-        <w:spacing w:before="100" w:after="100"/>
+        <w:spacing w:before="100" w:after="100" w:line="240" w:lineRule="auto"/>
       </w:pPr>
       <w:r>
         <w:rPr>
@@ -164,7 +164,7 @@
     <w:p>
       <w:pPr>
         <w:pStyle w:val="Endure-ChapterBodyText"/>
-        <w:spacing w:before="100" w:after="100"/>
+        <w:spacing w:before="100" w:after="100" w:line="240" w:lineRule="auto"/>
       </w:pPr>
       <w:r>
         <w:rPr>
@@ -177,7 +177,7 @@
     <w:p>
       <w:pPr>
         <w:pStyle w:val="Endure-ChapterBodyText"/>
-        <w:spacing w:before="40" w:after="40"/>
+        <w:spacing w:before="40" w:after="40" w:line="240" w:lineRule="auto"/>
         <w:ind w:left="360" w:hanging="216"/>
       </w:pPr>
       <w:r>
@@ -196,7 +196,7 @@
     <w:p>
       <w:pPr>
         <w:pStyle w:val="Endure-ChapterBodyText"/>
-        <w:spacing w:before="40" w:after="40"/>
+        <w:spacing w:before="40" w:after="40" w:line="240" w:lineRule="auto"/>
         <w:ind w:left="360" w:hanging="216"/>
       </w:pPr>
       <w:r>
@@ -215,7 +215,7 @@
     <w:p>
       <w:pPr>
         <w:pStyle w:val="Endure-ChapterBodyText"/>
-        <w:spacing w:before="40" w:after="40"/>
+        <w:spacing w:before="40" w:after="40" w:line="240" w:lineRule="auto"/>
         <w:ind w:left="360" w:hanging="216"/>
       </w:pPr>
       <w:r>
@@ -234,7 +234,7 @@
     <w:p>
       <w:pPr>
         <w:pStyle w:val="Endure-ChapterBodyText"/>
-        <w:spacing w:before="40" w:after="40"/>
+        <w:spacing w:before="40" w:after="40" w:line="240" w:lineRule="auto"/>
         <w:ind w:left="360" w:hanging="216"/>
       </w:pPr>
       <w:r>
@@ -253,7 +253,7 @@
     <w:p>
       <w:pPr>
         <w:pStyle w:val="Endure-ChapterBodyText"/>
-        <w:spacing w:before="40" w:after="40"/>
+        <w:spacing w:before="40" w:after="40" w:line="240" w:lineRule="auto"/>
         <w:ind w:left="360" w:hanging="216"/>
       </w:pPr>
       <w:r>
@@ -317,20 +317,20 @@
       <w:pPr>
         <w:pStyle w:val="Endure-Subhead"/>
         <w:keepNext/>
-        <w:spacing w:before="240" w:after="60"/>
+        <w:spacing w:before="240" w:after="60" w:line="240" w:lineRule="auto"/>
         <w:outlineLvl w:val="1"/>
       </w:pPr>
       <w:r>
         <w:rPr>
           <w:sz w:val="24"/>
         </w:rPr>
-        <w:t>2.1 Modo Headless — Arranque sin Entorno Gráfico Local</w:t>
+        <w:t>3.1 Modo Headless — Arranque sin Entorno Gráfico Local</w:t>
       </w:r>
     </w:p>
     <w:p>
       <w:pPr>
         <w:pStyle w:val="Endure-FirstParagraphBodyText"/>
-        <w:spacing w:before="100" w:after="100"/>
+        <w:spacing w:before="100" w:after="100" w:line="240" w:lineRule="auto"/>
       </w:pPr>
       <w:r>
         <w:rPr>
@@ -431,20 +431,20 @@
       <w:pPr>
         <w:pStyle w:val="Endure-Subhead"/>
         <w:keepNext/>
-        <w:spacing w:before="160" w:after="60"/>
+        <w:spacing w:before="160" w:after="60" w:line="240" w:lineRule="auto"/>
         <w:outlineLvl w:val="2"/>
       </w:pPr>
       <w:r>
         <w:rPr>
           <w:sz w:val="22"/>
         </w:rPr>
-        <w:t>2.1.1 Deshabilitar Wayland y configurar GDM3</w:t>
+        <w:t>3.1.1 Deshabilitar Wayland y configurar GDM3</w:t>
       </w:r>
     </w:p>
     <w:p>
       <w:pPr>
         <w:pStyle w:val="Endure-FirstParagraphBodyText"/>
-        <w:spacing w:before="100" w:after="100"/>
+        <w:spacing w:before="100" w:after="100" w:line="240" w:lineRule="auto"/>
       </w:pPr>
       <w:r>
         <w:rPr>
@@ -895,20 +895,20 @@
       <w:pPr>
         <w:pStyle w:val="Endure-Subhead"/>
         <w:keepNext/>
-        <w:spacing w:before="160" w:after="60"/>
+        <w:spacing w:before="160" w:after="60" w:line="240" w:lineRule="auto"/>
         <w:outlineLvl w:val="2"/>
       </w:pPr>
       <w:r>
         <w:rPr>
           <w:sz w:val="22"/>
         </w:rPr>
-        <w:t>2.1.2 Display virtual 1920×1080 (Xorg Dummy)</w:t>
+        <w:t>3.1.2 Display virtual 1920×1080 (Xorg Dummy)</w:t>
       </w:r>
     </w:p>
     <w:p>
       <w:pPr>
         <w:pStyle w:val="Endure-FirstParagraphBodyText"/>
-        <w:spacing w:before="100" w:after="100"/>
+        <w:spacing w:before="100" w:after="100" w:line="240" w:lineRule="auto"/>
       </w:pPr>
       <w:r>
         <w:rPr>
@@ -1484,14 +1484,14 @@
       <w:pPr>
         <w:pStyle w:val="Endure-Subhead"/>
         <w:keepNext/>
-        <w:spacing w:before="160" w:after="60"/>
+        <w:spacing w:before="160" w:after="60" w:line="240" w:lineRule="auto"/>
         <w:outlineLvl w:val="2"/>
       </w:pPr>
       <w:r>
         <w:rPr>
           <w:sz w:val="22"/>
         </w:rPr>
-        <w:t>2.1.3 Establecer multi-user.target como target de arranque</w:t>
+        <w:t>3.1.3 Establecer multi-user.target como target de arranque</w:t>
       </w:r>
     </w:p>
     <w:tbl>
@@ -1693,7 +1693,7 @@
     <w:p>
       <w:pPr>
         <w:pStyle w:val="Endure-ChapterBodyText"/>
-        <w:spacing w:before="100" w:after="100"/>
+        <w:spacing w:before="100" w:after="100" w:line="240" w:lineRule="auto"/>
       </w:pPr>
       <w:r>
         <w:rPr>
@@ -1918,14 +1918,14 @@
       <w:pPr>
         <w:pStyle w:val="Endure-Subhead"/>
         <w:keepNext/>
-        <w:spacing w:before="240" w:after="60"/>
+        <w:spacing w:before="240" w:after="60" w:line="240" w:lineRule="auto"/>
         <w:outlineLvl w:val="1"/>
       </w:pPr>
       <w:r>
         <w:rPr>
           <w:sz w:val="24"/>
         </w:rPr>
-        <w:t>2.2 Acceso Remoto — Resumen de Opciones</w:t>
+        <w:t>3.2 Acceso Remoto — Resumen de Opciones</w:t>
       </w:r>
     </w:p>
     <w:tbl>
@@ -1965,7 +1965,7 @@
           </w:tcPr>
           <w:p>
             <w:pPr>
-              <w:spacing w:before="0" w:after="0"/>
+              <w:spacing w:before="0" w:after="0" w:line="240" w:lineRule="auto"/>
               <w:jc w:val="center"/>
             </w:pPr>
             <w:r>
@@ -1998,7 +1998,7 @@
           </w:tcPr>
           <w:p>
             <w:pPr>
-              <w:spacing w:before="0" w:after="0"/>
+              <w:spacing w:before="0" w:after="0" w:line="240" w:lineRule="auto"/>
               <w:jc w:val="center"/>
             </w:pPr>
             <w:r>
@@ -2031,7 +2031,7 @@
           </w:tcPr>
           <w:p>
             <w:pPr>
-              <w:spacing w:before="0" w:after="0"/>
+              <w:spacing w:before="0" w:after="0" w:line="240" w:lineRule="auto"/>
               <w:jc w:val="center"/>
             </w:pPr>
             <w:r>
@@ -2064,7 +2064,7 @@
           </w:tcPr>
           <w:p>
             <w:pPr>
-              <w:spacing w:before="0" w:after="0"/>
+              <w:spacing w:before="0" w:after="0" w:line="240" w:lineRule="auto"/>
               <w:jc w:val="center"/>
             </w:pPr>
             <w:r>
@@ -2102,7 +2102,7 @@
           </w:tcPr>
           <w:p>
             <w:pPr>
-              <w:spacing w:before="0" w:after="0"/>
+              <w:spacing w:before="0" w:after="0" w:line="240" w:lineRule="auto"/>
               <w:jc w:val="center"/>
             </w:pPr>
             <w:r>
@@ -2133,7 +2133,7 @@
           </w:tcPr>
           <w:p>
             <w:pPr>
-              <w:spacing w:before="0" w:after="0"/>
+              <w:spacing w:before="0" w:after="0" w:line="240" w:lineRule="auto"/>
               <w:jc w:val="center"/>
             </w:pPr>
             <w:r>
@@ -2164,7 +2164,7 @@
           </w:tcPr>
           <w:p>
             <w:pPr>
-              <w:spacing w:before="0" w:after="0"/>
+              <w:spacing w:before="0" w:after="0" w:line="240" w:lineRule="auto"/>
               <w:jc w:val="center"/>
             </w:pPr>
             <w:r>
@@ -2195,7 +2195,7 @@
           </w:tcPr>
           <w:p>
             <w:pPr>
-              <w:spacing w:before="0" w:after="0"/>
+              <w:spacing w:before="0" w:after="0" w:line="240" w:lineRule="auto"/>
               <w:jc w:val="both"/>
             </w:pPr>
             <w:r>
@@ -2231,7 +2231,7 @@
           </w:tcPr>
           <w:p>
             <w:pPr>
-              <w:spacing w:before="0" w:after="0"/>
+              <w:spacing w:before="0" w:after="0" w:line="240" w:lineRule="auto"/>
               <w:jc w:val="center"/>
             </w:pPr>
             <w:r>
@@ -2262,7 +2262,7 @@
           </w:tcPr>
           <w:p>
             <w:pPr>
-              <w:spacing w:before="0" w:after="0"/>
+              <w:spacing w:before="0" w:after="0" w:line="240" w:lineRule="auto"/>
               <w:jc w:val="center"/>
             </w:pPr>
             <w:r>
@@ -2293,7 +2293,7 @@
           </w:tcPr>
           <w:p>
             <w:pPr>
-              <w:spacing w:before="0" w:after="0"/>
+              <w:spacing w:before="0" w:after="0" w:line="240" w:lineRule="auto"/>
               <w:jc w:val="center"/>
             </w:pPr>
             <w:r>
@@ -2324,7 +2324,7 @@
           </w:tcPr>
           <w:p>
             <w:pPr>
-              <w:spacing w:before="0" w:after="0"/>
+              <w:spacing w:before="0" w:after="0" w:line="240" w:lineRule="auto"/>
               <w:jc w:val="both"/>
             </w:pPr>
             <w:r>
@@ -2360,7 +2360,7 @@
           </w:tcPr>
           <w:p>
             <w:pPr>
-              <w:spacing w:before="0" w:after="0"/>
+              <w:spacing w:before="0" w:after="0" w:line="240" w:lineRule="auto"/>
               <w:jc w:val="center"/>
             </w:pPr>
             <w:r>
@@ -2391,7 +2391,7 @@
           </w:tcPr>
           <w:p>
             <w:pPr>
-              <w:spacing w:before="0" w:after="0"/>
+              <w:spacing w:before="0" w:after="0" w:line="240" w:lineRule="auto"/>
               <w:jc w:val="center"/>
             </w:pPr>
             <w:r>
@@ -2422,7 +2422,7 @@
           </w:tcPr>
           <w:p>
             <w:pPr>
-              <w:spacing w:before="0" w:after="0"/>
+              <w:spacing w:before="0" w:after="0" w:line="240" w:lineRule="auto"/>
               <w:jc w:val="center"/>
             </w:pPr>
             <w:r>
@@ -2453,7 +2453,7 @@
           </w:tcPr>
           <w:p>
             <w:pPr>
-              <w:spacing w:before="0" w:after="0"/>
+              <w:spacing w:before="0" w:after="0" w:line="240" w:lineRule="auto"/>
               <w:jc w:val="both"/>
             </w:pPr>
             <w:r>
@@ -2547,20 +2547,20 @@
       <w:pPr>
         <w:pStyle w:val="Endure-Subhead"/>
         <w:keepNext/>
-        <w:spacing w:before="240" w:after="60"/>
+        <w:spacing w:before="240" w:after="60" w:line="240" w:lineRule="auto"/>
         <w:outlineLvl w:val="1"/>
       </w:pPr>
       <w:r>
         <w:rPr>
           <w:sz w:val="24"/>
         </w:rPr>
-        <w:t>2.3 NoMachine — Acceso Gráfico Remoto de Alta Calidad</w:t>
+        <w:t>3.3 NoMachine — Acceso Gráfico Remoto de Alta Calidad</w:t>
       </w:r>
     </w:p>
     <w:p>
       <w:pPr>
         <w:pStyle w:val="Endure-FirstParagraphBodyText"/>
-        <w:spacing w:before="100" w:after="100"/>
+        <w:spacing w:before="100" w:after="100" w:line="240" w:lineRule="auto"/>
       </w:pPr>
       <w:r>
         <w:rPr>
@@ -2573,14 +2573,14 @@
       <w:pPr>
         <w:pStyle w:val="Endure-Subhead"/>
         <w:keepNext/>
-        <w:spacing w:before="160" w:after="60"/>
+        <w:spacing w:before="160" w:after="60" w:line="240" w:lineRule="auto"/>
         <w:outlineLvl w:val="2"/>
       </w:pPr>
       <w:r>
         <w:rPr>
           <w:sz w:val="22"/>
         </w:rPr>
-        <w:t>2.3.1 Instalar NoMachine Server</w:t>
+        <w:t>3.3.1 Instalar NoMachine Server</w:t>
       </w:r>
     </w:p>
     <w:tbl>
@@ -3030,14 +3030,14 @@
       <w:pPr>
         <w:pStyle w:val="Endure-Subhead"/>
         <w:keepNext/>
-        <w:spacing w:before="160" w:after="60"/>
+        <w:spacing w:before="160" w:after="60" w:line="240" w:lineRule="auto"/>
         <w:outlineLvl w:val="2"/>
       </w:pPr>
       <w:r>
         <w:rPr>
           <w:sz w:val="22"/>
         </w:rPr>
-        <w:t>2.3.2 Iniciar y verificar el servidor NoMachine</w:t>
+        <w:t>3.3.2 Iniciar y verificar el servidor NoMachine</w:t>
       </w:r>
     </w:p>
     <w:tbl>
@@ -3355,20 +3355,20 @@
       <w:pPr>
         <w:pStyle w:val="Endure-Subhead"/>
         <w:keepNext/>
-        <w:spacing w:before="160" w:after="60"/>
+        <w:spacing w:before="160" w:after="60" w:line="240" w:lineRule="auto"/>
         <w:outlineLvl w:val="2"/>
       </w:pPr>
       <w:r>
         <w:rPr>
           <w:sz w:val="22"/>
         </w:rPr>
-        <w:t>2.3.3 Configurar sesión XFCE4 virtual para NoMachine</w:t>
+        <w:t>3.3.3 Configurar sesión XFCE4 virtual para NoMachine</w:t>
       </w:r>
     </w:p>
     <w:p>
       <w:pPr>
         <w:pStyle w:val="Endure-FirstParagraphBodyText"/>
-        <w:spacing w:before="100" w:after="100"/>
+        <w:spacing w:before="100" w:after="100" w:line="240" w:lineRule="auto"/>
       </w:pPr>
       <w:r>
         <w:rPr>
@@ -3861,20 +3861,20 @@
       <w:pPr>
         <w:pStyle w:val="Endure-Subhead"/>
         <w:keepNext/>
-        <w:spacing w:before="160" w:after="60"/>
+        <w:spacing w:before="160" w:after="60" w:line="240" w:lineRule="auto"/>
         <w:outlineLvl w:val="2"/>
       </w:pPr>
       <w:r>
         <w:rPr>
           <w:sz w:val="22"/>
         </w:rPr>
-        <w:t>2.3.4 Conectar desde Windows</w:t>
+        <w:t>3.3.4 Conectar desde Windows</w:t>
       </w:r>
     </w:p>
     <w:p>
       <w:pPr>
         <w:pStyle w:val="Endure-FirstParagraphBodyText"/>
-        <w:spacing w:before="100" w:after="100"/>
+        <w:spacing w:before="100" w:after="100" w:line="240" w:lineRule="auto"/>
       </w:pPr>
       <w:r>
         <w:rPr>
@@ -3886,7 +3886,7 @@
     <w:p>
       <w:pPr>
         <w:pStyle w:val="Endure-ChapterBodyText"/>
-        <w:spacing w:before="40" w:after="40"/>
+        <w:spacing w:before="40" w:after="40" w:line="240" w:lineRule="auto"/>
         <w:ind w:left="360" w:hanging="216"/>
       </w:pPr>
       <w:r>
@@ -3912,7 +3912,7 @@
     <w:p>
       <w:pPr>
         <w:pStyle w:val="Endure-ChapterBodyText"/>
-        <w:spacing w:before="40" w:after="40"/>
+        <w:spacing w:before="40" w:after="40" w:line="240" w:lineRule="auto"/>
         <w:ind w:left="360" w:hanging="216"/>
       </w:pPr>
       <w:r>
@@ -3964,7 +3964,7 @@
     <w:p>
       <w:pPr>
         <w:pStyle w:val="Endure-ChapterBodyText"/>
-        <w:spacing w:before="40" w:after="40"/>
+        <w:spacing w:before="40" w:after="40" w:line="240" w:lineRule="auto"/>
         <w:ind w:left="360" w:hanging="216"/>
       </w:pPr>
       <w:r>
@@ -3996,7 +3996,7 @@
     <w:p>
       <w:pPr>
         <w:pStyle w:val="Endure-ChapterBodyText"/>
-        <w:spacing w:before="40" w:after="40"/>
+        <w:spacing w:before="40" w:after="40" w:line="240" w:lineRule="auto"/>
         <w:ind w:left="360" w:hanging="216"/>
       </w:pPr>
       <w:r>
@@ -4272,20 +4272,20 @@
       <w:pPr>
         <w:pStyle w:val="Endure-Subhead"/>
         <w:keepNext/>
-        <w:spacing w:before="240" w:after="60"/>
+        <w:spacing w:before="240" w:after="60" w:line="240" w:lineRule="auto"/>
         <w:outlineLvl w:val="1"/>
       </w:pPr>
       <w:r>
         <w:rPr>
           <w:sz w:val="24"/>
         </w:rPr>
-        <w:t>2.4 GitHub SSH — Clave para el Jetson</w:t>
+        <w:t>3.4 GitHub SSH — Clave para el Jetson</w:t>
       </w:r>
     </w:p>
     <w:p>
       <w:pPr>
         <w:pStyle w:val="Endure-FirstParagraphBodyText"/>
-        <w:spacing w:before="100" w:after="100"/>
+        <w:spacing w:before="100" w:after="100" w:line="240" w:lineRule="auto"/>
       </w:pPr>
       <w:r>
         <w:rPr>
@@ -4298,14 +4298,14 @@
       <w:pPr>
         <w:pStyle w:val="Endure-Subhead"/>
         <w:keepNext/>
-        <w:spacing w:before="160" w:after="60"/>
+        <w:spacing w:before="160" w:after="60" w:line="240" w:lineRule="auto"/>
         <w:outlineLvl w:val="2"/>
       </w:pPr>
       <w:r>
         <w:rPr>
           <w:sz w:val="22"/>
         </w:rPr>
-        <w:t>2.4.1 Generar la clave SSH</w:t>
+        <w:t>3.4.1 Generar la clave SSH</w:t>
       </w:r>
     </w:p>
     <w:tbl>
@@ -4555,11 +4555,11 @@
               <a:graphicData uri="http://schemas.openxmlformats.org/drawingml/2006/picture">
                 <pic:pic>
                   <pic:nvPicPr>
-                    <pic:cNvPr id="0" name="ascii_53353.png"/>
+                    <pic:cNvPr id="0" name="ascii_88316.png"/>
                     <pic:cNvPicPr/>
                   </pic:nvPicPr>
                   <pic:blipFill>
-                    <a:blip r:embed="rId46"/>
+                    <a:blip r:embed="rId51"/>
                     <a:stretch>
                       <a:fillRect/>
                     </a:stretch>
@@ -4582,14 +4582,14 @@
       <w:pPr>
         <w:pStyle w:val="Endure-Subhead"/>
         <w:keepNext/>
-        <w:spacing w:before="160" w:after="60"/>
+        <w:spacing w:before="160" w:after="60" w:line="240" w:lineRule="auto"/>
         <w:outlineLvl w:val="2"/>
       </w:pPr>
       <w:r>
         <w:rPr>
           <w:sz w:val="22"/>
         </w:rPr>
-        <w:t>2.4.2 Configurar el cliente SSH del Jetson</w:t>
+        <w:t>3.4.2 Configurar el cliente SSH del Jetson</w:t>
       </w:r>
     </w:p>
     <w:tbl>
@@ -4943,14 +4943,14 @@
       <w:pPr>
         <w:pStyle w:val="Endure-Subhead"/>
         <w:keepNext/>
-        <w:spacing w:before="160" w:after="60"/>
+        <w:spacing w:before="160" w:after="60" w:line="240" w:lineRule="auto"/>
         <w:outlineLvl w:val="2"/>
       </w:pPr>
       <w:r>
         <w:rPr>
           <w:sz w:val="22"/>
         </w:rPr>
-        <w:t>2.4.3 Configuración global de Git</w:t>
+        <w:t>3.4.3 Configuración global de Git</w:t>
       </w:r>
     </w:p>
     <w:tbl>
@@ -5118,20 +5118,20 @@
       <w:pPr>
         <w:pStyle w:val="Endure-Subhead"/>
         <w:keepNext/>
-        <w:spacing w:before="240" w:after="60"/>
+        <w:spacing w:before="240" w:after="60" w:line="240" w:lineRule="auto"/>
         <w:outlineLvl w:val="1"/>
       </w:pPr>
       <w:r>
         <w:rPr>
           <w:sz w:val="24"/>
         </w:rPr>
-        <w:t>2.5 Variables de Entorno Críticas</w:t>
+        <w:t>3.5 Variables de Entorno Críticas</w:t>
       </w:r>
     </w:p>
     <w:p>
       <w:pPr>
         <w:pStyle w:val="Endure-FirstParagraphBodyText"/>
-        <w:spacing w:before="100" w:after="100"/>
+        <w:spacing w:before="100" w:after="100" w:line="240" w:lineRule="auto"/>
       </w:pPr>
       <w:r>
         <w:rPr>
@@ -5325,7 +5325,7 @@
     <w:p>
       <w:pPr>
         <w:pStyle w:val="Endure-ChapterBodyText"/>
-        <w:spacing w:before="100" w:after="100"/>
+        <w:spacing w:before="100" w:after="100" w:line="240" w:lineRule="auto"/>
       </w:pPr>
       <w:r>
         <w:rPr>
@@ -5364,14 +5364,14 @@
       <w:pPr>
         <w:pStyle w:val="Endure-Subhead"/>
         <w:keepNext/>
-        <w:spacing w:before="160" w:after="60"/>
+        <w:spacing w:before="160" w:after="60" w:line="240" w:lineRule="auto"/>
         <w:outlineLvl w:val="2"/>
       </w:pPr>
       <w:r>
         <w:rPr>
           <w:sz w:val="22"/>
         </w:rPr>
-        <w:t>2.5.1 Configurar variables al inicio de ~/.bashrc</w:t>
+        <w:t>3.5.1 Configurar variables al inicio de ~/.bashrc</w:t>
       </w:r>
     </w:p>
     <w:tbl>
@@ -6265,20 +6265,20 @@
       <w:pPr>
         <w:pStyle w:val="Endure-Subhead"/>
         <w:keepNext/>
-        <w:spacing w:before="160" w:after="60"/>
+        <w:spacing w:before="160" w:after="60" w:line="240" w:lineRule="auto"/>
         <w:outlineLvl w:val="2"/>
       </w:pPr>
       <w:r>
         <w:rPr>
           <w:sz w:val="22"/>
         </w:rPr>
-        <w:t>2.5.2 Propagar variables a Docker y systemd</w:t>
+        <w:t>3.5.2 Propagar variables a Docker y systemd</w:t>
       </w:r>
     </w:p>
     <w:p>
       <w:pPr>
         <w:pStyle w:val="Endure-FirstParagraphBodyText"/>
-        <w:spacing w:before="100" w:after="100"/>
+        <w:spacing w:before="100" w:after="100" w:line="240" w:lineRule="auto"/>
       </w:pPr>
       <w:r>
         <w:rPr>
@@ -6689,14 +6689,14 @@
       <w:pPr>
         <w:pStyle w:val="Endure-Subhead"/>
         <w:keepNext/>
-        <w:spacing w:before="160" w:after="60"/>
+        <w:spacing w:before="160" w:after="60" w:line="240" w:lineRule="auto"/>
         <w:outlineLvl w:val="2"/>
       </w:pPr>
       <w:r>
         <w:rPr>
           <w:sz w:val="22"/>
         </w:rPr>
-        <w:t>2.5.3 Verificación de variables</w:t>
+        <w:t>3.5.3 Verificación de variables</w:t>
       </w:r>
     </w:p>
     <w:tbl>
@@ -7047,20 +7047,20 @@
       <w:pPr>
         <w:pStyle w:val="Endure-Subhead"/>
         <w:keepNext/>
-        <w:spacing w:before="240" w:after="60"/>
+        <w:spacing w:before="240" w:after="60" w:line="240" w:lineRule="auto"/>
         <w:outlineLvl w:val="1"/>
       </w:pPr>
       <w:r>
         <w:rPr>
           <w:sz w:val="24"/>
         </w:rPr>
-        <w:t>2.6 Herramientas de Monitoreo del Sistema</w:t>
+        <w:t>3.6 Herramientas de Monitoreo del Sistema</w:t>
       </w:r>
     </w:p>
     <w:p>
       <w:pPr>
         <w:pStyle w:val="Endure-FirstParagraphBodyText"/>
-        <w:spacing w:before="100" w:after="100"/>
+        <w:spacing w:before="100" w:after="100" w:line="240" w:lineRule="auto"/>
       </w:pPr>
       <w:r>
         <w:rPr>
@@ -7086,20 +7086,20 @@
       <w:pPr>
         <w:pStyle w:val="Endure-Subhead"/>
         <w:keepNext/>
-        <w:spacing w:before="160" w:after="60"/>
+        <w:spacing w:before="160" w:after="60" w:line="240" w:lineRule="auto"/>
         <w:outlineLvl w:val="2"/>
       </w:pPr>
       <w:r>
         <w:rPr>
           <w:sz w:val="22"/>
         </w:rPr>
-        <w:t>2.6.1 jtop — Monitor de GPU/CPU/Memoria en Tiempo Real</w:t>
+        <w:t>3.6.1 jtop — Monitor de GPU/CPU/Memoria en Tiempo Real</w:t>
       </w:r>
     </w:p>
     <w:p>
       <w:pPr>
         <w:pStyle w:val="Endure-FirstParagraphBodyText"/>
-        <w:spacing w:before="100" w:after="100"/>
+        <w:spacing w:before="100" w:after="100" w:line="240" w:lineRule="auto"/>
       </w:pPr>
       <w:r>
         <w:rPr>
@@ -7308,7 +7308,7 @@
     <w:p>
       <w:pPr>
         <w:pStyle w:val="Endure-ChapterBodyText"/>
-        <w:spacing w:before="100" w:after="100"/>
+        <w:spacing w:before="100" w:after="100" w:line="240" w:lineRule="auto"/>
       </w:pPr>
       <w:r>
         <w:rPr>
@@ -7433,7 +7433,7 @@
     <w:p>
       <w:pPr>
         <w:pStyle w:val="Endure-ChapterBodyText"/>
-        <w:spacing w:before="100" w:after="100"/>
+        <w:spacing w:before="100" w:after="100" w:line="240" w:lineRule="auto"/>
       </w:pPr>
       <w:r>
         <w:rPr>
@@ -7452,7 +7452,7 @@
     <w:p>
       <w:pPr>
         <w:pStyle w:val="Endure-ChapterBodyText"/>
-        <w:spacing w:before="40" w:after="40"/>
+        <w:spacing w:before="40" w:after="40" w:line="240" w:lineRule="auto"/>
         <w:ind w:left="360" w:hanging="216"/>
       </w:pPr>
       <w:r>
@@ -7478,7 +7478,7 @@
     <w:p>
       <w:pPr>
         <w:pStyle w:val="Endure-ChapterBodyText"/>
-        <w:spacing w:before="40" w:after="40"/>
+        <w:spacing w:before="40" w:after="40" w:line="240" w:lineRule="auto"/>
         <w:ind w:left="360" w:hanging="216"/>
       </w:pPr>
       <w:r>
@@ -7504,7 +7504,7 @@
     <w:p>
       <w:pPr>
         <w:pStyle w:val="Endure-ChapterBodyText"/>
-        <w:spacing w:before="40" w:after="40"/>
+        <w:spacing w:before="40" w:after="40" w:line="240" w:lineRule="auto"/>
         <w:ind w:left="360" w:hanging="216"/>
       </w:pPr>
       <w:r>
@@ -7530,7 +7530,7 @@
     <w:p>
       <w:pPr>
         <w:pStyle w:val="Endure-ChapterBodyText"/>
-        <w:spacing w:before="40" w:after="40"/>
+        <w:spacing w:before="40" w:after="40" w:line="240" w:lineRule="auto"/>
         <w:ind w:left="360" w:hanging="216"/>
       </w:pPr>
       <w:r>
@@ -7638,20 +7638,20 @@
       <w:pPr>
         <w:pStyle w:val="Endure-Subhead"/>
         <w:keepNext/>
-        <w:spacing w:before="160" w:after="60"/>
+        <w:spacing w:before="160" w:after="60" w:line="240" w:lineRule="auto"/>
         <w:outlineLvl w:val="2"/>
       </w:pPr>
       <w:r>
         <w:rPr>
           <w:sz w:val="22"/>
         </w:rPr>
-        <w:t>2.6.2 tegrastats — Monitor de Línea de Comandos</w:t>
+        <w:t>3.6.2 tegrastats — Monitor de Línea de Comandos</w:t>
       </w:r>
     </w:p>
     <w:p>
       <w:pPr>
         <w:pStyle w:val="Endure-FirstParagraphBodyText"/>
-        <w:spacing w:before="100" w:after="100"/>
+        <w:spacing w:before="100" w:after="100" w:line="240" w:lineRule="auto"/>
       </w:pPr>
       <w:r>
         <w:rPr>
@@ -7870,20 +7870,20 @@
       <w:pPr>
         <w:pStyle w:val="Endure-Subhead"/>
         <w:keepNext/>
-        <w:spacing w:before="240" w:after="60"/>
+        <w:spacing w:before="240" w:after="60" w:line="240" w:lineRule="auto"/>
         <w:outlineLvl w:val="1"/>
       </w:pPr>
       <w:r>
         <w:rPr>
           <w:sz w:val="24"/>
         </w:rPr>
-        <w:t>2.7 SSH desde Windows y Transferencia de Archivos (SCP)</w:t>
+        <w:t>3.7 SSH desde Windows y Transferencia de Archivos (SCP)</w:t>
       </w:r>
     </w:p>
     <w:p>
       <w:pPr>
         <w:pStyle w:val="Endure-FirstParagraphBodyText"/>
-        <w:spacing w:before="100" w:after="100"/>
+        <w:spacing w:before="100" w:after="100" w:line="240" w:lineRule="auto"/>
       </w:pPr>
       <w:r>
         <w:rPr>
@@ -7909,20 +7909,20 @@
       <w:pPr>
         <w:pStyle w:val="Endure-Subhead"/>
         <w:keepNext/>
-        <w:spacing w:before="160" w:after="60"/>
+        <w:spacing w:before="160" w:after="60" w:line="240" w:lineRule="auto"/>
         <w:outlineLvl w:val="2"/>
       </w:pPr>
       <w:r>
         <w:rPr>
           <w:sz w:val="22"/>
         </w:rPr>
-        <w:t>2.7.1 Configurar `~/.ssh/config` en Windows</w:t>
+        <w:t>3.7.1 Configurar `~/.ssh/config` en Windows</w:t>
       </w:r>
     </w:p>
     <w:p>
       <w:pPr>
         <w:pStyle w:val="Endure-FirstParagraphBodyText"/>
-        <w:spacing w:before="100" w:after="100"/>
+        <w:spacing w:before="100" w:after="100" w:line="240" w:lineRule="auto"/>
       </w:pPr>
       <w:r>
         <w:rPr>
@@ -7973,7 +7973,7 @@
     <w:p>
       <w:pPr>
         <w:pStyle w:val="Endure-ChapterBodyText"/>
-        <w:spacing w:before="100" w:after="100"/>
+        <w:spacing w:before="100" w:after="100" w:line="240" w:lineRule="auto"/>
       </w:pPr>
       <w:r>
         <w:rPr>
@@ -9436,20 +9436,20 @@
       <w:pPr>
         <w:pStyle w:val="Endure-Subhead"/>
         <w:keepNext/>
-        <w:spacing w:before="160" w:after="60"/>
+        <w:spacing w:before="160" w:after="60" w:line="240" w:lineRule="auto"/>
         <w:outlineLvl w:val="2"/>
       </w:pPr>
       <w:r>
         <w:rPr>
           <w:sz w:val="22"/>
         </w:rPr>
-        <w:t>2.7.2 Transferencia de archivos con SCP</w:t>
+        <w:t>3.7.2 Transferencia de archivos con SCP</w:t>
       </w:r>
     </w:p>
     <w:p>
       <w:pPr>
         <w:pStyle w:val="Endure-FirstParagraphBodyText"/>
-        <w:spacing w:before="100" w:after="100"/>
+        <w:spacing w:before="100" w:after="100" w:line="240" w:lineRule="auto"/>
       </w:pPr>
       <w:r>
         <w:rPr>
@@ -9754,20 +9754,20 @@
       <w:pPr>
         <w:pStyle w:val="Endure-Subhead"/>
         <w:keepNext/>
-        <w:spacing w:before="160" w:after="60"/>
+        <w:spacing w:before="160" w:after="60" w:line="240" w:lineRule="auto"/>
         <w:outlineLvl w:val="2"/>
       </w:pPr>
       <w:r>
         <w:rPr>
           <w:sz w:val="22"/>
         </w:rPr>
-        <w:t>2.7.3 SSH Tunnels — acceso a servicios del Jetson desde Windows</w:t>
+        <w:t>3.7.3 SSH Tunnels — acceso a servicios del Jetson desde Windows</w:t>
       </w:r>
     </w:p>
     <w:p>
       <w:pPr>
         <w:pStyle w:val="Endure-FirstParagraphBodyText"/>
-        <w:spacing w:before="100" w:after="100"/>
+        <w:spacing w:before="100" w:after="100" w:line="240" w:lineRule="auto"/>
       </w:pPr>
       <w:r>
         <w:rPr>
@@ -10075,14 +10075,14 @@
       <w:pPr>
         <w:pStyle w:val="Endure-Subhead"/>
         <w:keepNext/>
-        <w:spacing w:before="240" w:after="60"/>
+        <w:spacing w:before="240" w:after="60" w:line="240" w:lineRule="auto"/>
         <w:outlineLvl w:val="1"/>
       </w:pPr>
       <w:r>
         <w:rPr>
           <w:sz w:val="24"/>
         </w:rPr>
-        <w:t>2.8 Verificación Final del Capítulo</w:t>
+        <w:t>3.8 Verificación Final del Capítulo</w:t>
       </w:r>
     </w:p>
     <w:tbl>
@@ -11166,7 +11166,7 @@
           </w:tcPr>
           <w:p>
             <w:pPr>
-              <w:spacing w:before="0" w:after="0"/>
+              <w:spacing w:before="0" w:after="0" w:line="240" w:lineRule="auto"/>
               <w:jc w:val="center"/>
             </w:pPr>
             <w:r>
@@ -11199,7 +11199,7 @@
           </w:tcPr>
           <w:p>
             <w:pPr>
-              <w:spacing w:before="0" w:after="0"/>
+              <w:spacing w:before="0" w:after="0" w:line="240" w:lineRule="auto"/>
               <w:jc w:val="center"/>
             </w:pPr>
             <w:r>
@@ -11232,7 +11232,7 @@
           </w:tcPr>
           <w:p>
             <w:pPr>
-              <w:spacing w:before="0" w:after="0"/>
+              <w:spacing w:before="0" w:after="0" w:line="240" w:lineRule="auto"/>
               <w:jc w:val="center"/>
             </w:pPr>
             <w:r>
@@ -11270,7 +11270,7 @@
           </w:tcPr>
           <w:p>
             <w:pPr>
-              <w:spacing w:before="0" w:after="0"/>
+              <w:spacing w:before="0" w:after="0" w:line="240" w:lineRule="auto"/>
               <w:jc w:val="center"/>
             </w:pPr>
             <w:r>
@@ -11301,7 +11301,7 @@
           </w:tcPr>
           <w:p>
             <w:pPr>
-              <w:spacing w:before="0" w:after="0"/>
+              <w:spacing w:before="0" w:after="0" w:line="240" w:lineRule="auto"/>
               <w:jc w:val="center"/>
             </w:pPr>
             <w:r>
@@ -11332,7 +11332,7 @@
           </w:tcPr>
           <w:p>
             <w:pPr>
-              <w:spacing w:before="0" w:after="0"/>
+              <w:spacing w:before="0" w:after="0" w:line="240" w:lineRule="auto"/>
               <w:jc w:val="center"/>
             </w:pPr>
             <w:r>
@@ -11368,7 +11368,7 @@
           </w:tcPr>
           <w:p>
             <w:pPr>
-              <w:spacing w:before="0" w:after="0"/>
+              <w:spacing w:before="0" w:after="0" w:line="240" w:lineRule="auto"/>
               <w:jc w:val="center"/>
             </w:pPr>
             <w:r>
@@ -11399,7 +11399,7 @@
           </w:tcPr>
           <w:p>
             <w:pPr>
-              <w:spacing w:before="0" w:after="0"/>
+              <w:spacing w:before="0" w:after="0" w:line="240" w:lineRule="auto"/>
               <w:jc w:val="center"/>
             </w:pPr>
             <w:r>
@@ -11430,7 +11430,7 @@
           </w:tcPr>
           <w:p>
             <w:pPr>
-              <w:spacing w:before="0" w:after="0"/>
+              <w:spacing w:before="0" w:after="0" w:line="240" w:lineRule="auto"/>
               <w:jc w:val="center"/>
             </w:pPr>
             <w:r>
@@ -11466,7 +11466,7 @@
           </w:tcPr>
           <w:p>
             <w:pPr>
-              <w:spacing w:before="0" w:after="0"/>
+              <w:spacing w:before="0" w:after="0" w:line="240" w:lineRule="auto"/>
               <w:jc w:val="center"/>
             </w:pPr>
             <w:r>
@@ -11497,7 +11497,7 @@
           </w:tcPr>
           <w:p>
             <w:pPr>
-              <w:spacing w:before="0" w:after="0"/>
+              <w:spacing w:before="0" w:after="0" w:line="240" w:lineRule="auto"/>
               <w:jc w:val="center"/>
             </w:pPr>
             <w:r>
@@ -11528,7 +11528,7 @@
           </w:tcPr>
           <w:p>
             <w:pPr>
-              <w:spacing w:before="0" w:after="0"/>
+              <w:spacing w:before="0" w:after="0" w:line="240" w:lineRule="auto"/>
               <w:jc w:val="center"/>
             </w:pPr>
             <w:r>
@@ -11564,7 +11564,7 @@
           </w:tcPr>
           <w:p>
             <w:pPr>
-              <w:spacing w:before="0" w:after="0"/>
+              <w:spacing w:before="0" w:after="0" w:line="240" w:lineRule="auto"/>
               <w:jc w:val="center"/>
             </w:pPr>
             <w:r>
@@ -11595,7 +11595,7 @@
           </w:tcPr>
           <w:p>
             <w:pPr>
-              <w:spacing w:before="0" w:after="0"/>
+              <w:spacing w:before="0" w:after="0" w:line="240" w:lineRule="auto"/>
               <w:jc w:val="center"/>
             </w:pPr>
             <w:r>
@@ -11626,7 +11626,7 @@
           </w:tcPr>
           <w:p>
             <w:pPr>
-              <w:spacing w:before="0" w:after="0"/>
+              <w:spacing w:before="0" w:after="0" w:line="240" w:lineRule="auto"/>
               <w:jc w:val="center"/>
             </w:pPr>
             <w:r>
@@ -11662,7 +11662,7 @@
           </w:tcPr>
           <w:p>
             <w:pPr>
-              <w:spacing w:before="0" w:after="0"/>
+              <w:spacing w:before="0" w:after="0" w:line="240" w:lineRule="auto"/>
               <w:jc w:val="center"/>
             </w:pPr>
             <w:r>
@@ -11693,7 +11693,7 @@
           </w:tcPr>
           <w:p>
             <w:pPr>
-              <w:spacing w:before="0" w:after="0"/>
+              <w:spacing w:before="0" w:after="0" w:line="240" w:lineRule="auto"/>
               <w:jc w:val="center"/>
             </w:pPr>
             <w:r>
@@ -11724,7 +11724,7 @@
           </w:tcPr>
           <w:p>
             <w:pPr>
-              <w:spacing w:before="0" w:after="0"/>
+              <w:spacing w:before="0" w:after="0" w:line="240" w:lineRule="auto"/>
               <w:jc w:val="both"/>
             </w:pPr>
             <w:r>
@@ -11760,7 +11760,7 @@
           </w:tcPr>
           <w:p>
             <w:pPr>
-              <w:spacing w:before="0" w:after="0"/>
+              <w:spacing w:before="0" w:after="0" w:line="240" w:lineRule="auto"/>
               <w:jc w:val="center"/>
             </w:pPr>
             <w:r>
@@ -11791,7 +11791,7 @@
           </w:tcPr>
           <w:p>
             <w:pPr>
-              <w:spacing w:before="0" w:after="0"/>
+              <w:spacing w:before="0" w:after="0" w:line="240" w:lineRule="auto"/>
               <w:jc w:val="both"/>
             </w:pPr>
             <w:r>
@@ -11822,7 +11822,7 @@
           </w:tcPr>
           <w:p>
             <w:pPr>
-              <w:spacing w:before="0" w:after="0"/>
+              <w:spacing w:before="0" w:after="0" w:line="240" w:lineRule="auto"/>
               <w:jc w:val="center"/>
             </w:pPr>
             <w:r>
@@ -11914,6 +11914,11 @@
     </w:p>
     <w:sectPr>
       <w:footerReference w:type="first" r:id="rId43"/>
+      <w:headerReference w:type="default" r:id="rId46"/>
+      <w:footerReference w:type="default" r:id="rId47"/>
+      <w:headerReference w:type="even" r:id="rId48"/>
+      <w:footerReference w:type="even" r:id="rId49"/>
+      <w:headerReference w:type="first" r:id="rId50"/>
       <w:type w:val="nextColumn"/>
       <w:pgSz w:w="10080" w:h="14400"/>
       <w:pgMar w:top="794" w:right="851" w:bottom="794" w:left="1077" w:header="454" w:footer="454" w:gutter="0"/>
@@ -13158,6 +13163,26 @@
 </w:ftr>
 </file>
 
+<file path=word/footer34.xml><?xml version="1.0" encoding="utf-8"?>
+<w:ftr xmlns:m="http://schemas.openxmlformats.org/officeDocument/2006/math" xmlns:mc="http://schemas.openxmlformats.org/markup-compatibility/2006" xmlns:mo="http://schemas.microsoft.com/office/mac/office/2008/main" xmlns:mv="urn:schemas-microsoft-com:mac:vml" xmlns:o="urn:schemas-microsoft-com:office:office" xmlns:r="http://schemas.openxmlformats.org/officeDocument/2006/relationships" xmlns:v="urn:schemas-microsoft-com:vml" xmlns:w10="urn:schemas-microsoft-com:office:word" xmlns:w14="http://schemas.microsoft.com/office/word/2010/wordml" xmlns:w="http://schemas.openxmlformats.org/wordprocessingml/2006/main" xmlns:wne="http://schemas.microsoft.com/office/word/2006/wordml" xmlns:wp14="http://schemas.microsoft.com/office/word/2010/wordprocessingDrawing" xmlns:wp="http://schemas.openxmlformats.org/drawingml/2006/wordprocessingDrawing" xmlns:wpc="http://schemas.microsoft.com/office/word/2010/wordprocessingCanvas" xmlns:wpg="http://schemas.microsoft.com/office/word/2010/wordprocessingGroup" xmlns:wpi="http://schemas.microsoft.com/office/word/2010/wordprocessingInk" xmlns:wps="http://schemas.microsoft.com/office/word/2010/wordprocessingShape" mc:Ignorable="w14 wp14">
+  <w:p>
+    <w:pPr>
+      <w:pStyle w:val="Footer"/>
+    </w:pPr>
+  </w:p>
+</w:ftr>
+</file>
+
+<file path=word/footer35.xml><?xml version="1.0" encoding="utf-8"?>
+<w:ftr xmlns:m="http://schemas.openxmlformats.org/officeDocument/2006/math" xmlns:mc="http://schemas.openxmlformats.org/markup-compatibility/2006" xmlns:mo="http://schemas.microsoft.com/office/mac/office/2008/main" xmlns:mv="urn:schemas-microsoft-com:mac:vml" xmlns:o="urn:schemas-microsoft-com:office:office" xmlns:r="http://schemas.openxmlformats.org/officeDocument/2006/relationships" xmlns:v="urn:schemas-microsoft-com:vml" xmlns:w10="urn:schemas-microsoft-com:office:word" xmlns:w14="http://schemas.microsoft.com/office/word/2010/wordml" xmlns:w="http://schemas.openxmlformats.org/wordprocessingml/2006/main" xmlns:wne="http://schemas.microsoft.com/office/word/2006/wordml" xmlns:wp14="http://schemas.microsoft.com/office/word/2010/wordprocessingDrawing" xmlns:wp="http://schemas.openxmlformats.org/drawingml/2006/wordprocessingDrawing" xmlns:wpc="http://schemas.microsoft.com/office/word/2010/wordprocessingCanvas" xmlns:wpg="http://schemas.microsoft.com/office/word/2010/wordprocessingGroup" xmlns:wpi="http://schemas.microsoft.com/office/word/2010/wordprocessingInk" xmlns:wps="http://schemas.microsoft.com/office/word/2010/wordprocessingShape" mc:Ignorable="w14 wp14">
+  <w:p>
+    <w:pPr>
+      <w:pStyle w:val="Footer"/>
+    </w:pPr>
+  </w:p>
+</w:ftr>
+</file>
+
 <file path=word/footer4.xml><?xml version="1.0" encoding="utf-8"?>
 <w:ftr xmlns:wpc="http://schemas.microsoft.com/office/word/2010/wordprocessingCanvas" xmlns:cx="http://schemas.microsoft.com/office/drawing/2014/chartex" xmlns:cx1="http://schemas.microsoft.com/office/drawing/2015/9/8/chartex" xmlns:cx2="http://schemas.microsoft.com/office/drawing/2015/10/21/chartex" xmlns:cx3="http://schemas.microsoft.com/office/drawing/2016/5/9/chartex" xmlns:cx4="http://schemas.microsoft.com/office/drawing/2016/5/10/chartex" xmlns:cx5="http://schemas.microsoft.com/office/drawing/2016/5/11/chartex" xmlns:cx6="http://schemas.microsoft.com/office/drawing/2016/5/12/chartex" xmlns:cx7="http://schemas.microsoft.com/office/drawing/2016/5/13/chartex" xmlns:cx8="http://schemas.microsoft.com/office/drawing/2016/5/14/chartex" xmlns:mc="http://schemas.openxmlformats.org/markup-compatibility/2006" xmlns:aink="http://schemas.microsoft.com/office/drawing/2016/ink" xmlns:am3d="http://schemas.microsoft.com/office/drawing/2017/model3d" xmlns:o="urn:schemas-microsoft-com:office:office" xmlns:oel="http://schemas.microsoft.com/office/2019/extlst" xmlns:r="http://schemas.openxmlformats.org/officeDocument/2006/relationships" xmlns:m="http://schemas.openxmlformats.org/officeDocument/2006/math" xmlns:v="urn:schemas-microsoft-com:vml" xmlns:wp14="http://schemas.microsoft.com/office/word/2010/wordprocessingDrawing" xmlns:wp="http://schemas.openxmlformats.org/drawingml/2006/wordprocessingDrawing" xmlns:w10="urn:schemas-microsoft-com:office:word" xmlns:w="http://schemas.openxmlformats.org/wordprocessingml/2006/main" xmlns:w14="http://schemas.microsoft.com/office/word/2010/wordml" xmlns:w15="http://schemas.microsoft.com/office/word/2012/wordml" xmlns:w16cex="http://schemas.microsoft.com/office/word/2018/wordml/cex" xmlns:w16cid="http://schemas.microsoft.com/office/word/2016/wordml/cid" xmlns:w16="http://schemas.microsoft.com/office/word/2018/wordml" xmlns:w16du="http://schemas.microsoft.com/office/word/2023/wordml/word16du" xmlns:w16sdtdh="http://schemas.microsoft.com/office/word/2020/wordml/sdtdatahash" xmlns:w16sdtfl="http://schemas.microsoft.com/office/word/2024/wordml/sdtformatlock" xmlns:w16se="http://schemas.microsoft.com/office/word/2015/wordml/symex" xmlns:wpg="http://schemas.microsoft.com/office/word/2010/wordprocessingGroup" xmlns:wpi="http://schemas.microsoft.com/office/word/2010/wordprocessingInk" xmlns:wne="http://schemas.microsoft.com/office/word/2006/wordml" xmlns:wps="http://schemas.microsoft.com/office/word/2010/wordprocessingShape" mc:Ignorable="w14 w15 w16se w16cid w16 w16cex w16sdtdh w16sdtfl w16du wp14">
   <w:p>
@@ -13415,6 +13440,36 @@
     <w:r>
       <w:t>TÍTULO DEL LIBRO</w:t>
     </w:r>
+  </w:p>
+</w:hdr>
+</file>
+
+<file path=word/header3.xml><?xml version="1.0" encoding="utf-8"?>
+<w:hdr xmlns:m="http://schemas.openxmlformats.org/officeDocument/2006/math" xmlns:mc="http://schemas.openxmlformats.org/markup-compatibility/2006" xmlns:mo="http://schemas.microsoft.com/office/mac/office/2008/main" xmlns:mv="urn:schemas-microsoft-com:mac:vml" xmlns:o="urn:schemas-microsoft-com:office:office" xmlns:r="http://schemas.openxmlformats.org/officeDocument/2006/relationships" xmlns:v="urn:schemas-microsoft-com:vml" xmlns:w10="urn:schemas-microsoft-com:office:word" xmlns:w14="http://schemas.microsoft.com/office/word/2010/wordml" xmlns:w="http://schemas.openxmlformats.org/wordprocessingml/2006/main" xmlns:wne="http://schemas.microsoft.com/office/word/2006/wordml" xmlns:wp14="http://schemas.microsoft.com/office/word/2010/wordprocessingDrawing" xmlns:wp="http://schemas.openxmlformats.org/drawingml/2006/wordprocessingDrawing" xmlns:wpc="http://schemas.microsoft.com/office/word/2010/wordprocessingCanvas" xmlns:wpg="http://schemas.microsoft.com/office/word/2010/wordprocessingGroup" xmlns:wpi="http://schemas.microsoft.com/office/word/2010/wordprocessingInk" xmlns:wps="http://schemas.microsoft.com/office/word/2010/wordprocessingShape" mc:Ignorable="w14 wp14">
+  <w:p>
+    <w:pPr>
+      <w:pStyle w:val="Header"/>
+    </w:pPr>
+  </w:p>
+</w:hdr>
+</file>
+
+<file path=word/header4.xml><?xml version="1.0" encoding="utf-8"?>
+<w:hdr xmlns:m="http://schemas.openxmlformats.org/officeDocument/2006/math" xmlns:mc="http://schemas.openxmlformats.org/markup-compatibility/2006" xmlns:mo="http://schemas.microsoft.com/office/mac/office/2008/main" xmlns:mv="urn:schemas-microsoft-com:mac:vml" xmlns:o="urn:schemas-microsoft-com:office:office" xmlns:r="http://schemas.openxmlformats.org/officeDocument/2006/relationships" xmlns:v="urn:schemas-microsoft-com:vml" xmlns:w10="urn:schemas-microsoft-com:office:word" xmlns:w14="http://schemas.microsoft.com/office/word/2010/wordml" xmlns:w="http://schemas.openxmlformats.org/wordprocessingml/2006/main" xmlns:wne="http://schemas.microsoft.com/office/word/2006/wordml" xmlns:wp14="http://schemas.microsoft.com/office/word/2010/wordprocessingDrawing" xmlns:wp="http://schemas.openxmlformats.org/drawingml/2006/wordprocessingDrawing" xmlns:wpc="http://schemas.microsoft.com/office/word/2010/wordprocessingCanvas" xmlns:wpg="http://schemas.microsoft.com/office/word/2010/wordprocessingGroup" xmlns:wpi="http://schemas.microsoft.com/office/word/2010/wordprocessingInk" xmlns:wps="http://schemas.microsoft.com/office/word/2010/wordprocessingShape" mc:Ignorable="w14 wp14">
+  <w:p>
+    <w:pPr>
+      <w:pStyle w:val="Header"/>
+    </w:pPr>
+  </w:p>
+</w:hdr>
+</file>
+
+<file path=word/header5.xml><?xml version="1.0" encoding="utf-8"?>
+<w:hdr xmlns:m="http://schemas.openxmlformats.org/officeDocument/2006/math" xmlns:mc="http://schemas.openxmlformats.org/markup-compatibility/2006" xmlns:mo="http://schemas.microsoft.com/office/mac/office/2008/main" xmlns:mv="urn:schemas-microsoft-com:mac:vml" xmlns:o="urn:schemas-microsoft-com:office:office" xmlns:r="http://schemas.openxmlformats.org/officeDocument/2006/relationships" xmlns:v="urn:schemas-microsoft-com:vml" xmlns:w10="urn:schemas-microsoft-com:office:word" xmlns:w14="http://schemas.microsoft.com/office/word/2010/wordml" xmlns:w="http://schemas.openxmlformats.org/wordprocessingml/2006/main" xmlns:wne="http://schemas.microsoft.com/office/word/2006/wordml" xmlns:wp14="http://schemas.microsoft.com/office/word/2010/wordprocessingDrawing" xmlns:wp="http://schemas.openxmlformats.org/drawingml/2006/wordprocessingDrawing" xmlns:wpc="http://schemas.microsoft.com/office/word/2010/wordprocessingCanvas" xmlns:wpg="http://schemas.microsoft.com/office/word/2010/wordprocessingGroup" xmlns:wpi="http://schemas.microsoft.com/office/word/2010/wordprocessingInk" xmlns:wps="http://schemas.microsoft.com/office/word/2010/wordprocessingShape" mc:Ignorable="w14 wp14">
+  <w:p>
+    <w:pPr>
+      <w:pStyle w:val="Header"/>
+    </w:pPr>
   </w:p>
 </w:hdr>
 </file>
